--- a/plan.docx
+++ b/plan.docx
@@ -15,17 +15,17 @@
         <w:pStyle w:val="Subtitle"/>
       </w:pPr>
       <w:r>
-        <w:t>IS4000 Group 7  |  Proposed plan based on the backlog and Weeks 1 to 6</w:t>
+        <w:t>Updated 12 October 2026  |  IS4000 Group 7  |  Code review db02beb</w:t>
       </w:r>
     </w:p>
     <w:p>
       <w:r>
-        <w:t>The backlog is relevant to our chatbot, but some stories go beyond the assignment. We should first build a chatbot that answers account, loan and credit card questions using approved information. It should handle follow-up questions, ask for missing details and explain when it cannot help.</w:t>
+        <w:t>The latest code adds login, personal banking data and banking-specific instructions. The chatbot has a stronger starting point, but the full Excel backlog is not complete. This update shows what is done in code, what is partially done and what still needs to be built.</w:t>
       </w:r>
     </w:p>
     <w:p>
       <w:r>
-        <w:t>This plan builds on the backlog review and the copied course materials. It includes proposed story changes, before-and-after examples, an implementation order and tests. The proposed features and test targets have not yet been implemented or validated.</w:t>
+        <w:t>Status is based on the code and all 18 backlog stories. “Done in code” means the feature is present. It does not mean live banking answers or database permissions have passed acceptance tests. No full story is confirmed complete: 10 are partially done and 8 are not implemented.</w:t>
       </w:r>
     </w:p>
     <w:p>
@@ -33,12 +33,12 @@
         <w:pStyle w:val="Heading2"/>
       </w:pPr>
       <w:r>
-        <w:t>What the project already has</w:t>
+        <w:t>What is done in code</w:t>
       </w:r>
     </w:p>
     <w:p>
       <w:r>
-        <w:t>The code has a React chat screen, a FastAPI backend and streamed responses from an LLM. It sends the conversation history from the current page session. The system prompt is still generic. Banking knowledge retrieval, source citations, authentication and banking answer tests are not implemented. The existing test checks the health endpoint.</w:t>
+        <w:t>The app now has a sign-in screen, login-token checks, sign-out and streamed chat replies. It loads customer records and loan/card catalogues from Supabase. The prompt includes banking rules, loan approval limits and restrictions on actions. The interface shows a demo and AI notice. Messages have length limits, and service errors are handled.</w:t>
       </w:r>
     </w:p>
     <w:p>
@@ -46,7 +46,7 @@
         <w:pStyle w:val="Heading2"/>
       </w:pPr>
       <w:r>
-        <w:t>Recommended scope</w:t>
+        <w:t>Overall backlog status</w:t>
       </w:r>
     </w:p>
     <w:tbl>
@@ -57,9 +57,9 @@
         <w:tblLook w:firstColumn="1" w:firstRow="1" w:lastColumn="0" w:lastRow="0" w:noHBand="0" w:noVBand="1" w:val="04A0"/>
       </w:tblPr>
       <w:tblGrid>
-        <w:gridCol w:w="1296"/>
-        <w:gridCol w:w="1800"/>
-        <w:gridCol w:w="7128"/>
+        <w:gridCol w:w="1872"/>
+        <w:gridCol w:w="2448"/>
+        <w:gridCol w:w="5904"/>
       </w:tblGrid>
       <w:tr>
         <w:trPr>
@@ -68,7 +68,7 @@
         </w:trPr>
         <w:tc>
           <w:tcPr>
-            <w:tcW w:type="dxa" w:w="1296"/>
+            <w:tcW w:type="dxa" w:w="1872"/>
             <w:vAlign w:val="center"/>
             <w:tcBorders>
               <w:top w:val="single" w:sz="4" w:color="D9D9D9"/>
@@ -83,24 +83,36 @@
               <w:right w:w="95" w:type="dxa"/>
             </w:tcMar>
             <w:shd w:fill="DFEAF2"/>
+            <w:tcBorders>
+              <w:top w:val="single" w:sz="4" w:color="D9D9D9"/>
+              <w:left w:val="single" w:sz="4" w:color="D9D9D9"/>
+              <w:bottom w:val="single" w:sz="4" w:color="D9D9D9"/>
+              <w:right w:val="single" w:sz="4" w:color="D9D9D9"/>
+            </w:tcBorders>
+            <w:tcMar>
+              <w:top w:w="100" w:type="dxa"/>
+              <w:bottom w:w="100" w:type="dxa"/>
+              <w:left w:w="100" w:type="dxa"/>
+              <w:right w:w="100" w:type="dxa"/>
+            </w:tcMar>
           </w:tcPr>
           <w:p>
             <w:pPr>
-              <w:spacing w:after="0" w:line="245" w:lineRule="auto"/>
-              <w:jc w:val="center"/>
+              <w:spacing w:after="40" w:line="250" w:lineRule="auto"/>
+              <w:jc w:val="left"/>
             </w:pPr>
             <w:r>
               <w:rPr>
                 <w:b/>
                 <w:sz w:val="21"/>
               </w:rPr>
-              <w:t>Stories</w:t>
+              <w:t>Status</w:t>
             </w:r>
           </w:p>
         </w:tc>
         <w:tc>
           <w:tcPr>
-            <w:tcW w:type="dxa" w:w="1800"/>
+            <w:tcW w:type="dxa" w:w="2448"/>
             <w:vAlign w:val="center"/>
             <w:tcBorders>
               <w:top w:val="single" w:sz="4" w:color="D9D9D9"/>
@@ -115,23 +127,36 @@
               <w:right w:w="95" w:type="dxa"/>
             </w:tcMar>
             <w:shd w:fill="DFEAF2"/>
+            <w:tcBorders>
+              <w:top w:val="single" w:sz="4" w:color="D9D9D9"/>
+              <w:left w:val="single" w:sz="4" w:color="D9D9D9"/>
+              <w:bottom w:val="single" w:sz="4" w:color="D9D9D9"/>
+              <w:right w:val="single" w:sz="4" w:color="D9D9D9"/>
+            </w:tcBorders>
+            <w:tcMar>
+              <w:top w:w="100" w:type="dxa"/>
+              <w:bottom w:w="100" w:type="dxa"/>
+              <w:left w:w="100" w:type="dxa"/>
+              <w:right w:w="100" w:type="dxa"/>
+            </w:tcMar>
           </w:tcPr>
           <w:p>
             <w:pPr>
-              <w:spacing w:after="0" w:line="245" w:lineRule="auto"/>
+              <w:spacing w:after="40" w:line="250" w:lineRule="auto"/>
+              <w:jc w:val="left"/>
             </w:pPr>
             <w:r>
               <w:rPr>
                 <w:b/>
                 <w:sz w:val="21"/>
               </w:rPr>
-              <w:t>Decision</w:t>
+              <w:t>Stories</w:t>
             </w:r>
           </w:p>
         </w:tc>
         <w:tc>
           <w:tcPr>
-            <w:tcW w:type="dxa" w:w="7128"/>
+            <w:tcW w:type="dxa" w:w="5904"/>
             <w:vAlign w:val="center"/>
             <w:tcBorders>
               <w:top w:val="single" w:sz="4" w:color="D9D9D9"/>
@@ -146,17 +171,30 @@
               <w:right w:w="95" w:type="dxa"/>
             </w:tcMar>
             <w:shd w:fill="DFEAF2"/>
+            <w:tcBorders>
+              <w:top w:val="single" w:sz="4" w:color="D9D9D9"/>
+              <w:left w:val="single" w:sz="4" w:color="D9D9D9"/>
+              <w:bottom w:val="single" w:sz="4" w:color="D9D9D9"/>
+              <w:right w:val="single" w:sz="4" w:color="D9D9D9"/>
+            </w:tcBorders>
+            <w:tcMar>
+              <w:top w:w="100" w:type="dxa"/>
+              <w:bottom w:w="100" w:type="dxa"/>
+              <w:left w:w="100" w:type="dxa"/>
+              <w:right w:w="100" w:type="dxa"/>
+            </w:tcMar>
           </w:tcPr>
           <w:p>
             <w:pPr>
-              <w:spacing w:after="0" w:line="245" w:lineRule="auto"/>
+              <w:spacing w:after="40" w:line="250" w:lineRule="auto"/>
+              <w:jc w:val="left"/>
             </w:pPr>
             <w:r>
               <w:rPr>
                 <w:b/>
                 <w:sz w:val="21"/>
               </w:rPr>
-              <w:t>What this means</w:t>
+              <w:t>Meaning</w:t>
             </w:r>
           </w:p>
         </w:tc>
@@ -167,7 +205,7 @@
         </w:trPr>
         <w:tc>
           <w:tcPr>
-            <w:tcW w:type="dxa" w:w="1296"/>
+            <w:tcW w:type="dxa" w:w="1872"/>
             <w:vAlign w:val="center"/>
             <w:tcBorders>
               <w:top w:val="single" w:sz="4" w:color="D9D9D9"/>
@@ -176,29 +214,29 @@
               <w:right w:val="single" w:sz="4" w:color="D9D9D9"/>
             </w:tcBorders>
             <w:tcMar>
-              <w:top w:w="95" w:type="dxa"/>
-              <w:bottom w:w="95" w:type="dxa"/>
-              <w:left w:w="95" w:type="dxa"/>
-              <w:right w:w="95" w:type="dxa"/>
+              <w:top w:w="100" w:type="dxa"/>
+              <w:bottom w:w="100" w:type="dxa"/>
+              <w:left w:w="100" w:type="dxa"/>
+              <w:right w:w="100" w:type="dxa"/>
             </w:tcMar>
           </w:tcPr>
           <w:p>
             <w:pPr>
-              <w:spacing w:after="0" w:line="245" w:lineRule="auto"/>
-              <w:jc w:val="center"/>
+              <w:spacing w:after="40" w:line="250" w:lineRule="auto"/>
+              <w:jc w:val="left"/>
             </w:pPr>
             <w:r>
               <w:rPr>
                 <w:b w:val="0"/>
                 <w:sz w:val="21"/>
               </w:rPr>
-              <w:t>1 to 5</w:t>
+              <w:t>Done</w:t>
             </w:r>
           </w:p>
         </w:tc>
         <w:tc>
           <w:tcPr>
-            <w:tcW w:type="dxa" w:w="1800"/>
+            <w:tcW w:type="dxa" w:w="2448"/>
             <w:vAlign w:val="center"/>
             <w:tcBorders>
               <w:top w:val="single" w:sz="4" w:color="D9D9D9"/>
@@ -207,28 +245,29 @@
               <w:right w:val="single" w:sz="4" w:color="D9D9D9"/>
             </w:tcBorders>
             <w:tcMar>
-              <w:top w:w="95" w:type="dxa"/>
-              <w:bottom w:w="95" w:type="dxa"/>
-              <w:left w:w="95" w:type="dxa"/>
-              <w:right w:w="95" w:type="dxa"/>
+              <w:top w:w="100" w:type="dxa"/>
+              <w:bottom w:w="100" w:type="dxa"/>
+              <w:left w:w="100" w:type="dxa"/>
+              <w:right w:w="100" w:type="dxa"/>
             </w:tcMar>
           </w:tcPr>
           <w:p>
             <w:pPr>
-              <w:spacing w:after="0" w:line="245" w:lineRule="auto"/>
+              <w:spacing w:after="40" w:line="250" w:lineRule="auto"/>
+              <w:jc w:val="left"/>
             </w:pPr>
             <w:r>
               <w:rPr>
                 <w:b w:val="0"/>
                 <w:sz w:val="21"/>
               </w:rPr>
-              <w:t>Core</w:t>
+              <w:t>0 confirmed complete</w:t>
             </w:r>
           </w:p>
         </w:tc>
         <w:tc>
           <w:tcPr>
-            <w:tcW w:type="dxa" w:w="7128"/>
+            <w:tcW w:type="dxa" w:w="5904"/>
             <w:vAlign w:val="center"/>
             <w:tcBorders>
               <w:top w:val="single" w:sz="4" w:color="D9D9D9"/>
@@ -237,22 +276,23 @@
               <w:right w:val="single" w:sz="4" w:color="D9D9D9"/>
             </w:tcBorders>
             <w:tcMar>
-              <w:top w:w="95" w:type="dxa"/>
-              <w:bottom w:w="95" w:type="dxa"/>
-              <w:left w:w="95" w:type="dxa"/>
-              <w:right w:w="95" w:type="dxa"/>
+              <w:top w:w="100" w:type="dxa"/>
+              <w:bottom w:w="100" w:type="dxa"/>
+              <w:left w:w="100" w:type="dxa"/>
+              <w:right w:w="100" w:type="dxa"/>
             </w:tcMar>
           </w:tcPr>
           <w:p>
             <w:pPr>
-              <w:spacing w:after="0" w:line="245" w:lineRule="auto"/>
+              <w:spacing w:after="40" w:line="250" w:lineRule="auto"/>
+              <w:jc w:val="left"/>
             </w:pPr>
             <w:r>
               <w:rPr>
                 <w:b w:val="0"/>
                 <w:sz w:val="21"/>
               </w:rPr>
-              <w:t>Answer account, loan, card, transaction and service questions. Start with general guidance.</w:t>
+              <w:t>Some features are done in code, but no full story has met all acceptance criteria.</w:t>
             </w:r>
           </w:p>
         </w:tc>
@@ -263,7 +303,7 @@
         </w:trPr>
         <w:tc>
           <w:tcPr>
-            <w:tcW w:type="dxa" w:w="1296"/>
+            <w:tcW w:type="dxa" w:w="1872"/>
             <w:vAlign w:val="center"/>
             <w:tcBorders>
               <w:top w:val="single" w:sz="4" w:color="D9D9D9"/>
@@ -272,29 +312,29 @@
               <w:right w:val="single" w:sz="4" w:color="D9D9D9"/>
             </w:tcBorders>
             <w:tcMar>
-              <w:top w:w="95" w:type="dxa"/>
-              <w:bottom w:w="95" w:type="dxa"/>
-              <w:left w:w="95" w:type="dxa"/>
-              <w:right w:w="95" w:type="dxa"/>
+              <w:top w:w="100" w:type="dxa"/>
+              <w:bottom w:w="100" w:type="dxa"/>
+              <w:left w:w="100" w:type="dxa"/>
+              <w:right w:w="100" w:type="dxa"/>
             </w:tcMar>
           </w:tcPr>
           <w:p>
             <w:pPr>
-              <w:spacing w:after="0" w:line="245" w:lineRule="auto"/>
-              <w:jc w:val="center"/>
+              <w:spacing w:after="40" w:line="250" w:lineRule="auto"/>
+              <w:jc w:val="left"/>
             </w:pPr>
             <w:r>
               <w:rPr>
                 <w:b w:val="0"/>
                 <w:sz w:val="21"/>
               </w:rPr>
-              <w:t>6 and 13</w:t>
+              <w:t>Partially done</w:t>
             </w:r>
           </w:p>
         </w:tc>
         <w:tc>
           <w:tcPr>
-            <w:tcW w:type="dxa" w:w="1800"/>
+            <w:tcW w:type="dxa" w:w="2448"/>
             <w:vAlign w:val="center"/>
             <w:tcBorders>
               <w:top w:val="single" w:sz="4" w:color="D9D9D9"/>
@@ -303,28 +343,29 @@
               <w:right w:val="single" w:sz="4" w:color="D9D9D9"/>
             </w:tcBorders>
             <w:tcMar>
-              <w:top w:w="95" w:type="dxa"/>
-              <w:bottom w:w="95" w:type="dxa"/>
-              <w:left w:w="95" w:type="dxa"/>
-              <w:right w:w="95" w:type="dxa"/>
+              <w:top w:w="100" w:type="dxa"/>
+              <w:bottom w:w="100" w:type="dxa"/>
+              <w:left w:w="100" w:type="dxa"/>
+              <w:right w:w="100" w:type="dxa"/>
             </w:tcMar>
           </w:tcPr>
           <w:p>
             <w:pPr>
-              <w:spacing w:after="0" w:line="245" w:lineRule="auto"/>
+              <w:spacing w:after="40" w:line="250" w:lineRule="auto"/>
+              <w:jc w:val="left"/>
             </w:pPr>
             <w:r>
               <w:rPr>
                 <w:b w:val="0"/>
                 <w:sz w:val="21"/>
               </w:rPr>
-              <w:t>High priority</w:t>
+              <w:t>1 to 6 and 13 to 16</w:t>
             </w:r>
           </w:p>
         </w:tc>
         <w:tc>
           <w:tcPr>
-            <w:tcW w:type="dxa" w:w="7128"/>
+            <w:tcW w:type="dxa" w:w="5904"/>
             <w:vAlign w:val="center"/>
             <w:tcBorders>
               <w:top w:val="single" w:sz="4" w:color="D9D9D9"/>
@@ -333,22 +374,23 @@
               <w:right w:val="single" w:sz="4" w:color="D9D9D9"/>
             </w:tcBorders>
             <w:tcMar>
-              <w:top w:w="95" w:type="dxa"/>
-              <w:bottom w:w="95" w:type="dxa"/>
-              <w:left w:w="95" w:type="dxa"/>
-              <w:right w:w="95" w:type="dxa"/>
+              <w:top w:w="100" w:type="dxa"/>
+              <w:bottom w:w="100" w:type="dxa"/>
+              <w:left w:w="100" w:type="dxa"/>
+              <w:right w:w="100" w:type="dxa"/>
             </w:tcMar>
           </w:tcPr>
           <w:p>
             <w:pPr>
-              <w:spacing w:after="0" w:line="245" w:lineRule="auto"/>
+              <w:spacing w:after="40" w:line="250" w:lineRule="auto"/>
+              <w:jc w:val="left"/>
             </w:pPr>
             <w:r>
               <w:rPr>
                 <w:b w:val="0"/>
                 <w:sz w:val="21"/>
               </w:rPr>
-              <w:t>Understand natural language and keep relevant context during the current session.</w:t>
+              <w:t>The code covers part of the story. Features or acceptance checks are still missing.</w:t>
             </w:r>
           </w:p>
         </w:tc>
@@ -359,7 +401,7 @@
         </w:trPr>
         <w:tc>
           <w:tcPr>
-            <w:tcW w:type="dxa" w:w="1296"/>
+            <w:tcW w:type="dxa" w:w="1872"/>
             <w:vAlign w:val="center"/>
             <w:tcBorders>
               <w:top w:val="single" w:sz="4" w:color="D9D9D9"/>
@@ -368,29 +410,29 @@
               <w:right w:val="single" w:sz="4" w:color="D9D9D9"/>
             </w:tcBorders>
             <w:tcMar>
-              <w:top w:w="95" w:type="dxa"/>
-              <w:bottom w:w="95" w:type="dxa"/>
-              <w:left w:w="95" w:type="dxa"/>
-              <w:right w:w="95" w:type="dxa"/>
+              <w:top w:w="100" w:type="dxa"/>
+              <w:bottom w:w="100" w:type="dxa"/>
+              <w:left w:w="100" w:type="dxa"/>
+              <w:right w:w="100" w:type="dxa"/>
             </w:tcMar>
           </w:tcPr>
           <w:p>
             <w:pPr>
-              <w:spacing w:after="0" w:line="245" w:lineRule="auto"/>
-              <w:jc w:val="center"/>
+              <w:spacing w:after="40" w:line="250" w:lineRule="auto"/>
+              <w:jc w:val="left"/>
             </w:pPr>
             <w:r>
               <w:rPr>
                 <w:b w:val="0"/>
                 <w:sz w:val="21"/>
               </w:rPr>
-              <w:t>14 to 18</w:t>
+              <w:t>Not implemented</w:t>
             </w:r>
           </w:p>
         </w:tc>
         <w:tc>
           <w:tcPr>
-            <w:tcW w:type="dxa" w:w="1800"/>
+            <w:tcW w:type="dxa" w:w="2448"/>
             <w:vAlign w:val="center"/>
             <w:tcBorders>
               <w:top w:val="single" w:sz="4" w:color="D9D9D9"/>
@@ -399,28 +441,29 @@
               <w:right w:val="single" w:sz="4" w:color="D9D9D9"/>
             </w:tcBorders>
             <w:tcMar>
-              <w:top w:w="95" w:type="dxa"/>
-              <w:bottom w:w="95" w:type="dxa"/>
-              <w:left w:w="95" w:type="dxa"/>
-              <w:right w:w="95" w:type="dxa"/>
+              <w:top w:w="100" w:type="dxa"/>
+              <w:bottom w:w="100" w:type="dxa"/>
+              <w:left w:w="100" w:type="dxa"/>
+              <w:right w:w="100" w:type="dxa"/>
             </w:tcMar>
           </w:tcPr>
           <w:p>
             <w:pPr>
-              <w:spacing w:after="0" w:line="245" w:lineRule="auto"/>
+              <w:spacing w:after="40" w:line="250" w:lineRule="auto"/>
+              <w:jc w:val="left"/>
             </w:pPr>
             <w:r>
               <w:rPr>
                 <w:b w:val="0"/>
                 <w:sz w:val="21"/>
               </w:rPr>
-              <w:t>Core</w:t>
+              <w:t>7 to 12 and 17 to 18</w:t>
             </w:r>
           </w:p>
         </w:tc>
         <w:tc>
           <w:tcPr>
-            <w:tcW w:type="dxa" w:w="7128"/>
+            <w:tcW w:type="dxa" w:w="5904"/>
             <w:vAlign w:val="center"/>
             <w:tcBorders>
               <w:top w:val="single" w:sz="4" w:color="D9D9D9"/>
@@ -429,406 +472,23 @@
               <w:right w:val="single" w:sz="4" w:color="D9D9D9"/>
             </w:tcBorders>
             <w:tcMar>
-              <w:top w:w="95" w:type="dxa"/>
-              <w:bottom w:w="95" w:type="dxa"/>
-              <w:left w:w="95" w:type="dxa"/>
-              <w:right w:w="95" w:type="dxa"/>
+              <w:top w:w="100" w:type="dxa"/>
+              <w:bottom w:w="100" w:type="dxa"/>
+              <w:left w:w="100" w:type="dxa"/>
+              <w:right w:w="100" w:type="dxa"/>
             </w:tcMar>
           </w:tcPr>
           <w:p>
             <w:pPr>
-              <w:spacing w:after="0" w:line="245" w:lineRule="auto"/>
+              <w:spacing w:after="40" w:line="250" w:lineRule="auto"/>
+              <w:jc w:val="left"/>
             </w:pPr>
             <w:r>
               <w:rPr>
                 <w:b w:val="0"/>
                 <w:sz w:val="21"/>
               </w:rPr>
-              <w:t>Protect private data, identify the AI, handle lost cards, test improvements and show sources.</w:t>
-            </w:r>
-          </w:p>
-        </w:tc>
-      </w:tr>
-      <w:tr>
-        <w:trPr>
-          <w:cantSplit/>
-        </w:trPr>
-        <w:tc>
-          <w:tcPr>
-            <w:tcW w:type="dxa" w:w="1296"/>
-            <w:vAlign w:val="center"/>
-            <w:tcBorders>
-              <w:top w:val="single" w:sz="4" w:color="D9D9D9"/>
-              <w:left w:val="single" w:sz="4" w:color="D9D9D9"/>
-              <w:bottom w:val="single" w:sz="4" w:color="D9D9D9"/>
-              <w:right w:val="single" w:sz="4" w:color="D9D9D9"/>
-            </w:tcBorders>
-            <w:tcMar>
-              <w:top w:w="95" w:type="dxa"/>
-              <w:bottom w:w="95" w:type="dxa"/>
-              <w:left w:w="95" w:type="dxa"/>
-              <w:right w:w="95" w:type="dxa"/>
-            </w:tcMar>
-          </w:tcPr>
-          <w:p>
-            <w:pPr>
-              <w:spacing w:after="0" w:line="245" w:lineRule="auto"/>
-              <w:jc w:val="center"/>
-            </w:pPr>
-            <w:r>
-              <w:rPr>
-                <w:b w:val="0"/>
-                <w:sz w:val="21"/>
-              </w:rPr>
-              <w:t>7</w:t>
-            </w:r>
-          </w:p>
-        </w:tc>
-        <w:tc>
-          <w:tcPr>
-            <w:tcW w:type="dxa" w:w="1800"/>
-            <w:vAlign w:val="center"/>
-            <w:tcBorders>
-              <w:top w:val="single" w:sz="4" w:color="D9D9D9"/>
-              <w:left w:val="single" w:sz="4" w:color="D9D9D9"/>
-              <w:bottom w:val="single" w:sz="4" w:color="D9D9D9"/>
-              <w:right w:val="single" w:sz="4" w:color="D9D9D9"/>
-            </w:tcBorders>
-            <w:tcMar>
-              <w:top w:w="95" w:type="dxa"/>
-              <w:bottom w:w="95" w:type="dxa"/>
-              <w:left w:w="95" w:type="dxa"/>
-              <w:right w:w="95" w:type="dxa"/>
-            </w:tcMar>
-          </w:tcPr>
-          <w:p>
-            <w:pPr>
-              <w:spacing w:after="0" w:line="245" w:lineRule="auto"/>
-            </w:pPr>
-            <w:r>
-              <w:rPr>
-                <w:b w:val="0"/>
-                <w:sz w:val="21"/>
-              </w:rPr>
-              <w:t>Simplify</w:t>
-            </w:r>
-          </w:p>
-        </w:tc>
-        <w:tc>
-          <w:tcPr>
-            <w:tcW w:type="dxa" w:w="7128"/>
-            <w:vAlign w:val="center"/>
-            <w:tcBorders>
-              <w:top w:val="single" w:sz="4" w:color="D9D9D9"/>
-              <w:left w:val="single" w:sz="4" w:color="D9D9D9"/>
-              <w:bottom w:val="single" w:sz="4" w:color="D9D9D9"/>
-              <w:right w:val="single" w:sz="4" w:color="D9D9D9"/>
-            </w:tcBorders>
-            <w:tcMar>
-              <w:top w:w="95" w:type="dxa"/>
-              <w:bottom w:w="95" w:type="dxa"/>
-              <w:left w:w="95" w:type="dxa"/>
-              <w:right w:w="95" w:type="dxa"/>
-            </w:tcMar>
-          </w:tcPr>
-          <w:p>
-            <w:pPr>
-              <w:spacing w:after="0" w:line="245" w:lineRule="auto"/>
-            </w:pPr>
-            <w:r>
-              <w:rPr>
-                <w:b w:val="0"/>
-                <w:sz w:val="21"/>
-              </w:rPr>
-              <w:t>Explain document requirements using approved FAQs. Defer personal compliance cases.</w:t>
-            </w:r>
-          </w:p>
-        </w:tc>
-      </w:tr>
-      <w:tr>
-        <w:trPr>
-          <w:cantSplit/>
-        </w:trPr>
-        <w:tc>
-          <w:tcPr>
-            <w:tcW w:type="dxa" w:w="1296"/>
-            <w:vAlign w:val="center"/>
-            <w:tcBorders>
-              <w:top w:val="single" w:sz="4" w:color="D9D9D9"/>
-              <w:left w:val="single" w:sz="4" w:color="D9D9D9"/>
-              <w:bottom w:val="single" w:sz="4" w:color="D9D9D9"/>
-              <w:right w:val="single" w:sz="4" w:color="D9D9D9"/>
-            </w:tcBorders>
-            <w:tcMar>
-              <w:top w:w="95" w:type="dxa"/>
-              <w:bottom w:w="95" w:type="dxa"/>
-              <w:left w:w="95" w:type="dxa"/>
-              <w:right w:w="95" w:type="dxa"/>
-            </w:tcMar>
-          </w:tcPr>
-          <w:p>
-            <w:pPr>
-              <w:spacing w:after="0" w:line="245" w:lineRule="auto"/>
-              <w:jc w:val="center"/>
-            </w:pPr>
-            <w:r>
-              <w:rPr>
-                <w:b w:val="0"/>
-                <w:sz w:val="21"/>
-              </w:rPr>
-              <w:t>8 and 9</w:t>
-            </w:r>
-          </w:p>
-        </w:tc>
-        <w:tc>
-          <w:tcPr>
-            <w:tcW w:type="dxa" w:w="1800"/>
-            <w:vAlign w:val="center"/>
-            <w:tcBorders>
-              <w:top w:val="single" w:sz="4" w:color="D9D9D9"/>
-              <w:left w:val="single" w:sz="4" w:color="D9D9D9"/>
-              <w:bottom w:val="single" w:sz="4" w:color="D9D9D9"/>
-              <w:right w:val="single" w:sz="4" w:color="D9D9D9"/>
-            </w:tcBorders>
-            <w:tcMar>
-              <w:top w:w="95" w:type="dxa"/>
-              <w:bottom w:w="95" w:type="dxa"/>
-              <w:left w:w="95" w:type="dxa"/>
-              <w:right w:w="95" w:type="dxa"/>
-            </w:tcMar>
-          </w:tcPr>
-          <w:p>
-            <w:pPr>
-              <w:spacing w:after="0" w:line="245" w:lineRule="auto"/>
-            </w:pPr>
-            <w:r>
-              <w:rPr>
-                <w:b w:val="0"/>
-                <w:sz w:val="21"/>
-              </w:rPr>
-              <w:t>Defer</w:t>
-            </w:r>
-          </w:p>
-        </w:tc>
-        <w:tc>
-          <w:tcPr>
-            <w:tcW w:type="dxa" w:w="7128"/>
-            <w:vAlign w:val="center"/>
-            <w:tcBorders>
-              <w:top w:val="single" w:sz="4" w:color="D9D9D9"/>
-              <w:left w:val="single" w:sz="4" w:color="D9D9D9"/>
-              <w:bottom w:val="single" w:sz="4" w:color="D9D9D9"/>
-              <w:right w:val="single" w:sz="4" w:color="D9D9D9"/>
-            </w:tcBorders>
-            <w:tcMar>
-              <w:top w:w="95" w:type="dxa"/>
-              <w:bottom w:w="95" w:type="dxa"/>
-              <w:left w:w="95" w:type="dxa"/>
-              <w:right w:w="95" w:type="dxa"/>
-            </w:tcMar>
-          </w:tcPr>
-          <w:p>
-            <w:pPr>
-              <w:spacing w:after="0" w:line="245" w:lineRule="auto"/>
-            </w:pPr>
-            <w:r>
-              <w:rPr>
-                <w:b w:val="0"/>
-                <w:sz w:val="21"/>
-              </w:rPr>
-              <w:t>Document uploads, pre-checks and compliance tracking need extra systems.</w:t>
-            </w:r>
-          </w:p>
-        </w:tc>
-      </w:tr>
-      <w:tr>
-        <w:trPr>
-          <w:cantSplit/>
-        </w:trPr>
-        <w:tc>
-          <w:tcPr>
-            <w:tcW w:type="dxa" w:w="1296"/>
-            <w:vAlign w:val="center"/>
-            <w:tcBorders>
-              <w:top w:val="single" w:sz="4" w:color="D9D9D9"/>
-              <w:left w:val="single" w:sz="4" w:color="D9D9D9"/>
-              <w:bottom w:val="single" w:sz="4" w:color="D9D9D9"/>
-              <w:right w:val="single" w:sz="4" w:color="D9D9D9"/>
-            </w:tcBorders>
-            <w:tcMar>
-              <w:top w:w="95" w:type="dxa"/>
-              <w:bottom w:w="95" w:type="dxa"/>
-              <w:left w:w="95" w:type="dxa"/>
-              <w:right w:w="95" w:type="dxa"/>
-            </w:tcMar>
-          </w:tcPr>
-          <w:p>
-            <w:pPr>
-              <w:spacing w:after="0" w:line="245" w:lineRule="auto"/>
-              <w:jc w:val="center"/>
-            </w:pPr>
-            <w:r>
-              <w:rPr>
-                <w:b w:val="0"/>
-                <w:sz w:val="21"/>
-              </w:rPr>
-              <w:t>10 and 12</w:t>
-            </w:r>
-          </w:p>
-        </w:tc>
-        <w:tc>
-          <w:tcPr>
-            <w:tcW w:type="dxa" w:w="1800"/>
-            <w:vAlign w:val="center"/>
-            <w:tcBorders>
-              <w:top w:val="single" w:sz="4" w:color="D9D9D9"/>
-              <w:left w:val="single" w:sz="4" w:color="D9D9D9"/>
-              <w:bottom w:val="single" w:sz="4" w:color="D9D9D9"/>
-              <w:right w:val="single" w:sz="4" w:color="D9D9D9"/>
-            </w:tcBorders>
-            <w:tcMar>
-              <w:top w:w="95" w:type="dxa"/>
-              <w:bottom w:w="95" w:type="dxa"/>
-              <w:left w:w="95" w:type="dxa"/>
-              <w:right w:w="95" w:type="dxa"/>
-            </w:tcMar>
-          </w:tcPr>
-          <w:p>
-            <w:pPr>
-              <w:spacing w:after="0" w:line="245" w:lineRule="auto"/>
-            </w:pPr>
-            <w:r>
-              <w:rPr>
-                <w:b w:val="0"/>
-                <w:sz w:val="21"/>
-              </w:rPr>
-              <w:t>Future option</w:t>
-            </w:r>
-          </w:p>
-        </w:tc>
-        <w:tc>
-          <w:tcPr>
-            <w:tcW w:type="dxa" w:w="7128"/>
-            <w:vAlign w:val="center"/>
-            <w:tcBorders>
-              <w:top w:val="single" w:sz="4" w:color="D9D9D9"/>
-              <w:left w:val="single" w:sz="4" w:color="D9D9D9"/>
-              <w:bottom w:val="single" w:sz="4" w:color="D9D9D9"/>
-              <w:right w:val="single" w:sz="4" w:color="D9D9D9"/>
-            </w:tcBorders>
-            <w:tcMar>
-              <w:top w:w="95" w:type="dxa"/>
-              <w:bottom w:w="95" w:type="dxa"/>
-              <w:left w:w="95" w:type="dxa"/>
-              <w:right w:w="95" w:type="dxa"/>
-            </w:tcMar>
-          </w:tcPr>
-          <w:p>
-            <w:pPr>
-              <w:spacing w:after="0" w:line="245" w:lineRule="auto"/>
-            </w:pPr>
-            <w:r>
-              <w:rPr>
-                <w:b w:val="0"/>
-                <w:sz w:val="21"/>
-              </w:rPr>
-              <w:t>Advisor transitions and calendar bookings are outside the first version.</w:t>
-            </w:r>
-          </w:p>
-        </w:tc>
-      </w:tr>
-      <w:tr>
-        <w:trPr>
-          <w:cantSplit/>
-        </w:trPr>
-        <w:tc>
-          <w:tcPr>
-            <w:tcW w:type="dxa" w:w="1296"/>
-            <w:vAlign w:val="center"/>
-            <w:tcBorders>
-              <w:top w:val="single" w:sz="4" w:color="D9D9D9"/>
-              <w:left w:val="single" w:sz="4" w:color="D9D9D9"/>
-              <w:bottom w:val="single" w:sz="4" w:color="D9D9D9"/>
-              <w:right w:val="single" w:sz="4" w:color="D9D9D9"/>
-            </w:tcBorders>
-            <w:tcMar>
-              <w:top w:w="95" w:type="dxa"/>
-              <w:bottom w:w="95" w:type="dxa"/>
-              <w:left w:w="95" w:type="dxa"/>
-              <w:right w:w="95" w:type="dxa"/>
-            </w:tcMar>
-          </w:tcPr>
-          <w:p>
-            <w:pPr>
-              <w:spacing w:after="0" w:line="245" w:lineRule="auto"/>
-              <w:jc w:val="center"/>
-            </w:pPr>
-            <w:r>
-              <w:rPr>
-                <w:b w:val="0"/>
-                <w:sz w:val="21"/>
-              </w:rPr>
-              <w:t>11</w:t>
-            </w:r>
-          </w:p>
-        </w:tc>
-        <w:tc>
-          <w:tcPr>
-            <w:tcW w:type="dxa" w:w="1800"/>
-            <w:vAlign w:val="center"/>
-            <w:tcBorders>
-              <w:top w:val="single" w:sz="4" w:color="D9D9D9"/>
-              <w:left w:val="single" w:sz="4" w:color="D9D9D9"/>
-              <w:bottom w:val="single" w:sz="4" w:color="D9D9D9"/>
-              <w:right w:val="single" w:sz="4" w:color="D9D9D9"/>
-            </w:tcBorders>
-            <w:tcMar>
-              <w:top w:w="95" w:type="dxa"/>
-              <w:bottom w:w="95" w:type="dxa"/>
-              <w:left w:w="95" w:type="dxa"/>
-              <w:right w:w="95" w:type="dxa"/>
-            </w:tcMar>
-          </w:tcPr>
-          <w:p>
-            <w:pPr>
-              <w:spacing w:after="0" w:line="245" w:lineRule="auto"/>
-            </w:pPr>
-            <w:r>
-              <w:rPr>
-                <w:b w:val="0"/>
-                <w:sz w:val="21"/>
-              </w:rPr>
-              <w:t>Reframe</w:t>
-            </w:r>
-          </w:p>
-        </w:tc>
-        <w:tc>
-          <w:tcPr>
-            <w:tcW w:type="dxa" w:w="7128"/>
-            <w:vAlign w:val="center"/>
-            <w:tcBorders>
-              <w:top w:val="single" w:sz="4" w:color="D9D9D9"/>
-              <w:left w:val="single" w:sz="4" w:color="D9D9D9"/>
-              <w:bottom w:val="single" w:sz="4" w:color="D9D9D9"/>
-              <w:right w:val="single" w:sz="4" w:color="D9D9D9"/>
-            </w:tcBorders>
-            <w:tcMar>
-              <w:top w:w="95" w:type="dxa"/>
-              <w:bottom w:w="95" w:type="dxa"/>
-              <w:left w:w="95" w:type="dxa"/>
-              <w:right w:w="95" w:type="dxa"/>
-            </w:tcMar>
-          </w:tcPr>
-          <w:p>
-            <w:pPr>
-              <w:spacing w:after="0" w:line="245" w:lineRule="auto"/>
-            </w:pPr>
-            <w:r>
-              <w:rPr>
-                <w:b w:val="0"/>
-                <w:sz w:val="21"/>
-              </w:rPr>
-              <w:t>Prepare a customer-support summary that the customer can review before sharing.</w:t>
+              <w:t>The required workflow is absent. These need to be built or formally deferred.</w:t>
             </w:r>
           </w:p>
         </w:tc>
@@ -847,7 +507,2400 @@
         <w:t xml:space="preserve">First version boundary: </w:t>
       </w:r>
       <w:r>
-        <w:t>Provide information and next steps. Use clearly labelled synthetic data for any personal account demonstration. Exclude real payments, card blocking, loan decisions and investment advice.</w:t>
+        <w:t>Keep the personal banking demo using synthetic records and add general FAQs without login. Exclude real payments, card blocking, actual loan decisions and investment advice. Scope changes below remain proposals until the team updates the backlog.</w:t>
+      </w:r>
+    </w:p>
+    <w:p>
+      <w:pPr>
+        <w:pStyle w:val="Heading1"/>
+        <w:pageBreakBefore/>
+      </w:pPr>
+      <w:r>
+        <w:t>Partially done core banking stories</w:t>
+      </w:r>
+    </w:p>
+    <w:p>
+      <w:pPr>
+        <w:pageBreakBefore w:val="0"/>
+      </w:pPr>
+      <w:r>
+        <w:t>Stories 1 to 6 have a useful starting point. The remaining work below comes from the Excel acceptance criteria. A prompt instruction is not proof that the model follows the rule every time.</w:t>
+      </w:r>
+    </w:p>
+    <w:tbl>
+      <w:tblPr>
+        <w:tblW w:type="auto" w:w="0"/>
+        <w:jc w:val="center"/>
+        <w:tblLayout w:type="fixed"/>
+        <w:tblLook w:firstColumn="1" w:firstRow="1" w:lastColumn="0" w:lastRow="0" w:noHBand="0" w:noVBand="1" w:val="04A0"/>
+      </w:tblPr>
+      <w:tblGrid>
+        <w:gridCol w:w="1800"/>
+        <w:gridCol w:w="2952"/>
+        <w:gridCol w:w="5472"/>
+      </w:tblGrid>
+      <w:tr>
+        <w:trPr>
+          <w:cantSplit/>
+          <w:tblHeader/>
+        </w:trPr>
+        <w:tc>
+          <w:tcPr>
+            <w:tcW w:type="dxa" w:w="1800"/>
+            <w:vAlign w:val="center"/>
+            <w:tcBorders>
+              <w:top w:val="single" w:sz="4" w:color="D9D9D9"/>
+              <w:left w:val="single" w:sz="4" w:color="D9D9D9"/>
+              <w:bottom w:val="single" w:sz="4" w:color="D9D9D9"/>
+              <w:right w:val="single" w:sz="4" w:color="D9D9D9"/>
+            </w:tcBorders>
+            <w:tcMar>
+              <w:top w:w="95" w:type="dxa"/>
+              <w:bottom w:w="95" w:type="dxa"/>
+              <w:left w:w="95" w:type="dxa"/>
+              <w:right w:w="95" w:type="dxa"/>
+            </w:tcMar>
+            <w:shd w:fill="DFEAF2"/>
+            <w:tcBorders>
+              <w:top w:val="single" w:sz="4" w:color="D9D9D9"/>
+              <w:left w:val="single" w:sz="4" w:color="D9D9D9"/>
+              <w:bottom w:val="single" w:sz="4" w:color="D9D9D9"/>
+              <w:right w:val="single" w:sz="4" w:color="D9D9D9"/>
+            </w:tcBorders>
+            <w:tcMar>
+              <w:top w:w="100" w:type="dxa"/>
+              <w:bottom w:w="100" w:type="dxa"/>
+              <w:left w:w="100" w:type="dxa"/>
+              <w:right w:w="100" w:type="dxa"/>
+            </w:tcMar>
+          </w:tcPr>
+          <w:p>
+            <w:pPr>
+              <w:spacing w:after="40" w:line="250" w:lineRule="auto"/>
+              <w:jc w:val="left"/>
+            </w:pPr>
+            <w:r>
+              <w:rPr>
+                <w:b/>
+                <w:sz w:val="21"/>
+              </w:rPr>
+              <w:t>Story</w:t>
+            </w:r>
+          </w:p>
+        </w:tc>
+        <w:tc>
+          <w:tcPr>
+            <w:tcW w:type="dxa" w:w="2952"/>
+            <w:vAlign w:val="center"/>
+            <w:tcBorders>
+              <w:top w:val="single" w:sz="4" w:color="D9D9D9"/>
+              <w:left w:val="single" w:sz="4" w:color="D9D9D9"/>
+              <w:bottom w:val="single" w:sz="4" w:color="D9D9D9"/>
+              <w:right w:val="single" w:sz="4" w:color="D9D9D9"/>
+            </w:tcBorders>
+            <w:tcMar>
+              <w:top w:w="95" w:type="dxa"/>
+              <w:bottom w:w="95" w:type="dxa"/>
+              <w:left w:w="95" w:type="dxa"/>
+              <w:right w:w="95" w:type="dxa"/>
+            </w:tcMar>
+            <w:shd w:fill="DFEAF2"/>
+            <w:tcBorders>
+              <w:top w:val="single" w:sz="4" w:color="D9D9D9"/>
+              <w:left w:val="single" w:sz="4" w:color="D9D9D9"/>
+              <w:bottom w:val="single" w:sz="4" w:color="D9D9D9"/>
+              <w:right w:val="single" w:sz="4" w:color="D9D9D9"/>
+            </w:tcBorders>
+            <w:tcMar>
+              <w:top w:w="100" w:type="dxa"/>
+              <w:bottom w:w="100" w:type="dxa"/>
+              <w:left w:w="100" w:type="dxa"/>
+              <w:right w:w="100" w:type="dxa"/>
+            </w:tcMar>
+          </w:tcPr>
+          <w:p>
+            <w:pPr>
+              <w:spacing w:after="40" w:line="250" w:lineRule="auto"/>
+              <w:jc w:val="left"/>
+            </w:pPr>
+            <w:r>
+              <w:rPr>
+                <w:b/>
+                <w:sz w:val="21"/>
+              </w:rPr>
+              <w:t>Already in code</w:t>
+            </w:r>
+          </w:p>
+        </w:tc>
+        <w:tc>
+          <w:tcPr>
+            <w:tcW w:type="dxa" w:w="5472"/>
+            <w:vAlign w:val="center"/>
+            <w:tcBorders>
+              <w:top w:val="single" w:sz="4" w:color="D9D9D9"/>
+              <w:left w:val="single" w:sz="4" w:color="D9D9D9"/>
+              <w:bottom w:val="single" w:sz="4" w:color="D9D9D9"/>
+              <w:right w:val="single" w:sz="4" w:color="D9D9D9"/>
+            </w:tcBorders>
+            <w:tcMar>
+              <w:top w:w="95" w:type="dxa"/>
+              <w:bottom w:w="95" w:type="dxa"/>
+              <w:left w:w="95" w:type="dxa"/>
+              <w:right w:w="95" w:type="dxa"/>
+            </w:tcMar>
+            <w:shd w:fill="DFEAF2"/>
+            <w:tcBorders>
+              <w:top w:val="single" w:sz="4" w:color="D9D9D9"/>
+              <w:left w:val="single" w:sz="4" w:color="D9D9D9"/>
+              <w:bottom w:val="single" w:sz="4" w:color="D9D9D9"/>
+              <w:right w:val="single" w:sz="4" w:color="D9D9D9"/>
+            </w:tcBorders>
+            <w:tcMar>
+              <w:top w:w="100" w:type="dxa"/>
+              <w:bottom w:w="100" w:type="dxa"/>
+              <w:left w:w="100" w:type="dxa"/>
+              <w:right w:w="100" w:type="dxa"/>
+            </w:tcMar>
+          </w:tcPr>
+          <w:p>
+            <w:pPr>
+              <w:spacing w:after="40" w:line="250" w:lineRule="auto"/>
+              <w:jc w:val="left"/>
+            </w:pPr>
+            <w:r>
+              <w:rPr>
+                <w:b/>
+                <w:sz w:val="21"/>
+              </w:rPr>
+              <w:t>Still needed</w:t>
+            </w:r>
+          </w:p>
+        </w:tc>
+      </w:tr>
+      <w:tr>
+        <w:trPr>
+          <w:cantSplit/>
+        </w:trPr>
+        <w:tc>
+          <w:tcPr>
+            <w:tcW w:type="dxa" w:w="1800"/>
+            <w:vAlign w:val="center"/>
+            <w:tcBorders>
+              <w:top w:val="single" w:sz="4" w:color="D9D9D9"/>
+              <w:left w:val="single" w:sz="4" w:color="D9D9D9"/>
+              <w:bottom w:val="single" w:sz="4" w:color="D9D9D9"/>
+              <w:right w:val="single" w:sz="4" w:color="D9D9D9"/>
+            </w:tcBorders>
+            <w:tcMar>
+              <w:top w:w="100" w:type="dxa"/>
+              <w:bottom w:w="100" w:type="dxa"/>
+              <w:left w:w="100" w:type="dxa"/>
+              <w:right w:w="100" w:type="dxa"/>
+            </w:tcMar>
+          </w:tcPr>
+          <w:p>
+            <w:pPr>
+              <w:spacing w:after="40" w:line="250" w:lineRule="auto"/>
+              <w:jc w:val="left"/>
+            </w:pPr>
+            <w:r>
+              <w:rPr>
+                <w:b w:val="0"/>
+                <w:sz w:val="21"/>
+              </w:rPr>
+              <w:t>1 Account enquiry</w:t>
+            </w:r>
+          </w:p>
+        </w:tc>
+        <w:tc>
+          <w:tcPr>
+            <w:tcW w:type="dxa" w:w="2952"/>
+            <w:vAlign w:val="center"/>
+            <w:tcBorders>
+              <w:top w:val="single" w:sz="4" w:color="D9D9D9"/>
+              <w:left w:val="single" w:sz="4" w:color="D9D9D9"/>
+              <w:bottom w:val="single" w:sz="4" w:color="D9D9D9"/>
+              <w:right w:val="single" w:sz="4" w:color="D9D9D9"/>
+            </w:tcBorders>
+            <w:tcMar>
+              <w:top w:w="100" w:type="dxa"/>
+              <w:bottom w:w="100" w:type="dxa"/>
+              <w:left w:w="100" w:type="dxa"/>
+              <w:right w:w="100" w:type="dxa"/>
+            </w:tcMar>
+          </w:tcPr>
+          <w:p>
+            <w:pPr>
+              <w:spacing w:after="40" w:line="250" w:lineRule="auto"/>
+              <w:jc w:val="left"/>
+            </w:pPr>
+            <w:r>
+              <w:rPr>
+                <w:b w:val="0"/>
+                <w:sz w:val="21"/>
+              </w:rPr>
+              <w:t>Login checks, masked account fields, balances and recent transaction queries.</w:t>
+            </w:r>
+          </w:p>
+        </w:tc>
+        <w:tc>
+          <w:tcPr>
+            <w:tcW w:type="dxa" w:w="5472"/>
+            <w:vAlign w:val="center"/>
+            <w:tcBorders>
+              <w:top w:val="single" w:sz="4" w:color="D9D9D9"/>
+              <w:left w:val="single" w:sz="4" w:color="D9D9D9"/>
+              <w:bottom w:val="single" w:sz="4" w:color="D9D9D9"/>
+              <w:right w:val="single" w:sz="4" w:color="D9D9D9"/>
+            </w:tcBorders>
+            <w:tcMar>
+              <w:top w:w="100" w:type="dxa"/>
+              <w:bottom w:w="100" w:type="dxa"/>
+              <w:left w:w="100" w:type="dxa"/>
+              <w:right w:w="100" w:type="dxa"/>
+            </w:tcMar>
+          </w:tcPr>
+          <w:p>
+            <w:pPr>
+              <w:spacing w:after="40" w:line="250" w:lineRule="auto"/>
+              <w:jc w:val="left"/>
+            </w:pPr>
+            <w:r>
+              <w:rPr>
+                <w:b w:val="0"/>
+                <w:sz w:val="21"/>
+              </w:rPr>
+              <w:t>General FAQs without login; account fee/service sources; preferred languages; help links and human handoff. Verify that values and currencies match each customer’s records.</w:t>
+            </w:r>
+          </w:p>
+        </w:tc>
+      </w:tr>
+      <w:tr>
+        <w:trPr>
+          <w:cantSplit/>
+        </w:trPr>
+        <w:tc>
+          <w:tcPr>
+            <w:tcW w:type="dxa" w:w="1800"/>
+            <w:vAlign w:val="center"/>
+            <w:tcBorders>
+              <w:top w:val="single" w:sz="4" w:color="D9D9D9"/>
+              <w:left w:val="single" w:sz="4" w:color="D9D9D9"/>
+              <w:bottom w:val="single" w:sz="4" w:color="D9D9D9"/>
+              <w:right w:val="single" w:sz="4" w:color="D9D9D9"/>
+            </w:tcBorders>
+            <w:tcMar>
+              <w:top w:w="100" w:type="dxa"/>
+              <w:bottom w:w="100" w:type="dxa"/>
+              <w:left w:w="100" w:type="dxa"/>
+              <w:right w:w="100" w:type="dxa"/>
+            </w:tcMar>
+          </w:tcPr>
+          <w:p>
+            <w:pPr>
+              <w:spacing w:after="40" w:line="250" w:lineRule="auto"/>
+              <w:jc w:val="left"/>
+            </w:pPr>
+            <w:r>
+              <w:rPr>
+                <w:b w:val="0"/>
+                <w:sz w:val="21"/>
+              </w:rPr>
+              <w:t>2 Loan enquiry</w:t>
+            </w:r>
+          </w:p>
+        </w:tc>
+        <w:tc>
+          <w:tcPr>
+            <w:tcW w:type="dxa" w:w="2952"/>
+            <w:vAlign w:val="center"/>
+            <w:tcBorders>
+              <w:top w:val="single" w:sz="4" w:color="D9D9D9"/>
+              <w:left w:val="single" w:sz="4" w:color="D9D9D9"/>
+              <w:bottom w:val="single" w:sz="4" w:color="D9D9D9"/>
+              <w:right w:val="single" w:sz="4" w:color="D9D9D9"/>
+            </w:tcBorders>
+            <w:tcMar>
+              <w:top w:w="100" w:type="dxa"/>
+              <w:bottom w:w="100" w:type="dxa"/>
+              <w:left w:w="100" w:type="dxa"/>
+              <w:right w:w="100" w:type="dxa"/>
+            </w:tcMar>
+          </w:tcPr>
+          <w:p>
+            <w:pPr>
+              <w:spacing w:after="40" w:line="250" w:lineRule="auto"/>
+              <w:jc w:val="left"/>
+            </w:pPr>
+            <w:r>
+              <w:rPr>
+                <w:b w:val="0"/>
+                <w:sz w:val="21"/>
+              </w:rPr>
+              <w:t>Loan catalogue, customer profile context and instructions for preliminary guidance without approval promises.</w:t>
+            </w:r>
+          </w:p>
+        </w:tc>
+        <w:tc>
+          <w:tcPr>
+            <w:tcW w:type="dxa" w:w="5472"/>
+            <w:vAlign w:val="center"/>
+            <w:tcBorders>
+              <w:top w:val="single" w:sz="4" w:color="D9D9D9"/>
+              <w:left w:val="single" w:sz="4" w:color="D9D9D9"/>
+              <w:bottom w:val="single" w:sz="4" w:color="D9D9D9"/>
+              <w:right w:val="single" w:sz="4" w:color="D9D9D9"/>
+            </w:tcBorders>
+            <w:tcMar>
+              <w:top w:w="100" w:type="dxa"/>
+              <w:bottom w:w="100" w:type="dxa"/>
+              <w:left w:w="100" w:type="dxa"/>
+              <w:right w:w="100" w:type="dxa"/>
+            </w:tcMar>
+          </w:tcPr>
+          <w:p>
+            <w:pPr>
+              <w:spacing w:after="40" w:line="250" w:lineRule="auto"/>
+              <w:jc w:val="left"/>
+            </w:pPr>
+            <w:r>
+              <w:rPr>
+                <w:b w:val="0"/>
+                <w:sz w:val="21"/>
+              </w:rPr>
+              <w:t>Test guidance against sample profiles. Add verified staff referrals for personal applications. Resolve the conflict with “general info only.”</w:t>
+            </w:r>
+          </w:p>
+        </w:tc>
+      </w:tr>
+      <w:tr>
+        <w:trPr>
+          <w:cantSplit/>
+        </w:trPr>
+        <w:tc>
+          <w:tcPr>
+            <w:tcW w:type="dxa" w:w="1800"/>
+            <w:vAlign w:val="center"/>
+            <w:tcBorders>
+              <w:top w:val="single" w:sz="4" w:color="D9D9D9"/>
+              <w:left w:val="single" w:sz="4" w:color="D9D9D9"/>
+              <w:bottom w:val="single" w:sz="4" w:color="D9D9D9"/>
+              <w:right w:val="single" w:sz="4" w:color="D9D9D9"/>
+            </w:tcBorders>
+            <w:tcMar>
+              <w:top w:w="100" w:type="dxa"/>
+              <w:bottom w:w="100" w:type="dxa"/>
+              <w:left w:w="100" w:type="dxa"/>
+              <w:right w:w="100" w:type="dxa"/>
+            </w:tcMar>
+          </w:tcPr>
+          <w:p>
+            <w:pPr>
+              <w:spacing w:after="40" w:line="250" w:lineRule="auto"/>
+              <w:jc w:val="left"/>
+            </w:pPr>
+            <w:r>
+              <w:rPr>
+                <w:b w:val="0"/>
+                <w:sz w:val="21"/>
+              </w:rPr>
+              <w:t>3 Credit card enquiry</w:t>
+            </w:r>
+          </w:p>
+        </w:tc>
+        <w:tc>
+          <w:tcPr>
+            <w:tcW w:type="dxa" w:w="2952"/>
+            <w:vAlign w:val="center"/>
+            <w:tcBorders>
+              <w:top w:val="single" w:sz="4" w:color="D9D9D9"/>
+              <w:left w:val="single" w:sz="4" w:color="D9D9D9"/>
+              <w:bottom w:val="single" w:sz="4" w:color="D9D9D9"/>
+              <w:right w:val="single" w:sz="4" w:color="D9D9D9"/>
+            </w:tcBorders>
+            <w:tcMar>
+              <w:top w:w="100" w:type="dxa"/>
+              <w:bottom w:w="100" w:type="dxa"/>
+              <w:left w:w="100" w:type="dxa"/>
+              <w:right w:w="100" w:type="dxa"/>
+            </w:tcMar>
+          </w:tcPr>
+          <w:p>
+            <w:pPr>
+              <w:spacing w:after="40" w:line="250" w:lineRule="auto"/>
+              <w:jc w:val="left"/>
+            </w:pPr>
+            <w:r>
+              <w:rPr>
+                <w:b w:val="0"/>
+                <w:sz w:val="21"/>
+              </w:rPr>
+              <w:t>Personal card fields, product terms and instructions to match the exact card name.</w:t>
+            </w:r>
+          </w:p>
+        </w:tc>
+        <w:tc>
+          <w:tcPr>
+            <w:tcW w:type="dxa" w:w="5472"/>
+            <w:vAlign w:val="center"/>
+            <w:tcBorders>
+              <w:top w:val="single" w:sz="4" w:color="D9D9D9"/>
+              <w:left w:val="single" w:sz="4" w:color="D9D9D9"/>
+              <w:bottom w:val="single" w:sz="4" w:color="D9D9D9"/>
+              <w:right w:val="single" w:sz="4" w:color="D9D9D9"/>
+            </w:tcBorders>
+            <w:tcMar>
+              <w:top w:w="100" w:type="dxa"/>
+              <w:bottom w:w="100" w:type="dxa"/>
+              <w:left w:w="100" w:type="dxa"/>
+              <w:right w:w="100" w:type="dxa"/>
+            </w:tcMar>
+          </w:tcPr>
+          <w:p>
+            <w:pPr>
+              <w:spacing w:after="40" w:line="250" w:lineRule="auto"/>
+              <w:jc w:val="left"/>
+            </w:pPr>
+            <w:r>
+              <w:rPr>
+                <w:b w:val="0"/>
+                <w:sz w:val="21"/>
+              </w:rPr>
+              <w:t>Approved instructions for finding statements, official-terms fallback and tests for correct fees, limits and due dates.</w:t>
+            </w:r>
+          </w:p>
+        </w:tc>
+      </w:tr>
+      <w:tr>
+        <w:trPr>
+          <w:cantSplit/>
+        </w:trPr>
+        <w:tc>
+          <w:tcPr>
+            <w:tcW w:type="dxa" w:w="1800"/>
+            <w:vAlign w:val="center"/>
+            <w:tcBorders>
+              <w:top w:val="single" w:sz="4" w:color="D9D9D9"/>
+              <w:left w:val="single" w:sz="4" w:color="D9D9D9"/>
+              <w:bottom w:val="single" w:sz="4" w:color="D9D9D9"/>
+              <w:right w:val="single" w:sz="4" w:color="D9D9D9"/>
+            </w:tcBorders>
+            <w:tcMar>
+              <w:top w:w="100" w:type="dxa"/>
+              <w:bottom w:w="100" w:type="dxa"/>
+              <w:left w:w="100" w:type="dxa"/>
+              <w:right w:w="100" w:type="dxa"/>
+            </w:tcMar>
+          </w:tcPr>
+          <w:p>
+            <w:pPr>
+              <w:spacing w:after="40" w:line="250" w:lineRule="auto"/>
+              <w:jc w:val="left"/>
+            </w:pPr>
+            <w:r>
+              <w:rPr>
+                <w:b w:val="0"/>
+                <w:sz w:val="21"/>
+              </w:rPr>
+              <w:t>4 Transaction issues</w:t>
+            </w:r>
+          </w:p>
+        </w:tc>
+        <w:tc>
+          <w:tcPr>
+            <w:tcW w:type="dxa" w:w="2952"/>
+            <w:vAlign w:val="center"/>
+            <w:tcBorders>
+              <w:top w:val="single" w:sz="4" w:color="D9D9D9"/>
+              <w:left w:val="single" w:sz="4" w:color="D9D9D9"/>
+              <w:bottom w:val="single" w:sz="4" w:color="D9D9D9"/>
+              <w:right w:val="single" w:sz="4" w:color="D9D9D9"/>
+            </w:tcBorders>
+            <w:tcMar>
+              <w:top w:w="100" w:type="dxa"/>
+              <w:bottom w:w="100" w:type="dxa"/>
+              <w:left w:w="100" w:type="dxa"/>
+              <w:right w:w="100" w:type="dxa"/>
+            </w:tcMar>
+          </w:tcPr>
+          <w:p>
+            <w:pPr>
+              <w:spacing w:after="40" w:line="250" w:lineRule="auto"/>
+              <w:jc w:val="left"/>
+            </w:pPr>
+            <w:r>
+              <w:rPr>
+                <w:b w:val="0"/>
+                <w:sz w:val="21"/>
+              </w:rPr>
+              <w:t>Recent transaction status and failure reasons. Instructions to contact the bank for unfamiliar activity.</w:t>
+            </w:r>
+          </w:p>
+        </w:tc>
+        <w:tc>
+          <w:tcPr>
+            <w:tcW w:type="dxa" w:w="5472"/>
+            <w:vAlign w:val="center"/>
+            <w:tcBorders>
+              <w:top w:val="single" w:sz="4" w:color="D9D9D9"/>
+              <w:left w:val="single" w:sz="4" w:color="D9D9D9"/>
+              <w:bottom w:val="single" w:sz="4" w:color="D9D9D9"/>
+              <w:right w:val="single" w:sz="4" w:color="D9D9D9"/>
+            </w:tcBorders>
+            <w:tcMar>
+              <w:top w:w="100" w:type="dxa"/>
+              <w:bottom w:w="100" w:type="dxa"/>
+              <w:left w:w="100" w:type="dxa"/>
+              <w:right w:w="100" w:type="dxa"/>
+            </w:tcMar>
+          </w:tcPr>
+          <w:p>
+            <w:pPr>
+              <w:spacing w:after="40" w:line="250" w:lineRule="auto"/>
+              <w:jc w:val="left"/>
+            </w:pPr>
+            <w:r>
+              <w:rPr>
+                <w:b w:val="0"/>
+                <w:sz w:val="21"/>
+              </w:rPr>
+              <w:t>Approved explanations and next steps for failed, pending and unfamiliar transactions. Supply a verified contact route.</w:t>
+            </w:r>
+          </w:p>
+        </w:tc>
+      </w:tr>
+      <w:tr>
+        <w:trPr>
+          <w:cantSplit/>
+        </w:trPr>
+        <w:tc>
+          <w:tcPr>
+            <w:tcW w:type="dxa" w:w="1800"/>
+            <w:vAlign w:val="center"/>
+            <w:tcBorders>
+              <w:top w:val="single" w:sz="4" w:color="D9D9D9"/>
+              <w:left w:val="single" w:sz="4" w:color="D9D9D9"/>
+              <w:bottom w:val="single" w:sz="4" w:color="D9D9D9"/>
+              <w:right w:val="single" w:sz="4" w:color="D9D9D9"/>
+            </w:tcBorders>
+            <w:tcMar>
+              <w:top w:w="100" w:type="dxa"/>
+              <w:bottom w:w="100" w:type="dxa"/>
+              <w:left w:w="100" w:type="dxa"/>
+              <w:right w:w="100" w:type="dxa"/>
+            </w:tcMar>
+          </w:tcPr>
+          <w:p>
+            <w:pPr>
+              <w:spacing w:after="40" w:line="250" w:lineRule="auto"/>
+              <w:jc w:val="left"/>
+            </w:pPr>
+            <w:r>
+              <w:rPr>
+                <w:b w:val="0"/>
+                <w:sz w:val="21"/>
+              </w:rPr>
+              <w:t>5 Banking services</w:t>
+            </w:r>
+          </w:p>
+        </w:tc>
+        <w:tc>
+          <w:tcPr>
+            <w:tcW w:type="dxa" w:w="2952"/>
+            <w:vAlign w:val="center"/>
+            <w:tcBorders>
+              <w:top w:val="single" w:sz="4" w:color="D9D9D9"/>
+              <w:left w:val="single" w:sz="4" w:color="D9D9D9"/>
+              <w:bottom w:val="single" w:sz="4" w:color="D9D9D9"/>
+              <w:right w:val="single" w:sz="4" w:color="D9D9D9"/>
+            </w:tcBorders>
+            <w:tcMar>
+              <w:top w:w="100" w:type="dxa"/>
+              <w:bottom w:w="100" w:type="dxa"/>
+              <w:left w:w="100" w:type="dxa"/>
+              <w:right w:w="100" w:type="dxa"/>
+            </w:tcMar>
+          </w:tcPr>
+          <w:p>
+            <w:pPr>
+              <w:spacing w:after="40" w:line="250" w:lineRule="auto"/>
+              <w:jc w:val="left"/>
+            </w:pPr>
+            <w:r>
+              <w:rPr>
+                <w:b w:val="0"/>
+                <w:sz w:val="21"/>
+              </w:rPr>
+              <w:t>Banking-only prompt and access to loan/card catalogues.</w:t>
+            </w:r>
+          </w:p>
+        </w:tc>
+        <w:tc>
+          <w:tcPr>
+            <w:tcW w:type="dxa" w:w="5472"/>
+            <w:vAlign w:val="center"/>
+            <w:tcBorders>
+              <w:top w:val="single" w:sz="4" w:color="D9D9D9"/>
+              <w:left w:val="single" w:sz="4" w:color="D9D9D9"/>
+              <w:bottom w:val="single" w:sz="4" w:color="D9D9D9"/>
+              <w:right w:val="single" w:sz="4" w:color="D9D9D9"/>
+            </w:tcBorders>
+            <w:tcMar>
+              <w:top w:w="100" w:type="dxa"/>
+              <w:bottom w:w="100" w:type="dxa"/>
+              <w:left w:w="100" w:type="dxa"/>
+              <w:right w:w="100" w:type="dxa"/>
+            </w:tcMar>
+          </w:tcPr>
+          <w:p>
+            <w:pPr>
+              <w:spacing w:after="40" w:line="250" w:lineRule="auto"/>
+              <w:jc w:val="left"/>
+            </w:pPr>
+            <w:r>
+              <w:rPr>
+                <w:b w:val="0"/>
+                <w:sz w:val="21"/>
+              </w:rPr>
+              <w:t>General account and service FAQs, approved procedures and useful help links. Test missing information and off-topic requests.</w:t>
+            </w:r>
+          </w:p>
+        </w:tc>
+      </w:tr>
+      <w:tr>
+        <w:trPr>
+          <w:cantSplit/>
+        </w:trPr>
+        <w:tc>
+          <w:tcPr>
+            <w:tcW w:type="dxa" w:w="1800"/>
+            <w:vAlign w:val="center"/>
+            <w:tcBorders>
+              <w:top w:val="single" w:sz="4" w:color="D9D9D9"/>
+              <w:left w:val="single" w:sz="4" w:color="D9D9D9"/>
+              <w:bottom w:val="single" w:sz="4" w:color="D9D9D9"/>
+              <w:right w:val="single" w:sz="4" w:color="D9D9D9"/>
+            </w:tcBorders>
+            <w:tcMar>
+              <w:top w:w="100" w:type="dxa"/>
+              <w:bottom w:w="100" w:type="dxa"/>
+              <w:left w:w="100" w:type="dxa"/>
+              <w:right w:w="100" w:type="dxa"/>
+            </w:tcMar>
+          </w:tcPr>
+          <w:p>
+            <w:pPr>
+              <w:spacing w:after="40" w:line="250" w:lineRule="auto"/>
+              <w:jc w:val="left"/>
+            </w:pPr>
+            <w:r>
+              <w:rPr>
+                <w:b w:val="0"/>
+                <w:sz w:val="21"/>
+              </w:rPr>
+              <w:t>6 Natural language</w:t>
+            </w:r>
+          </w:p>
+        </w:tc>
+        <w:tc>
+          <w:tcPr>
+            <w:tcW w:type="dxa" w:w="2952"/>
+            <w:vAlign w:val="center"/>
+            <w:tcBorders>
+              <w:top w:val="single" w:sz="4" w:color="D9D9D9"/>
+              <w:left w:val="single" w:sz="4" w:color="D9D9D9"/>
+              <w:bottom w:val="single" w:sz="4" w:color="D9D9D9"/>
+              <w:right w:val="single" w:sz="4" w:color="D9D9D9"/>
+            </w:tcBorders>
+            <w:tcMar>
+              <w:top w:w="100" w:type="dxa"/>
+              <w:bottom w:w="100" w:type="dxa"/>
+              <w:left w:w="100" w:type="dxa"/>
+              <w:right w:w="100" w:type="dxa"/>
+            </w:tcMar>
+          </w:tcPr>
+          <w:p>
+            <w:pPr>
+              <w:spacing w:after="40" w:line="250" w:lineRule="auto"/>
+              <w:jc w:val="left"/>
+            </w:pPr>
+            <w:r>
+              <w:rPr>
+                <w:b w:val="0"/>
+                <w:sz w:val="21"/>
+              </w:rPr>
+              <w:t>LLM replies, plain-English instructions and some clarification rules.</w:t>
+            </w:r>
+          </w:p>
+        </w:tc>
+        <w:tc>
+          <w:tcPr>
+            <w:tcW w:type="dxa" w:w="5472"/>
+            <w:vAlign w:val="center"/>
+            <w:tcBorders>
+              <w:top w:val="single" w:sz="4" w:color="D9D9D9"/>
+              <w:left w:val="single" w:sz="4" w:color="D9D9D9"/>
+              <w:bottom w:val="single" w:sz="4" w:color="D9D9D9"/>
+              <w:right w:val="single" w:sz="4" w:color="D9D9D9"/>
+            </w:tcBorders>
+            <w:tcMar>
+              <w:top w:w="100" w:type="dxa"/>
+              <w:bottom w:w="100" w:type="dxa"/>
+              <w:left w:w="100" w:type="dxa"/>
+              <w:right w:w="100" w:type="dxa"/>
+            </w:tcMar>
+          </w:tcPr>
+          <w:p>
+            <w:pPr>
+              <w:spacing w:after="40" w:line="250" w:lineRule="auto"/>
+              <w:jc w:val="left"/>
+            </w:pPr>
+            <w:r>
+              <w:rPr>
+                <w:b w:val="0"/>
+                <w:sz w:val="21"/>
+              </w:rPr>
+              <w:t>Tests for typos, vague questions, rephrasing, multiple questions and consistent answers. Record results rather than assuming the model handles them.</w:t>
+            </w:r>
+          </w:p>
+        </w:tc>
+      </w:tr>
+    </w:tbl>
+    <w:p>
+      <w:pPr>
+        <w:pageBreakBefore w:val="0"/>
+      </w:pPr>
+    </w:p>
+    <w:p>
+      <w:pPr>
+        <w:pStyle w:val="Heading2"/>
+        <w:pageBreakBefore w:val="0"/>
+      </w:pPr>
+      <w:r>
+        <w:t>What changed since the first plan</w:t>
+      </w:r>
+    </w:p>
+    <w:p>
+      <w:pPr>
+        <w:pageBreakBefore w:val="0"/>
+      </w:pPr>
+      <w:r>
+        <w:t>Authentication and banking-specific prompts are now present. Structured customer records and product catalogues are also passed to the model. These should be kept and tested. The next step is to fill the gaps in evidence, public guidance and support, rather than rebuild the basic chat interface.</w:t>
+      </w:r>
+    </w:p>
+    <w:p>
+      <w:pPr>
+        <w:pStyle w:val="Heading2"/>
+        <w:pageBreakBefore w:val="0"/>
+      </w:pPr>
+      <w:r>
+        <w:t>Source evidence</w:t>
+      </w:r>
+    </w:p>
+    <w:p>
+      <w:pPr>
+        <w:pageBreakBefore w:val="0"/>
+      </w:pPr>
+      <w:r>
+        <w:t>The authentication module loads profile, account, card, loan and transaction data. The system prompt gives account, loan and card rules. The active Chat.jsx screen sends the login token and conversation history to the chat endpoint.</w:t>
+      </w:r>
+    </w:p>
+    <w:p>
+      <w:pPr>
+        <w:pStyle w:val="Heading1"/>
+        <w:pageBreakBefore/>
+      </w:pPr>
+      <w:r>
+        <w:t>Partially done conversation and safety</w:t>
+      </w:r>
+    </w:p>
+    <w:tbl>
+      <w:tblPr>
+        <w:tblW w:type="auto" w:w="0"/>
+        <w:jc w:val="center"/>
+        <w:tblLayout w:type="fixed"/>
+        <w:tblLook w:firstColumn="1" w:firstRow="1" w:lastColumn="0" w:lastRow="0" w:noHBand="0" w:noVBand="1" w:val="04A0"/>
+      </w:tblPr>
+      <w:tblGrid>
+        <w:gridCol w:w="1800"/>
+        <w:gridCol w:w="2952"/>
+        <w:gridCol w:w="5472"/>
+      </w:tblGrid>
+      <w:tr>
+        <w:trPr>
+          <w:cantSplit/>
+          <w:tblHeader/>
+        </w:trPr>
+        <w:tc>
+          <w:tcPr>
+            <w:tcW w:type="dxa" w:w="1800"/>
+            <w:vAlign w:val="center"/>
+            <w:tcBorders>
+              <w:top w:val="single" w:sz="4" w:color="D9D9D9"/>
+              <w:left w:val="single" w:sz="4" w:color="D9D9D9"/>
+              <w:bottom w:val="single" w:sz="4" w:color="D9D9D9"/>
+              <w:right w:val="single" w:sz="4" w:color="D9D9D9"/>
+            </w:tcBorders>
+            <w:tcMar>
+              <w:top w:w="95" w:type="dxa"/>
+              <w:bottom w:w="95" w:type="dxa"/>
+              <w:left w:w="95" w:type="dxa"/>
+              <w:right w:w="95" w:type="dxa"/>
+            </w:tcMar>
+            <w:shd w:fill="DFEAF2"/>
+            <w:tcBorders>
+              <w:top w:val="single" w:sz="4" w:color="D9D9D9"/>
+              <w:left w:val="single" w:sz="4" w:color="D9D9D9"/>
+              <w:bottom w:val="single" w:sz="4" w:color="D9D9D9"/>
+              <w:right w:val="single" w:sz="4" w:color="D9D9D9"/>
+            </w:tcBorders>
+            <w:tcMar>
+              <w:top w:w="100" w:type="dxa"/>
+              <w:bottom w:w="100" w:type="dxa"/>
+              <w:left w:w="100" w:type="dxa"/>
+              <w:right w:w="100" w:type="dxa"/>
+            </w:tcMar>
+          </w:tcPr>
+          <w:p>
+            <w:pPr>
+              <w:spacing w:after="40" w:line="250" w:lineRule="auto"/>
+              <w:jc w:val="left"/>
+            </w:pPr>
+            <w:r>
+              <w:rPr>
+                <w:b/>
+                <w:sz w:val="21"/>
+              </w:rPr>
+              <w:t>Story</w:t>
+            </w:r>
+          </w:p>
+        </w:tc>
+        <w:tc>
+          <w:tcPr>
+            <w:tcW w:type="dxa" w:w="2952"/>
+            <w:vAlign w:val="center"/>
+            <w:tcBorders>
+              <w:top w:val="single" w:sz="4" w:color="D9D9D9"/>
+              <w:left w:val="single" w:sz="4" w:color="D9D9D9"/>
+              <w:bottom w:val="single" w:sz="4" w:color="D9D9D9"/>
+              <w:right w:val="single" w:sz="4" w:color="D9D9D9"/>
+            </w:tcBorders>
+            <w:tcMar>
+              <w:top w:w="95" w:type="dxa"/>
+              <w:bottom w:w="95" w:type="dxa"/>
+              <w:left w:w="95" w:type="dxa"/>
+              <w:right w:w="95" w:type="dxa"/>
+            </w:tcMar>
+            <w:shd w:fill="DFEAF2"/>
+            <w:tcBorders>
+              <w:top w:val="single" w:sz="4" w:color="D9D9D9"/>
+              <w:left w:val="single" w:sz="4" w:color="D9D9D9"/>
+              <w:bottom w:val="single" w:sz="4" w:color="D9D9D9"/>
+              <w:right w:val="single" w:sz="4" w:color="D9D9D9"/>
+            </w:tcBorders>
+            <w:tcMar>
+              <w:top w:w="100" w:type="dxa"/>
+              <w:bottom w:w="100" w:type="dxa"/>
+              <w:left w:w="100" w:type="dxa"/>
+              <w:right w:w="100" w:type="dxa"/>
+            </w:tcMar>
+          </w:tcPr>
+          <w:p>
+            <w:pPr>
+              <w:spacing w:after="40" w:line="250" w:lineRule="auto"/>
+              <w:jc w:val="left"/>
+            </w:pPr>
+            <w:r>
+              <w:rPr>
+                <w:b/>
+                <w:sz w:val="21"/>
+              </w:rPr>
+              <w:t>Already in code</w:t>
+            </w:r>
+          </w:p>
+        </w:tc>
+        <w:tc>
+          <w:tcPr>
+            <w:tcW w:type="dxa" w:w="5472"/>
+            <w:vAlign w:val="center"/>
+            <w:tcBorders>
+              <w:top w:val="single" w:sz="4" w:color="D9D9D9"/>
+              <w:left w:val="single" w:sz="4" w:color="D9D9D9"/>
+              <w:bottom w:val="single" w:sz="4" w:color="D9D9D9"/>
+              <w:right w:val="single" w:sz="4" w:color="D9D9D9"/>
+            </w:tcBorders>
+            <w:tcMar>
+              <w:top w:w="95" w:type="dxa"/>
+              <w:bottom w:w="95" w:type="dxa"/>
+              <w:left w:w="95" w:type="dxa"/>
+              <w:right w:w="95" w:type="dxa"/>
+            </w:tcMar>
+            <w:shd w:fill="DFEAF2"/>
+            <w:tcBorders>
+              <w:top w:val="single" w:sz="4" w:color="D9D9D9"/>
+              <w:left w:val="single" w:sz="4" w:color="D9D9D9"/>
+              <w:bottom w:val="single" w:sz="4" w:color="D9D9D9"/>
+              <w:right w:val="single" w:sz="4" w:color="D9D9D9"/>
+            </w:tcBorders>
+            <w:tcMar>
+              <w:top w:w="100" w:type="dxa"/>
+              <w:bottom w:w="100" w:type="dxa"/>
+              <w:left w:w="100" w:type="dxa"/>
+              <w:right w:w="100" w:type="dxa"/>
+            </w:tcMar>
+          </w:tcPr>
+          <w:p>
+            <w:pPr>
+              <w:spacing w:after="40" w:line="250" w:lineRule="auto"/>
+              <w:jc w:val="left"/>
+            </w:pPr>
+            <w:r>
+              <w:rPr>
+                <w:b/>
+                <w:sz w:val="21"/>
+              </w:rPr>
+              <w:t>Still needed</w:t>
+            </w:r>
+          </w:p>
+        </w:tc>
+      </w:tr>
+      <w:tr>
+        <w:trPr>
+          <w:cantSplit/>
+        </w:trPr>
+        <w:tc>
+          <w:tcPr>
+            <w:tcW w:type="dxa" w:w="1800"/>
+            <w:vAlign w:val="center"/>
+            <w:tcBorders>
+              <w:top w:val="single" w:sz="4" w:color="D9D9D9"/>
+              <w:left w:val="single" w:sz="4" w:color="D9D9D9"/>
+              <w:bottom w:val="single" w:sz="4" w:color="D9D9D9"/>
+              <w:right w:val="single" w:sz="4" w:color="D9D9D9"/>
+            </w:tcBorders>
+            <w:tcMar>
+              <w:top w:w="100" w:type="dxa"/>
+              <w:bottom w:w="100" w:type="dxa"/>
+              <w:left w:w="100" w:type="dxa"/>
+              <w:right w:w="100" w:type="dxa"/>
+            </w:tcMar>
+          </w:tcPr>
+          <w:p>
+            <w:pPr>
+              <w:spacing w:after="40" w:line="250" w:lineRule="auto"/>
+              <w:jc w:val="left"/>
+            </w:pPr>
+            <w:r>
+              <w:rPr>
+                <w:b w:val="0"/>
+                <w:sz w:val="21"/>
+              </w:rPr>
+              <w:t>13 Conversation</w:t>
+            </w:r>
+          </w:p>
+        </w:tc>
+        <w:tc>
+          <w:tcPr>
+            <w:tcW w:type="dxa" w:w="2952"/>
+            <w:vAlign w:val="center"/>
+            <w:tcBorders>
+              <w:top w:val="single" w:sz="4" w:color="D9D9D9"/>
+              <w:left w:val="single" w:sz="4" w:color="D9D9D9"/>
+              <w:bottom w:val="single" w:sz="4" w:color="D9D9D9"/>
+              <w:right w:val="single" w:sz="4" w:color="D9D9D9"/>
+            </w:tcBorders>
+            <w:tcMar>
+              <w:top w:w="100" w:type="dxa"/>
+              <w:bottom w:w="100" w:type="dxa"/>
+              <w:left w:w="100" w:type="dxa"/>
+              <w:right w:w="100" w:type="dxa"/>
+            </w:tcMar>
+          </w:tcPr>
+          <w:p>
+            <w:pPr>
+              <w:spacing w:after="40" w:line="250" w:lineRule="auto"/>
+              <w:jc w:val="left"/>
+            </w:pPr>
+            <w:r>
+              <w:rPr>
+                <w:b w:val="0"/>
+                <w:sz w:val="21"/>
+              </w:rPr>
+              <w:t>Earlier messages are sent with each request. History lives in the current page session.</w:t>
+            </w:r>
+          </w:p>
+        </w:tc>
+        <w:tc>
+          <w:tcPr>
+            <w:tcW w:type="dxa" w:w="5472"/>
+            <w:vAlign w:val="center"/>
+            <w:tcBorders>
+              <w:top w:val="single" w:sz="4" w:color="D9D9D9"/>
+              <w:left w:val="single" w:sz="4" w:color="D9D9D9"/>
+              <w:bottom w:val="single" w:sz="4" w:color="D9D9D9"/>
+              <w:right w:val="single" w:sz="4" w:color="D9D9D9"/>
+            </w:tcBorders>
+            <w:tcMar>
+              <w:top w:w="100" w:type="dxa"/>
+              <w:bottom w:w="100" w:type="dxa"/>
+              <w:left w:w="100" w:type="dxa"/>
+              <w:right w:w="100" w:type="dxa"/>
+            </w:tcMar>
+          </w:tcPr>
+          <w:p>
+            <w:pPr>
+              <w:spacing w:after="40" w:line="250" w:lineRule="auto"/>
+              <w:jc w:val="left"/>
+            </w:pPr>
+            <w:r>
+              <w:rPr>
+                <w:b w:val="0"/>
+                <w:sz w:val="21"/>
+              </w:rPr>
+              <w:t>Fix long chats, add new chat/reset and test corrections and topic changes. Decide whether saved conversations are in scope; refreshing currently loses the chat.</w:t>
+            </w:r>
+          </w:p>
+        </w:tc>
+      </w:tr>
+      <w:tr>
+        <w:trPr>
+          <w:cantSplit/>
+        </w:trPr>
+        <w:tc>
+          <w:tcPr>
+            <w:tcW w:type="dxa" w:w="1800"/>
+            <w:vAlign w:val="center"/>
+            <w:tcBorders>
+              <w:top w:val="single" w:sz="4" w:color="D9D9D9"/>
+              <w:left w:val="single" w:sz="4" w:color="D9D9D9"/>
+              <w:bottom w:val="single" w:sz="4" w:color="D9D9D9"/>
+              <w:right w:val="single" w:sz="4" w:color="D9D9D9"/>
+            </w:tcBorders>
+            <w:tcMar>
+              <w:top w:w="100" w:type="dxa"/>
+              <w:bottom w:w="100" w:type="dxa"/>
+              <w:left w:w="100" w:type="dxa"/>
+              <w:right w:w="100" w:type="dxa"/>
+            </w:tcMar>
+          </w:tcPr>
+          <w:p>
+            <w:pPr>
+              <w:spacing w:after="40" w:line="250" w:lineRule="auto"/>
+              <w:jc w:val="left"/>
+            </w:pPr>
+            <w:r>
+              <w:rPr>
+                <w:b w:val="0"/>
+                <w:sz w:val="21"/>
+              </w:rPr>
+              <w:t>14 Privacy and security</w:t>
+            </w:r>
+          </w:p>
+        </w:tc>
+        <w:tc>
+          <w:tcPr>
+            <w:tcW w:type="dxa" w:w="2952"/>
+            <w:vAlign w:val="center"/>
+            <w:tcBorders>
+              <w:top w:val="single" w:sz="4" w:color="D9D9D9"/>
+              <w:left w:val="single" w:sz="4" w:color="D9D9D9"/>
+              <w:bottom w:val="single" w:sz="4" w:color="D9D9D9"/>
+              <w:right w:val="single" w:sz="4" w:color="D9D9D9"/>
+            </w:tcBorders>
+            <w:tcMar>
+              <w:top w:w="100" w:type="dxa"/>
+              <w:bottom w:w="100" w:type="dxa"/>
+              <w:left w:w="100" w:type="dxa"/>
+              <w:right w:w="100" w:type="dxa"/>
+            </w:tcMar>
+          </w:tcPr>
+          <w:p>
+            <w:pPr>
+              <w:spacing w:after="40" w:line="250" w:lineRule="auto"/>
+              <w:jc w:val="left"/>
+            </w:pPr>
+            <w:r>
+              <w:rPr>
+                <w:b w:val="0"/>
+                <w:sz w:val="21"/>
+              </w:rPr>
+              <w:t>Login checks, masked data fields and instructions not to request or reveal authentication secrets.</w:t>
+            </w:r>
+          </w:p>
+        </w:tc>
+        <w:tc>
+          <w:tcPr>
+            <w:tcW w:type="dxa" w:w="5472"/>
+            <w:vAlign w:val="center"/>
+            <w:tcBorders>
+              <w:top w:val="single" w:sz="4" w:color="D9D9D9"/>
+              <w:left w:val="single" w:sz="4" w:color="D9D9D9"/>
+              <w:bottom w:val="single" w:sz="4" w:color="D9D9D9"/>
+              <w:right w:val="single" w:sz="4" w:color="D9D9D9"/>
+            </w:tcBorders>
+            <w:tcMar>
+              <w:top w:w="100" w:type="dxa"/>
+              <w:bottom w:w="100" w:type="dxa"/>
+              <w:left w:w="100" w:type="dxa"/>
+              <w:right w:w="100" w:type="dxa"/>
+            </w:tcMar>
+          </w:tcPr>
+          <w:p>
+            <w:pPr>
+              <w:spacing w:after="40" w:line="250" w:lineRule="auto"/>
+              <w:jc w:val="left"/>
+            </w:pPr>
+            <w:r>
+              <w:rPr>
+                <w:b w:val="0"/>
+                <w:sz w:val="21"/>
+              </w:rPr>
+              <w:t>Detect and remove sensitive text before model calls and logs. Warn users who share secrets. Test that secrets are not repeated and verify customer isolation.</w:t>
+            </w:r>
+          </w:p>
+        </w:tc>
+      </w:tr>
+      <w:tr>
+        <w:trPr>
+          <w:cantSplit/>
+        </w:trPr>
+        <w:tc>
+          <w:tcPr>
+            <w:tcW w:type="dxa" w:w="1800"/>
+            <w:vAlign w:val="center"/>
+            <w:tcBorders>
+              <w:top w:val="single" w:sz="4" w:color="D9D9D9"/>
+              <w:left w:val="single" w:sz="4" w:color="D9D9D9"/>
+              <w:bottom w:val="single" w:sz="4" w:color="D9D9D9"/>
+              <w:right w:val="single" w:sz="4" w:color="D9D9D9"/>
+            </w:tcBorders>
+            <w:tcMar>
+              <w:top w:w="100" w:type="dxa"/>
+              <w:bottom w:w="100" w:type="dxa"/>
+              <w:left w:w="100" w:type="dxa"/>
+              <w:right w:w="100" w:type="dxa"/>
+            </w:tcMar>
+          </w:tcPr>
+          <w:p>
+            <w:pPr>
+              <w:spacing w:after="40" w:line="250" w:lineRule="auto"/>
+              <w:jc w:val="left"/>
+            </w:pPr>
+            <w:r>
+              <w:rPr>
+                <w:b w:val="0"/>
+                <w:sz w:val="21"/>
+              </w:rPr>
+              <w:t>15 Transparency</w:t>
+            </w:r>
+          </w:p>
+        </w:tc>
+        <w:tc>
+          <w:tcPr>
+            <w:tcW w:type="dxa" w:w="2952"/>
+            <w:vAlign w:val="center"/>
+            <w:tcBorders>
+              <w:top w:val="single" w:sz="4" w:color="D9D9D9"/>
+              <w:left w:val="single" w:sz="4" w:color="D9D9D9"/>
+              <w:bottom w:val="single" w:sz="4" w:color="D9D9D9"/>
+              <w:right w:val="single" w:sz="4" w:color="D9D9D9"/>
+            </w:tcBorders>
+            <w:tcMar>
+              <w:top w:w="100" w:type="dxa"/>
+              <w:bottom w:w="100" w:type="dxa"/>
+              <w:left w:w="100" w:type="dxa"/>
+              <w:right w:w="100" w:type="dxa"/>
+            </w:tcMar>
+          </w:tcPr>
+          <w:p>
+            <w:pPr>
+              <w:spacing w:after="40" w:line="250" w:lineRule="auto"/>
+              <w:jc w:val="left"/>
+            </w:pPr>
+            <w:r>
+              <w:rPr>
+                <w:b w:val="0"/>
+                <w:sz w:val="21"/>
+              </w:rPr>
+              <w:t>A visible notice says the information is for a demo and AI answers may contain errors.</w:t>
+            </w:r>
+          </w:p>
+        </w:tc>
+        <w:tc>
+          <w:tcPr>
+            <w:tcW w:type="dxa" w:w="5472"/>
+            <w:vAlign w:val="center"/>
+            <w:tcBorders>
+              <w:top w:val="single" w:sz="4" w:color="D9D9D9"/>
+              <w:left w:val="single" w:sz="4" w:color="D9D9D9"/>
+              <w:bottom w:val="single" w:sz="4" w:color="D9D9D9"/>
+              <w:right w:val="single" w:sz="4" w:color="D9D9D9"/>
+            </w:tcBorders>
+            <w:tcMar>
+              <w:top w:w="100" w:type="dxa"/>
+              <w:bottom w:w="100" w:type="dxa"/>
+              <w:left w:w="100" w:type="dxa"/>
+              <w:right w:w="100" w:type="dxa"/>
+            </w:tcMar>
+          </w:tcPr>
+          <w:p>
+            <w:pPr>
+              <w:spacing w:after="40" w:line="250" w:lineRule="auto"/>
+              <w:jc w:val="left"/>
+            </w:pPr>
+            <w:r>
+              <w:rPr>
+                <w:b w:val="0"/>
+                <w:sz w:val="21"/>
+              </w:rPr>
+              <w:t>Add “general information, not advice or a contract” wording. Include clear loan and fee disclaimers and verify them in test answers.</w:t>
+            </w:r>
+          </w:p>
+        </w:tc>
+      </w:tr>
+      <w:tr>
+        <w:trPr>
+          <w:cantSplit/>
+        </w:trPr>
+        <w:tc>
+          <w:tcPr>
+            <w:tcW w:type="dxa" w:w="1800"/>
+            <w:vAlign w:val="center"/>
+            <w:tcBorders>
+              <w:top w:val="single" w:sz="4" w:color="D9D9D9"/>
+              <w:left w:val="single" w:sz="4" w:color="D9D9D9"/>
+              <w:bottom w:val="single" w:sz="4" w:color="D9D9D9"/>
+              <w:right w:val="single" w:sz="4" w:color="D9D9D9"/>
+            </w:tcBorders>
+            <w:tcMar>
+              <w:top w:w="100" w:type="dxa"/>
+              <w:bottom w:w="100" w:type="dxa"/>
+              <w:left w:w="100" w:type="dxa"/>
+              <w:right w:w="100" w:type="dxa"/>
+            </w:tcMar>
+          </w:tcPr>
+          <w:p>
+            <w:pPr>
+              <w:spacing w:after="40" w:line="250" w:lineRule="auto"/>
+              <w:jc w:val="left"/>
+            </w:pPr>
+            <w:r>
+              <w:rPr>
+                <w:b w:val="0"/>
+                <w:sz w:val="21"/>
+              </w:rPr>
+              <w:t>16 Lost or stolen card</w:t>
+            </w:r>
+          </w:p>
+        </w:tc>
+        <w:tc>
+          <w:tcPr>
+            <w:tcW w:type="dxa" w:w="2952"/>
+            <w:vAlign w:val="center"/>
+            <w:tcBorders>
+              <w:top w:val="single" w:sz="4" w:color="D9D9D9"/>
+              <w:left w:val="single" w:sz="4" w:color="D9D9D9"/>
+              <w:bottom w:val="single" w:sz="4" w:color="D9D9D9"/>
+              <w:right w:val="single" w:sz="4" w:color="D9D9D9"/>
+            </w:tcBorders>
+            <w:tcMar>
+              <w:top w:w="100" w:type="dxa"/>
+              <w:bottom w:w="100" w:type="dxa"/>
+              <w:left w:w="100" w:type="dxa"/>
+              <w:right w:w="100" w:type="dxa"/>
+            </w:tcMar>
+          </w:tcPr>
+          <w:p>
+            <w:pPr>
+              <w:spacing w:after="40" w:line="250" w:lineRule="auto"/>
+              <w:jc w:val="left"/>
+            </w:pPr>
+            <w:r>
+              <w:rPr>
+                <w:b w:val="0"/>
+                <w:sz w:val="21"/>
+              </w:rPr>
+              <w:t>The prompt forbids claiming to block a card and refers customers to official channels for unsupported actions.</w:t>
+            </w:r>
+          </w:p>
+        </w:tc>
+        <w:tc>
+          <w:tcPr>
+            <w:tcW w:type="dxa" w:w="5472"/>
+            <w:vAlign w:val="center"/>
+            <w:tcBorders>
+              <w:top w:val="single" w:sz="4" w:color="D9D9D9"/>
+              <w:left w:val="single" w:sz="4" w:color="D9D9D9"/>
+              <w:bottom w:val="single" w:sz="4" w:color="D9D9D9"/>
+              <w:right w:val="single" w:sz="4" w:color="D9D9D9"/>
+            </w:tcBorders>
+            <w:tcMar>
+              <w:top w:w="100" w:type="dxa"/>
+              <w:bottom w:w="100" w:type="dxa"/>
+              <w:left w:w="100" w:type="dxa"/>
+              <w:right w:w="100" w:type="dxa"/>
+            </w:tcMar>
+          </w:tcPr>
+          <w:p>
+            <w:pPr>
+              <w:spacing w:after="40" w:line="250" w:lineRule="auto"/>
+              <w:jc w:val="left"/>
+            </w:pPr>
+            <w:r>
+              <w:rPr>
+                <w:b w:val="0"/>
+                <w:sz w:val="21"/>
+              </w:rPr>
+              <w:t>Add urgent reporting steps and verified contacts. Test that the advice is immediate, calm and clear, and never claims the card was blocked.</w:t>
+            </w:r>
+          </w:p>
+        </w:tc>
+      </w:tr>
+    </w:tbl>
+    <w:p>
+      <w:pPr>
+        <w:pageBreakBefore w:val="0"/>
+      </w:pPr>
+    </w:p>
+    <w:p>
+      <w:pPr>
+        <w:pStyle w:val="Heading2"/>
+        <w:pageBreakBefore w:val="0"/>
+      </w:pPr>
+      <w:r>
+        <w:t>Confirmed issue with long chats</w:t>
+      </w:r>
+    </w:p>
+    <w:p>
+      <w:pPr>
+        <w:pageBreakBefore w:val="0"/>
+      </w:pPr>
+      <w:r>
+        <w:t>The frontend sends all previous messages, while the backend accepts at most 30. With normal question-and-answer pairs, the 15th question sends 29 messages and passes. The 16th sends 31 and fails. This was reproduced using the request validator. Manage the history and provide a reset instead of leaving the user stuck.</w:t>
+      </w:r>
+    </w:p>
+    <w:p>
+      <w:pPr>
+        <w:pStyle w:val="Heading2"/>
+        <w:pageBreakBefore w:val="0"/>
+      </w:pPr>
+      <w:r>
+        <w:t>Customer privacy still needs database verification</w:t>
+      </w:r>
+    </w:p>
+    <w:p>
+      <w:pPr>
+        <w:pageBreakBefore w:val="0"/>
+      </w:pPr>
+      <w:r>
+        <w:t>The backend checks the token and uses it for database requests. Personal-record queries do not add an explicit customer filter, so separation relies on Supabase row-level security: database rules that decide which rows a customer can read. Those rules are not included in the repository.</w:t>
+      </w:r>
+    </w:p>
+    <w:p>
+      <w:pPr>
+        <w:pageBreakBefore w:val="0"/>
+      </w:pPr>
+      <w:r>
+        <w:t>This is an unverified dependency, not proof of a data leak. Save the database policies with the project and test with two different customers before marking this part complete.</w:t>
+      </w:r>
+    </w:p>
+    <w:p>
+      <w:pPr>
+        <w:pStyle w:val="Heading1"/>
+        <w:pageBreakBefore/>
+      </w:pPr>
+      <w:r>
+        <w:t>Stories that are not implemented</w:t>
+      </w:r>
+    </w:p>
+    <w:p>
+      <w:pPr>
+        <w:pageBreakBefore w:val="0"/>
+      </w:pPr>
+      <w:r>
+        <w:t>These eight workflows are absent from the current code. Marking a story as deferred is a scope decision; it is not the same as completing it.</w:t>
+      </w:r>
+    </w:p>
+    <w:tbl>
+      <w:tblPr>
+        <w:tblW w:type="auto" w:w="0"/>
+        <w:jc w:val="center"/>
+        <w:tblLayout w:type="fixed"/>
+        <w:tblLook w:firstColumn="1" w:firstRow="1" w:lastColumn="0" w:lastRow="0" w:noHBand="0" w:noVBand="1" w:val="04A0"/>
+      </w:tblPr>
+      <w:tblGrid>
+        <w:gridCol w:w="2232"/>
+        <w:gridCol w:w="4536"/>
+        <w:gridCol w:w="3456"/>
+      </w:tblGrid>
+      <w:tr>
+        <w:trPr>
+          <w:cantSplit/>
+          <w:tblHeader/>
+        </w:trPr>
+        <w:tc>
+          <w:tcPr>
+            <w:tcW w:type="dxa" w:w="2232"/>
+            <w:vAlign w:val="center"/>
+            <w:tcBorders>
+              <w:top w:val="single" w:sz="4" w:color="D9D9D9"/>
+              <w:left w:val="single" w:sz="4" w:color="D9D9D9"/>
+              <w:bottom w:val="single" w:sz="4" w:color="D9D9D9"/>
+              <w:right w:val="single" w:sz="4" w:color="D9D9D9"/>
+            </w:tcBorders>
+            <w:tcMar>
+              <w:top w:w="95" w:type="dxa"/>
+              <w:bottom w:w="95" w:type="dxa"/>
+              <w:left w:w="95" w:type="dxa"/>
+              <w:right w:w="95" w:type="dxa"/>
+            </w:tcMar>
+            <w:shd w:fill="DFEAF2"/>
+            <w:tcBorders>
+              <w:top w:val="single" w:sz="4" w:color="D9D9D9"/>
+              <w:left w:val="single" w:sz="4" w:color="D9D9D9"/>
+              <w:bottom w:val="single" w:sz="4" w:color="D9D9D9"/>
+              <w:right w:val="single" w:sz="4" w:color="D9D9D9"/>
+            </w:tcBorders>
+            <w:tcMar>
+              <w:top w:w="100" w:type="dxa"/>
+              <w:bottom w:w="100" w:type="dxa"/>
+              <w:left w:w="100" w:type="dxa"/>
+              <w:right w:w="100" w:type="dxa"/>
+            </w:tcMar>
+          </w:tcPr>
+          <w:p>
+            <w:pPr>
+              <w:spacing w:after="40" w:line="250" w:lineRule="auto"/>
+              <w:jc w:val="left"/>
+            </w:pPr>
+            <w:r>
+              <w:rPr>
+                <w:b/>
+                <w:sz w:val="21"/>
+              </w:rPr>
+              <w:t>Story</w:t>
+            </w:r>
+          </w:p>
+        </w:tc>
+        <w:tc>
+          <w:tcPr>
+            <w:tcW w:type="dxa" w:w="4536"/>
+            <w:vAlign w:val="center"/>
+            <w:tcBorders>
+              <w:top w:val="single" w:sz="4" w:color="D9D9D9"/>
+              <w:left w:val="single" w:sz="4" w:color="D9D9D9"/>
+              <w:bottom w:val="single" w:sz="4" w:color="D9D9D9"/>
+              <w:right w:val="single" w:sz="4" w:color="D9D9D9"/>
+            </w:tcBorders>
+            <w:tcMar>
+              <w:top w:w="95" w:type="dxa"/>
+              <w:bottom w:w="95" w:type="dxa"/>
+              <w:left w:w="95" w:type="dxa"/>
+              <w:right w:w="95" w:type="dxa"/>
+            </w:tcMar>
+            <w:shd w:fill="DFEAF2"/>
+            <w:tcBorders>
+              <w:top w:val="single" w:sz="4" w:color="D9D9D9"/>
+              <w:left w:val="single" w:sz="4" w:color="D9D9D9"/>
+              <w:bottom w:val="single" w:sz="4" w:color="D9D9D9"/>
+              <w:right w:val="single" w:sz="4" w:color="D9D9D9"/>
+            </w:tcBorders>
+            <w:tcMar>
+              <w:top w:w="100" w:type="dxa"/>
+              <w:bottom w:w="100" w:type="dxa"/>
+              <w:left w:w="100" w:type="dxa"/>
+              <w:right w:w="100" w:type="dxa"/>
+            </w:tcMar>
+          </w:tcPr>
+          <w:p>
+            <w:pPr>
+              <w:spacing w:after="40" w:line="250" w:lineRule="auto"/>
+              <w:jc w:val="left"/>
+            </w:pPr>
+            <w:r>
+              <w:rPr>
+                <w:b/>
+                <w:sz w:val="21"/>
+              </w:rPr>
+              <w:t>Missing work</w:t>
+            </w:r>
+          </w:p>
+        </w:tc>
+        <w:tc>
+          <w:tcPr>
+            <w:tcW w:type="dxa" w:w="3456"/>
+            <w:vAlign w:val="center"/>
+            <w:tcBorders>
+              <w:top w:val="single" w:sz="4" w:color="D9D9D9"/>
+              <w:left w:val="single" w:sz="4" w:color="D9D9D9"/>
+              <w:bottom w:val="single" w:sz="4" w:color="D9D9D9"/>
+              <w:right w:val="single" w:sz="4" w:color="D9D9D9"/>
+            </w:tcBorders>
+            <w:tcMar>
+              <w:top w:w="95" w:type="dxa"/>
+              <w:bottom w:w="95" w:type="dxa"/>
+              <w:left w:w="95" w:type="dxa"/>
+              <w:right w:w="95" w:type="dxa"/>
+            </w:tcMar>
+            <w:shd w:fill="DFEAF2"/>
+            <w:tcBorders>
+              <w:top w:val="single" w:sz="4" w:color="D9D9D9"/>
+              <w:left w:val="single" w:sz="4" w:color="D9D9D9"/>
+              <w:bottom w:val="single" w:sz="4" w:color="D9D9D9"/>
+              <w:right w:val="single" w:sz="4" w:color="D9D9D9"/>
+            </w:tcBorders>
+            <w:tcMar>
+              <w:top w:w="100" w:type="dxa"/>
+              <w:bottom w:w="100" w:type="dxa"/>
+              <w:left w:w="100" w:type="dxa"/>
+              <w:right w:w="100" w:type="dxa"/>
+            </w:tcMar>
+          </w:tcPr>
+          <w:p>
+            <w:pPr>
+              <w:spacing w:after="40" w:line="250" w:lineRule="auto"/>
+              <w:jc w:val="left"/>
+            </w:pPr>
+            <w:r>
+              <w:rPr>
+                <w:b/>
+                <w:sz w:val="21"/>
+              </w:rPr>
+              <w:t>Recommended scope</w:t>
+            </w:r>
+          </w:p>
+        </w:tc>
+      </w:tr>
+      <w:tr>
+        <w:trPr>
+          <w:cantSplit/>
+        </w:trPr>
+        <w:tc>
+          <w:tcPr>
+            <w:tcW w:type="dxa" w:w="2232"/>
+            <w:vAlign w:val="center"/>
+            <w:tcBorders>
+              <w:top w:val="single" w:sz="4" w:color="D9D9D9"/>
+              <w:left w:val="single" w:sz="4" w:color="D9D9D9"/>
+              <w:bottom w:val="single" w:sz="4" w:color="D9D9D9"/>
+              <w:right w:val="single" w:sz="4" w:color="D9D9D9"/>
+            </w:tcBorders>
+            <w:tcMar>
+              <w:top w:w="100" w:type="dxa"/>
+              <w:bottom w:w="100" w:type="dxa"/>
+              <w:left w:w="100" w:type="dxa"/>
+              <w:right w:w="100" w:type="dxa"/>
+            </w:tcMar>
+          </w:tcPr>
+          <w:p>
+            <w:pPr>
+              <w:spacing w:after="40" w:line="250" w:lineRule="auto"/>
+              <w:jc w:val="left"/>
+            </w:pPr>
+            <w:r>
+              <w:rPr>
+                <w:b w:val="0"/>
+                <w:sz w:val="21"/>
+              </w:rPr>
+              <w:t>7 Compliance reviews</w:t>
+            </w:r>
+          </w:p>
+        </w:tc>
+        <w:tc>
+          <w:tcPr>
+            <w:tcW w:type="dxa" w:w="4536"/>
+            <w:vAlign w:val="center"/>
+            <w:tcBorders>
+              <w:top w:val="single" w:sz="4" w:color="D9D9D9"/>
+              <w:left w:val="single" w:sz="4" w:color="D9D9D9"/>
+              <w:bottom w:val="single" w:sz="4" w:color="D9D9D9"/>
+              <w:right w:val="single" w:sz="4" w:color="D9D9D9"/>
+            </w:tcBorders>
+            <w:tcMar>
+              <w:top w:w="100" w:type="dxa"/>
+              <w:bottom w:w="100" w:type="dxa"/>
+              <w:left w:w="100" w:type="dxa"/>
+              <w:right w:w="100" w:type="dxa"/>
+            </w:tcMar>
+          </w:tcPr>
+          <w:p>
+            <w:pPr>
+              <w:spacing w:after="40" w:line="250" w:lineRule="auto"/>
+              <w:jc w:val="left"/>
+            </w:pPr>
+            <w:r>
+              <w:rPr>
+                <w:b w:val="0"/>
+                <w:sz w:val="21"/>
+              </w:rPr>
+              <w:t>Approved content, document guidance, jurisdiction handling and escalation.</w:t>
+            </w:r>
+          </w:p>
+        </w:tc>
+        <w:tc>
+          <w:tcPr>
+            <w:tcW w:type="dxa" w:w="3456"/>
+            <w:vAlign w:val="center"/>
+            <w:tcBorders>
+              <w:top w:val="single" w:sz="4" w:color="D9D9D9"/>
+              <w:left w:val="single" w:sz="4" w:color="D9D9D9"/>
+              <w:bottom w:val="single" w:sz="4" w:color="D9D9D9"/>
+              <w:right w:val="single" w:sz="4" w:color="D9D9D9"/>
+            </w:tcBorders>
+            <w:tcMar>
+              <w:top w:w="100" w:type="dxa"/>
+              <w:bottom w:w="100" w:type="dxa"/>
+              <w:left w:w="100" w:type="dxa"/>
+              <w:right w:w="100" w:type="dxa"/>
+            </w:tcMar>
+          </w:tcPr>
+          <w:p>
+            <w:pPr>
+              <w:spacing w:after="40" w:line="250" w:lineRule="auto"/>
+              <w:jc w:val="left"/>
+            </w:pPr>
+            <w:r>
+              <w:rPr>
+                <w:b w:val="0"/>
+                <w:sz w:val="21"/>
+              </w:rPr>
+              <w:t>Simplify to approved document FAQs first.</w:t>
+            </w:r>
+          </w:p>
+        </w:tc>
+      </w:tr>
+      <w:tr>
+        <w:trPr>
+          <w:cantSplit/>
+        </w:trPr>
+        <w:tc>
+          <w:tcPr>
+            <w:tcW w:type="dxa" w:w="2232"/>
+            <w:vAlign w:val="center"/>
+            <w:tcBorders>
+              <w:top w:val="single" w:sz="4" w:color="D9D9D9"/>
+              <w:left w:val="single" w:sz="4" w:color="D9D9D9"/>
+              <w:bottom w:val="single" w:sz="4" w:color="D9D9D9"/>
+              <w:right w:val="single" w:sz="4" w:color="D9D9D9"/>
+            </w:tcBorders>
+            <w:tcMar>
+              <w:top w:w="100" w:type="dxa"/>
+              <w:bottom w:w="100" w:type="dxa"/>
+              <w:left w:w="100" w:type="dxa"/>
+              <w:right w:w="100" w:type="dxa"/>
+            </w:tcMar>
+          </w:tcPr>
+          <w:p>
+            <w:pPr>
+              <w:spacing w:after="40" w:line="250" w:lineRule="auto"/>
+              <w:jc w:val="left"/>
+            </w:pPr>
+            <w:r>
+              <w:rPr>
+                <w:b w:val="0"/>
+                <w:sz w:val="21"/>
+              </w:rPr>
+              <w:t>8 Document pre-verification</w:t>
+            </w:r>
+          </w:p>
+        </w:tc>
+        <w:tc>
+          <w:tcPr>
+            <w:tcW w:type="dxa" w:w="4536"/>
+            <w:vAlign w:val="center"/>
+            <w:tcBorders>
+              <w:top w:val="single" w:sz="4" w:color="D9D9D9"/>
+              <w:left w:val="single" w:sz="4" w:color="D9D9D9"/>
+              <w:bottom w:val="single" w:sz="4" w:color="D9D9D9"/>
+              <w:right w:val="single" w:sz="4" w:color="D9D9D9"/>
+            </w:tcBorders>
+            <w:tcMar>
+              <w:top w:w="100" w:type="dxa"/>
+              <w:bottom w:w="100" w:type="dxa"/>
+              <w:left w:w="100" w:type="dxa"/>
+              <w:right w:w="100" w:type="dxa"/>
+            </w:tcMar>
+          </w:tcPr>
+          <w:p>
+            <w:pPr>
+              <w:spacing w:after="40" w:line="250" w:lineRule="auto"/>
+              <w:jc w:val="left"/>
+            </w:pPr>
+            <w:r>
+              <w:rPr>
+                <w:b w:val="0"/>
+                <w:sz w:val="21"/>
+              </w:rPr>
+              <w:t>Uploads, extra authentication, OCR checks, storage and officer routing.</w:t>
+            </w:r>
+          </w:p>
+        </w:tc>
+        <w:tc>
+          <w:tcPr>
+            <w:tcW w:type="dxa" w:w="3456"/>
+            <w:vAlign w:val="center"/>
+            <w:tcBorders>
+              <w:top w:val="single" w:sz="4" w:color="D9D9D9"/>
+              <w:left w:val="single" w:sz="4" w:color="D9D9D9"/>
+              <w:bottom w:val="single" w:sz="4" w:color="D9D9D9"/>
+              <w:right w:val="single" w:sz="4" w:color="D9D9D9"/>
+            </w:tcBorders>
+            <w:tcMar>
+              <w:top w:w="100" w:type="dxa"/>
+              <w:bottom w:w="100" w:type="dxa"/>
+              <w:left w:w="100" w:type="dxa"/>
+              <w:right w:w="100" w:type="dxa"/>
+            </w:tcMar>
+          </w:tcPr>
+          <w:p>
+            <w:pPr>
+              <w:spacing w:after="40" w:line="250" w:lineRule="auto"/>
+              <w:jc w:val="left"/>
+            </w:pPr>
+            <w:r>
+              <w:rPr>
+                <w:b w:val="0"/>
+                <w:sz w:val="21"/>
+              </w:rPr>
+              <w:t>Defer from the first version.</w:t>
+            </w:r>
+          </w:p>
+        </w:tc>
+      </w:tr>
+      <w:tr>
+        <w:trPr>
+          <w:cantSplit/>
+        </w:trPr>
+        <w:tc>
+          <w:tcPr>
+            <w:tcW w:type="dxa" w:w="2232"/>
+            <w:vAlign w:val="center"/>
+            <w:tcBorders>
+              <w:top w:val="single" w:sz="4" w:color="D9D9D9"/>
+              <w:left w:val="single" w:sz="4" w:color="D9D9D9"/>
+              <w:bottom w:val="single" w:sz="4" w:color="D9D9D9"/>
+              <w:right w:val="single" w:sz="4" w:color="D9D9D9"/>
+            </w:tcBorders>
+            <w:tcMar>
+              <w:top w:w="100" w:type="dxa"/>
+              <w:bottom w:w="100" w:type="dxa"/>
+              <w:left w:w="100" w:type="dxa"/>
+              <w:right w:w="100" w:type="dxa"/>
+            </w:tcMar>
+          </w:tcPr>
+          <w:p>
+            <w:pPr>
+              <w:spacing w:after="40" w:line="250" w:lineRule="auto"/>
+              <w:jc w:val="left"/>
+            </w:pPr>
+            <w:r>
+              <w:rPr>
+                <w:b w:val="0"/>
+                <w:sz w:val="21"/>
+              </w:rPr>
+              <w:t>9 Compliance tracker</w:t>
+            </w:r>
+          </w:p>
+        </w:tc>
+        <w:tc>
+          <w:tcPr>
+            <w:tcW w:type="dxa" w:w="4536"/>
+            <w:vAlign w:val="center"/>
+            <w:tcBorders>
+              <w:top w:val="single" w:sz="4" w:color="D9D9D9"/>
+              <w:left w:val="single" w:sz="4" w:color="D9D9D9"/>
+              <w:bottom w:val="single" w:sz="4" w:color="D9D9D9"/>
+              <w:right w:val="single" w:sz="4" w:color="D9D9D9"/>
+            </w:tcBorders>
+            <w:tcMar>
+              <w:top w:w="100" w:type="dxa"/>
+              <w:bottom w:w="100" w:type="dxa"/>
+              <w:left w:w="100" w:type="dxa"/>
+              <w:right w:w="100" w:type="dxa"/>
+            </w:tcMar>
+          </w:tcPr>
+          <w:p>
+            <w:pPr>
+              <w:spacing w:after="40" w:line="250" w:lineRule="auto"/>
+              <w:jc w:val="left"/>
+            </w:pPr>
+            <w:r>
+              <w:rPr>
+                <w:b w:val="0"/>
+                <w:sz w:val="21"/>
+              </w:rPr>
+              <w:t>Case stages, event-driven updates, notifications and required actions.</w:t>
+            </w:r>
+          </w:p>
+        </w:tc>
+        <w:tc>
+          <w:tcPr>
+            <w:tcW w:type="dxa" w:w="3456"/>
+            <w:vAlign w:val="center"/>
+            <w:tcBorders>
+              <w:top w:val="single" w:sz="4" w:color="D9D9D9"/>
+              <w:left w:val="single" w:sz="4" w:color="D9D9D9"/>
+              <w:bottom w:val="single" w:sz="4" w:color="D9D9D9"/>
+              <w:right w:val="single" w:sz="4" w:color="D9D9D9"/>
+            </w:tcBorders>
+            <w:tcMar>
+              <w:top w:w="100" w:type="dxa"/>
+              <w:bottom w:w="100" w:type="dxa"/>
+              <w:left w:w="100" w:type="dxa"/>
+              <w:right w:w="100" w:type="dxa"/>
+            </w:tcMar>
+          </w:tcPr>
+          <w:p>
+            <w:pPr>
+              <w:spacing w:after="40" w:line="250" w:lineRule="auto"/>
+              <w:jc w:val="left"/>
+            </w:pPr>
+            <w:r>
+              <w:rPr>
+                <w:b w:val="0"/>
+                <w:sz w:val="21"/>
+              </w:rPr>
+              <w:t>Defer from the first version.</w:t>
+            </w:r>
+          </w:p>
+        </w:tc>
+      </w:tr>
+      <w:tr>
+        <w:trPr>
+          <w:cantSplit/>
+        </w:trPr>
+        <w:tc>
+          <w:tcPr>
+            <w:tcW w:type="dxa" w:w="2232"/>
+            <w:vAlign w:val="center"/>
+            <w:tcBorders>
+              <w:top w:val="single" w:sz="4" w:color="D9D9D9"/>
+              <w:left w:val="single" w:sz="4" w:color="D9D9D9"/>
+              <w:bottom w:val="single" w:sz="4" w:color="D9D9D9"/>
+              <w:right w:val="single" w:sz="4" w:color="D9D9D9"/>
+            </w:tcBorders>
+            <w:tcMar>
+              <w:top w:w="100" w:type="dxa"/>
+              <w:bottom w:w="100" w:type="dxa"/>
+              <w:left w:w="100" w:type="dxa"/>
+              <w:right w:w="100" w:type="dxa"/>
+            </w:tcMar>
+          </w:tcPr>
+          <w:p>
+            <w:pPr>
+              <w:spacing w:after="40" w:line="250" w:lineRule="auto"/>
+              <w:jc w:val="left"/>
+            </w:pPr>
+            <w:r>
+              <w:rPr>
+                <w:b w:val="0"/>
+                <w:sz w:val="21"/>
+              </w:rPr>
+              <w:t>10 Advisor transition</w:t>
+            </w:r>
+          </w:p>
+        </w:tc>
+        <w:tc>
+          <w:tcPr>
+            <w:tcW w:type="dxa" w:w="4536"/>
+            <w:vAlign w:val="center"/>
+            <w:tcBorders>
+              <w:top w:val="single" w:sz="4" w:color="D9D9D9"/>
+              <w:left w:val="single" w:sz="4" w:color="D9D9D9"/>
+              <w:bottom w:val="single" w:sz="4" w:color="D9D9D9"/>
+              <w:right w:val="single" w:sz="4" w:color="D9D9D9"/>
+            </w:tcBorders>
+            <w:tcMar>
+              <w:top w:w="100" w:type="dxa"/>
+              <w:bottom w:w="100" w:type="dxa"/>
+              <w:left w:w="100" w:type="dxa"/>
+              <w:right w:w="100" w:type="dxa"/>
+            </w:tcMar>
+          </w:tcPr>
+          <w:p>
+            <w:pPr>
+              <w:spacing w:after="40" w:line="250" w:lineRule="auto"/>
+              <w:jc w:val="left"/>
+            </w:pPr>
+            <w:r>
+              <w:rPr>
+                <w:b w:val="0"/>
+                <w:sz w:val="21"/>
+              </w:rPr>
+              <w:t>Advisor-change events, introductions, video profiles and call requests.</w:t>
+            </w:r>
+          </w:p>
+        </w:tc>
+        <w:tc>
+          <w:tcPr>
+            <w:tcW w:type="dxa" w:w="3456"/>
+            <w:vAlign w:val="center"/>
+            <w:tcBorders>
+              <w:top w:val="single" w:sz="4" w:color="D9D9D9"/>
+              <w:left w:val="single" w:sz="4" w:color="D9D9D9"/>
+              <w:bottom w:val="single" w:sz="4" w:color="D9D9D9"/>
+              <w:right w:val="single" w:sz="4" w:color="D9D9D9"/>
+            </w:tcBorders>
+            <w:tcMar>
+              <w:top w:w="100" w:type="dxa"/>
+              <w:bottom w:w="100" w:type="dxa"/>
+              <w:left w:w="100" w:type="dxa"/>
+              <w:right w:w="100" w:type="dxa"/>
+            </w:tcMar>
+          </w:tcPr>
+          <w:p>
+            <w:pPr>
+              <w:spacing w:after="40" w:line="250" w:lineRule="auto"/>
+              <w:jc w:val="left"/>
+            </w:pPr>
+            <w:r>
+              <w:rPr>
+                <w:b w:val="0"/>
+                <w:sz w:val="21"/>
+              </w:rPr>
+              <w:t>Keep as a future option.</w:t>
+            </w:r>
+          </w:p>
+        </w:tc>
+      </w:tr>
+      <w:tr>
+        <w:trPr>
+          <w:cantSplit/>
+        </w:trPr>
+        <w:tc>
+          <w:tcPr>
+            <w:tcW w:type="dxa" w:w="2232"/>
+            <w:vAlign w:val="center"/>
+            <w:tcBorders>
+              <w:top w:val="single" w:sz="4" w:color="D9D9D9"/>
+              <w:left w:val="single" w:sz="4" w:color="D9D9D9"/>
+              <w:bottom w:val="single" w:sz="4" w:color="D9D9D9"/>
+              <w:right w:val="single" w:sz="4" w:color="D9D9D9"/>
+            </w:tcBorders>
+            <w:tcMar>
+              <w:top w:w="100" w:type="dxa"/>
+              <w:bottom w:w="100" w:type="dxa"/>
+              <w:left w:w="100" w:type="dxa"/>
+              <w:right w:w="100" w:type="dxa"/>
+            </w:tcMar>
+          </w:tcPr>
+          <w:p>
+            <w:pPr>
+              <w:spacing w:after="40" w:line="250" w:lineRule="auto"/>
+              <w:jc w:val="left"/>
+            </w:pPr>
+            <w:r>
+              <w:rPr>
+                <w:b w:val="0"/>
+                <w:sz w:val="21"/>
+              </w:rPr>
+              <w:t>11 Shared context summary</w:t>
+            </w:r>
+          </w:p>
+        </w:tc>
+        <w:tc>
+          <w:tcPr>
+            <w:tcW w:type="dxa" w:w="4536"/>
+            <w:vAlign w:val="center"/>
+            <w:tcBorders>
+              <w:top w:val="single" w:sz="4" w:color="D9D9D9"/>
+              <w:left w:val="single" w:sz="4" w:color="D9D9D9"/>
+              <w:bottom w:val="single" w:sz="4" w:color="D9D9D9"/>
+              <w:right w:val="single" w:sz="4" w:color="D9D9D9"/>
+            </w:tcBorders>
+            <w:tcMar>
+              <w:top w:w="100" w:type="dxa"/>
+              <w:bottom w:w="100" w:type="dxa"/>
+              <w:left w:w="100" w:type="dxa"/>
+              <w:right w:w="100" w:type="dxa"/>
+            </w:tcMar>
+          </w:tcPr>
+          <w:p>
+            <w:pPr>
+              <w:spacing w:after="40" w:line="250" w:lineRule="auto"/>
+              <w:jc w:val="left"/>
+            </w:pPr>
+            <w:r>
+              <w:rPr>
+                <w:b w:val="0"/>
+                <w:sz w:val="21"/>
+              </w:rPr>
+              <w:t>Summary generation, customer editing/approval and sharing with an advisor.</w:t>
+            </w:r>
+          </w:p>
+        </w:tc>
+        <w:tc>
+          <w:tcPr>
+            <w:tcW w:type="dxa" w:w="3456"/>
+            <w:vAlign w:val="center"/>
+            <w:tcBorders>
+              <w:top w:val="single" w:sz="4" w:color="D9D9D9"/>
+              <w:left w:val="single" w:sz="4" w:color="D9D9D9"/>
+              <w:bottom w:val="single" w:sz="4" w:color="D9D9D9"/>
+              <w:right w:val="single" w:sz="4" w:color="D9D9D9"/>
+            </w:tcBorders>
+            <w:tcMar>
+              <w:top w:w="100" w:type="dxa"/>
+              <w:bottom w:w="100" w:type="dxa"/>
+              <w:left w:w="100" w:type="dxa"/>
+              <w:right w:w="100" w:type="dxa"/>
+            </w:tcMar>
+          </w:tcPr>
+          <w:p>
+            <w:pPr>
+              <w:spacing w:after="40" w:line="250" w:lineRule="auto"/>
+              <w:jc w:val="left"/>
+            </w:pPr>
+            <w:r>
+              <w:rPr>
+                <w:b w:val="0"/>
+                <w:sz w:val="21"/>
+              </w:rPr>
+              <w:t>Reframe as a customer-support summary.</w:t>
+            </w:r>
+          </w:p>
+        </w:tc>
+      </w:tr>
+      <w:tr>
+        <w:trPr>
+          <w:cantSplit/>
+        </w:trPr>
+        <w:tc>
+          <w:tcPr>
+            <w:tcW w:type="dxa" w:w="2232"/>
+            <w:vAlign w:val="center"/>
+            <w:tcBorders>
+              <w:top w:val="single" w:sz="4" w:color="D9D9D9"/>
+              <w:left w:val="single" w:sz="4" w:color="D9D9D9"/>
+              <w:bottom w:val="single" w:sz="4" w:color="D9D9D9"/>
+              <w:right w:val="single" w:sz="4" w:color="D9D9D9"/>
+            </w:tcBorders>
+            <w:tcMar>
+              <w:top w:w="100" w:type="dxa"/>
+              <w:bottom w:w="100" w:type="dxa"/>
+              <w:left w:w="100" w:type="dxa"/>
+              <w:right w:w="100" w:type="dxa"/>
+            </w:tcMar>
+          </w:tcPr>
+          <w:p>
+            <w:pPr>
+              <w:spacing w:after="40" w:line="250" w:lineRule="auto"/>
+              <w:jc w:val="left"/>
+            </w:pPr>
+            <w:r>
+              <w:rPr>
+                <w:b w:val="0"/>
+                <w:sz w:val="21"/>
+              </w:rPr>
+              <w:t>12 Meeting scheduling</w:t>
+            </w:r>
+          </w:p>
+        </w:tc>
+        <w:tc>
+          <w:tcPr>
+            <w:tcW w:type="dxa" w:w="4536"/>
+            <w:vAlign w:val="center"/>
+            <w:tcBorders>
+              <w:top w:val="single" w:sz="4" w:color="D9D9D9"/>
+              <w:left w:val="single" w:sz="4" w:color="D9D9D9"/>
+              <w:bottom w:val="single" w:sz="4" w:color="D9D9D9"/>
+              <w:right w:val="single" w:sz="4" w:color="D9D9D9"/>
+            </w:tcBorders>
+            <w:tcMar>
+              <w:top w:w="100" w:type="dxa"/>
+              <w:bottom w:w="100" w:type="dxa"/>
+              <w:left w:w="100" w:type="dxa"/>
+              <w:right w:w="100" w:type="dxa"/>
+            </w:tcMar>
+          </w:tcPr>
+          <w:p>
+            <w:pPr>
+              <w:spacing w:after="40" w:line="250" w:lineRule="auto"/>
+              <w:jc w:val="left"/>
+            </w:pPr>
+            <w:r>
+              <w:rPr>
+                <w:b w:val="0"/>
+                <w:sz w:val="21"/>
+              </w:rPr>
+              <w:t>Availability, booking, reminders, time zones, cancellation and rescheduling.</w:t>
+            </w:r>
+          </w:p>
+        </w:tc>
+        <w:tc>
+          <w:tcPr>
+            <w:tcW w:type="dxa" w:w="3456"/>
+            <w:vAlign w:val="center"/>
+            <w:tcBorders>
+              <w:top w:val="single" w:sz="4" w:color="D9D9D9"/>
+              <w:left w:val="single" w:sz="4" w:color="D9D9D9"/>
+              <w:bottom w:val="single" w:sz="4" w:color="D9D9D9"/>
+              <w:right w:val="single" w:sz="4" w:color="D9D9D9"/>
+            </w:tcBorders>
+            <w:tcMar>
+              <w:top w:w="100" w:type="dxa"/>
+              <w:bottom w:w="100" w:type="dxa"/>
+              <w:left w:w="100" w:type="dxa"/>
+              <w:right w:w="100" w:type="dxa"/>
+            </w:tcMar>
+          </w:tcPr>
+          <w:p>
+            <w:pPr>
+              <w:spacing w:after="40" w:line="250" w:lineRule="auto"/>
+              <w:jc w:val="left"/>
+            </w:pPr>
+            <w:r>
+              <w:rPr>
+                <w:b w:val="0"/>
+                <w:sz w:val="21"/>
+              </w:rPr>
+              <w:t>Keep as a future option.</w:t>
+            </w:r>
+          </w:p>
+        </w:tc>
+      </w:tr>
+      <w:tr>
+        <w:trPr>
+          <w:cantSplit/>
+        </w:trPr>
+        <w:tc>
+          <w:tcPr>
+            <w:tcW w:type="dxa" w:w="2232"/>
+            <w:vAlign w:val="center"/>
+            <w:tcBorders>
+              <w:top w:val="single" w:sz="4" w:color="D9D9D9"/>
+              <w:left w:val="single" w:sz="4" w:color="D9D9D9"/>
+              <w:bottom w:val="single" w:sz="4" w:color="D9D9D9"/>
+              <w:right w:val="single" w:sz="4" w:color="D9D9D9"/>
+            </w:tcBorders>
+            <w:tcMar>
+              <w:top w:w="100" w:type="dxa"/>
+              <w:bottom w:w="100" w:type="dxa"/>
+              <w:left w:w="100" w:type="dxa"/>
+              <w:right w:w="100" w:type="dxa"/>
+            </w:tcMar>
+          </w:tcPr>
+          <w:p>
+            <w:pPr>
+              <w:spacing w:after="40" w:line="250" w:lineRule="auto"/>
+              <w:jc w:val="left"/>
+            </w:pPr>
+            <w:r>
+              <w:rPr>
+                <w:b w:val="0"/>
+                <w:sz w:val="21"/>
+              </w:rPr>
+              <w:t>17 Tuning</w:t>
+            </w:r>
+          </w:p>
+        </w:tc>
+        <w:tc>
+          <w:tcPr>
+            <w:tcW w:type="dxa" w:w="4536"/>
+            <w:vAlign w:val="center"/>
+            <w:tcBorders>
+              <w:top w:val="single" w:sz="4" w:color="D9D9D9"/>
+              <w:left w:val="single" w:sz="4" w:color="D9D9D9"/>
+              <w:bottom w:val="single" w:sz="4" w:color="D9D9D9"/>
+              <w:right w:val="single" w:sz="4" w:color="D9D9D9"/>
+            </w:tcBorders>
+            <w:tcMar>
+              <w:top w:w="100" w:type="dxa"/>
+              <w:bottom w:w="100" w:type="dxa"/>
+              <w:left w:w="100" w:type="dxa"/>
+              <w:right w:w="100" w:type="dxa"/>
+            </w:tcMar>
+          </w:tcPr>
+          <w:p>
+            <w:pPr>
+              <w:spacing w:after="40" w:line="250" w:lineRule="auto"/>
+              <w:jc w:val="left"/>
+            </w:pPr>
+            <w:r>
+              <w:rPr>
+                <w:b w:val="0"/>
+                <w:sz w:val="21"/>
+              </w:rPr>
+              <w:t>Banking test dataset, failure review, retest results and improvement log.</w:t>
+            </w:r>
+          </w:p>
+        </w:tc>
+        <w:tc>
+          <w:tcPr>
+            <w:tcW w:type="dxa" w:w="3456"/>
+            <w:vAlign w:val="center"/>
+            <w:tcBorders>
+              <w:top w:val="single" w:sz="4" w:color="D9D9D9"/>
+              <w:left w:val="single" w:sz="4" w:color="D9D9D9"/>
+              <w:bottom w:val="single" w:sz="4" w:color="D9D9D9"/>
+              <w:right w:val="single" w:sz="4" w:color="D9D9D9"/>
+            </w:tcBorders>
+            <w:tcMar>
+              <w:top w:w="100" w:type="dxa"/>
+              <w:bottom w:w="100" w:type="dxa"/>
+              <w:left w:w="100" w:type="dxa"/>
+              <w:right w:w="100" w:type="dxa"/>
+            </w:tcMar>
+          </w:tcPr>
+          <w:p>
+            <w:pPr>
+              <w:spacing w:after="40" w:line="250" w:lineRule="auto"/>
+              <w:jc w:val="left"/>
+            </w:pPr>
+            <w:r>
+              <w:rPr>
+                <w:b w:val="0"/>
+                <w:sz w:val="21"/>
+              </w:rPr>
+              <w:t>Complete for the first version.</w:t>
+            </w:r>
+          </w:p>
+        </w:tc>
+      </w:tr>
+      <w:tr>
+        <w:trPr>
+          <w:cantSplit/>
+        </w:trPr>
+        <w:tc>
+          <w:tcPr>
+            <w:tcW w:type="dxa" w:w="2232"/>
+            <w:vAlign w:val="center"/>
+            <w:tcBorders>
+              <w:top w:val="single" w:sz="4" w:color="D9D9D9"/>
+              <w:left w:val="single" w:sz="4" w:color="D9D9D9"/>
+              <w:bottom w:val="single" w:sz="4" w:color="D9D9D9"/>
+              <w:right w:val="single" w:sz="4" w:color="D9D9D9"/>
+            </w:tcBorders>
+            <w:tcMar>
+              <w:top w:w="100" w:type="dxa"/>
+              <w:bottom w:w="100" w:type="dxa"/>
+              <w:left w:w="100" w:type="dxa"/>
+              <w:right w:w="100" w:type="dxa"/>
+            </w:tcMar>
+          </w:tcPr>
+          <w:p>
+            <w:pPr>
+              <w:spacing w:after="40" w:line="250" w:lineRule="auto"/>
+              <w:jc w:val="left"/>
+            </w:pPr>
+            <w:r>
+              <w:rPr>
+                <w:b w:val="0"/>
+                <w:sz w:val="21"/>
+              </w:rPr>
+              <w:t>18 Explainable answers</w:t>
+            </w:r>
+          </w:p>
+        </w:tc>
+        <w:tc>
+          <w:tcPr>
+            <w:tcW w:type="dxa" w:w="4536"/>
+            <w:vAlign w:val="center"/>
+            <w:tcBorders>
+              <w:top w:val="single" w:sz="4" w:color="D9D9D9"/>
+              <w:left w:val="single" w:sz="4" w:color="D9D9D9"/>
+              <w:bottom w:val="single" w:sz="4" w:color="D9D9D9"/>
+              <w:right w:val="single" w:sz="4" w:color="D9D9D9"/>
+            </w:tcBorders>
+            <w:tcMar>
+              <w:top w:w="100" w:type="dxa"/>
+              <w:bottom w:w="100" w:type="dxa"/>
+              <w:left w:w="100" w:type="dxa"/>
+              <w:right w:w="100" w:type="dxa"/>
+            </w:tcMar>
+          </w:tcPr>
+          <w:p>
+            <w:pPr>
+              <w:spacing w:after="40" w:line="250" w:lineRule="auto"/>
+              <w:jc w:val="left"/>
+            </w:pPr>
+            <w:r>
+              <w:rPr>
+                <w:b w:val="0"/>
+                <w:sz w:val="21"/>
+              </w:rPr>
+              <w:t>Source references, source display and checks that evidence supports the answer.</w:t>
+            </w:r>
+          </w:p>
+        </w:tc>
+        <w:tc>
+          <w:tcPr>
+            <w:tcW w:type="dxa" w:w="3456"/>
+            <w:vAlign w:val="center"/>
+            <w:tcBorders>
+              <w:top w:val="single" w:sz="4" w:color="D9D9D9"/>
+              <w:left w:val="single" w:sz="4" w:color="D9D9D9"/>
+              <w:bottom w:val="single" w:sz="4" w:color="D9D9D9"/>
+              <w:right w:val="single" w:sz="4" w:color="D9D9D9"/>
+            </w:tcBorders>
+            <w:tcMar>
+              <w:top w:w="100" w:type="dxa"/>
+              <w:bottom w:w="100" w:type="dxa"/>
+              <w:left w:w="100" w:type="dxa"/>
+              <w:right w:w="100" w:type="dxa"/>
+            </w:tcMar>
+          </w:tcPr>
+          <w:p>
+            <w:pPr>
+              <w:spacing w:after="40" w:line="250" w:lineRule="auto"/>
+              <w:jc w:val="left"/>
+            </w:pPr>
+            <w:r>
+              <w:rPr>
+                <w:b w:val="0"/>
+                <w:sz w:val="21"/>
+              </w:rPr>
+              <w:t>Complete for the first version.</w:t>
+            </w:r>
+          </w:p>
+        </w:tc>
+      </w:tr>
+    </w:tbl>
+    <w:p>
+      <w:pPr>
+        <w:pageBreakBefore w:val="0"/>
+      </w:pPr>
+    </w:p>
+    <w:p>
+      <w:pPr>
+        <w:pStyle w:val="Heading2"/>
+        <w:pageBreakBefore w:val="0"/>
+      </w:pPr>
+      <w:r>
+        <w:t>Decisions needed before closing stories</w:t>
+      </w:r>
+    </w:p>
+    <w:p>
+      <w:pPr>
+        <w:pageBreakBefore w:val="0"/>
+      </w:pPr>
+      <w:r>
+        <w:t>Agree on whether personal enquiries are part of the demo, how preliminary loan guidance fits the general-information limit and whether chat history should be saved. The current code already supports signed-in personal enquiries using synthetic records. Keep that work, but make the scope explicit.</w:t>
+      </w:r>
+    </w:p>
+    <w:p>
+      <w:pPr>
+        <w:pageBreakBefore w:val="0"/>
+      </w:pPr>
+      <w:r>
+        <w:t>Agree on the bank name too. The interface uses DemoBank, while the README and some backlog wording refer to UBS. Use one clear demo identity and align the documents.</w:t>
+      </w:r>
+    </w:p>
+    <w:p>
+      <w:pPr>
+        <w:pStyle w:val="Heading2"/>
+        <w:pageBreakBefore w:val="0"/>
+      </w:pPr>
+      <w:r>
+        <w:t>What the review did and did not verify</w:t>
+      </w:r>
+    </w:p>
+    <w:p>
+      <w:pPr>
+        <w:pageBreakBefore w:val="0"/>
+      </w:pPr>
+      <w:r>
+        <w:t>The review inspected code and backlog criteria, checked Python syntax and reproduced the history-limit failure. It did not verify live model answers, database contents or access policies. The only existing automated test is the health check. The full app test suite was not run because required backend dependencies were unavailable in the review runtime.</w:t>
       </w:r>
     </w:p>
     <w:p>
@@ -1573,7 +3626,7 @@
     </w:p>
     <w:p>
       <w:r>
-        <w:t>The labs do not provide a complete banking RAG system. We still need to prepare the documents, build the search step, connect sources to answers and test whether the retrieved passages support each answer.</w:t>
+        <w:t>The app now loads structured customer records and product catalogues. It still has no general FAQ retrieval or customer-visible source citations. The labs do not provide a complete banking RAG system; we need to prepare the documents, add search and check that sources support the answers.</w:t>
       </w:r>
     </w:p>
     <w:p>
@@ -1600,7 +3653,7 @@
     </w:p>
     <w:p>
       <w:r>
-        <w:t>The “before” text below summarises the current backlog. The “after” text is a proposed replacement. These changes remove conflicting requirements and make completion easier to test.</w:t>
+        <w:t>The “before” text summarises the Excel requirements. The “after” text proposes clearer wording that fits the latest code. These are backlog changes to agree on, not features already completed.</w:t>
       </w:r>
     </w:p>
     <w:p>
@@ -1630,7 +3683,7 @@
         <w:t xml:space="preserve">After: </w:t>
       </w:r>
       <w:r>
-        <w:t>As a customer, I want clear answers about account types, fees and account management, based on approved sources. A separate optional story can show synthetic balances after a simulated sign-in.</w:t>
+        <w:t>Split the story into general account guidance without login and personal enquiries after sign-in. Keep the existing synthetic balance and transaction demo, and clearly separate it from live banking information.</w:t>
       </w:r>
     </w:p>
     <w:p>
@@ -1641,7 +3694,7 @@
         <w:t xml:space="preserve">Done when: </w:t>
       </w:r>
       <w:r>
-        <w:t>General answers cite the relevant source. Personal balance questions explain that real account access is unavailable. Any simulated balance is visibly labelled as demo data. The chatbot never asks for login credentials in the chat.</w:t>
+        <w:t>General answers use approved sources without login. Signed-in users see only their own synthetic records. Values and currencies match those records. The bot provides help links and a human-support route without asking for credentials in chat.</w:t>
       </w:r>
     </w:p>
     <w:p>
@@ -1671,7 +3724,7 @@
         <w:t xml:space="preserve">After: </w:t>
       </w:r>
       <w:r>
-        <w:t>As a customer, I want the chatbot to explain published loan eligibility, required documents and application steps. It should ask which loan type I mean when this is unclear.</w:t>
+        <w:t>Explain published loan rules and application steps. Use the known synthetic customer profile for preliminary guidance, and ask for missing details. The team must decide whether this replaces the “general info only” limit.</w:t>
       </w:r>
     </w:p>
     <w:p>
@@ -1682,7 +3735,7 @@
         <w:t xml:space="preserve">Done when: </w:t>
       </w:r>
       <w:r>
-        <w:t>The answer uses approved loan information and separates general requirements from an actual lending decision. It never promises approval or claims to submit an application. Any eligibility simulation is a separate, clearly labelled extension.</w:t>
+        <w:t>Guidance matches the catalogue and test profiles. Missing details are clarified. The bank’s final decision is stated, and a verified application or staff channel is provided. The bot never promises approval or claims to submit an application.</w:t>
       </w:r>
     </w:p>
     <w:p>
@@ -1712,7 +3765,7 @@
         <w:t xml:space="preserve">After: </w:t>
       </w:r>
       <w:r>
-        <w:t>As a customer, I want the chatbot to remember relevant details during my current session. Starting a new chat clears that context. Saved conversations are a separate future feature.</w:t>
+        <w:t>Remember relevant details during the current session and provide a new-chat action. Manage long history so the chat keeps working beyond 15 questions. Treat saved conversations as a separate future feature.</w:t>
       </w:r>
     </w:p>
     <w:p>
@@ -1723,7 +3776,7 @@
         <w:t xml:space="preserve">Done when: </w:t>
       </w:r>
       <w:r>
-        <w:t>Follow-ups use the right topic, corrections replace earlier details and a new chat does not reuse the previous session. The interface explains that history is temporary. Define a history limit so long chats do not grow without bounds.</w:t>
+        <w:t>Follow-ups, corrections and topic changes pass tests. The 16th question works without a validation error. Starting a new chat clears context, and users are told that current history is temporary.</w:t>
       </w:r>
     </w:p>
     <w:p>
@@ -2525,7 +4578,7 @@
         <w:pStyle w:val="ListBullet"/>
       </w:pPr>
       <w:r>
-        <w:t>Add clarification, missing-evidence and service-failure responses, with verified support contact details.</w:t>
+        <w:t>Add verified help and support routes for unclear requests, missing evidence and service failures. Keep the existing error handling and improve the next steps shown to the customer.</w:t>
       </w:r>
     </w:p>
     <w:p>
@@ -2651,7 +4704,7 @@
         <w:t xml:space="preserve">After: </w:t>
       </w:r>
       <w:r>
-        <w:t>“Was this a purchase or a payment towards your card bill? Which card product is it? I can find its late-fee terms, but I cannot see your account or confirm whether a fee was charged.”</w:t>
+        <w:t>“Was this a purchase or a payment towards your card bill? Which card is it? I can check the demo records and matching product terms. I cannot confirm a real charge on your bank account.”</w:t>
       </w:r>
     </w:p>
     <w:p>
@@ -2832,7 +4885,7 @@
     </w:p>
     <w:p>
       <w:r>
-        <w:t>Use these stages as delivery checkpoints. Estimate the work and assign owners after agreeing on the revised scope; the lab weeks do not need to become our project schedule.</w:t>
+        <w:t>Complete the core customer-support gaps first. Assign owners and estimates after the team agrees on scope. The checkpoints below describe remaining work, not completed results.</w:t>
       </w:r>
     </w:p>
     <w:p>
@@ -2840,12 +4893,12 @@
         <w:pStyle w:val="Heading2"/>
       </w:pPr>
       <w:r>
-        <w:t>Stage 1 Agree on scope and prepare sources</w:t>
+        <w:t>Stage 1 Verify customer access and fix chat history</w:t>
       </w:r>
     </w:p>
     <w:p>
       <w:r>
-        <w:t>Resolve stories 1, 2 and 13. Confirm the bank or fictional demo bank being represented. Select the first FAQ topics and prepare approved source documents. Draft the test questions before changing the chatbot.</w:t>
+        <w:t>Add the Supabase database rules to version control and test with two customers. Personal record queries rely on those rules to keep data separate. Fix the 30-message limit by managing history, and add a new-chat action. The 16th question currently fails validation.</w:t>
       </w:r>
     </w:p>
     <w:p>
@@ -2856,7 +4909,7 @@
         <w:t xml:space="preserve">Checkpoint: </w:t>
       </w:r>
       <w:r>
-        <w:t>Every planned answer topic has a source or an explicit unsupported-response rule. Any personal data is synthetic and labelled.</w:t>
+        <w:t>Each customer sees only their own records. Long chats continue, and a new chat clears earlier context. Do not mark customer isolation complete until the database tests pass.</w:t>
       </w:r>
     </w:p>
     <w:p>
@@ -2864,12 +4917,12 @@
         <w:pStyle w:val="Heading2"/>
       </w:pPr>
       <w:r>
-        <w:t>Stage 2 Build the grounded answer path</w:t>
+        <w:t>Stage 2 Add public FAQs and answer sources</w:t>
       </w:r>
     </w:p>
     <w:p>
       <w:r>
-        <w:t>Add the banking system prompt, document search and source-linked answers. Begin with a simple search method and improve it only when retrieval tests show a gap. Add clear behaviour for off-topic questions, missing evidence and failed model or search calls.</w:t>
+        <w:t>Allow general enquiries without login while keeping personal records protected. Keep the banking prompt and product catalogues. Add approved account and service FAQs, retrieval, source IDs and links that support each answer.</w:t>
       </w:r>
     </w:p>
     <w:p>
@@ -2880,7 +4933,7 @@
         <w:t xml:space="preserve">Checkpoint: </w:t>
       </w:r>
       <w:r>
-        <w:t>A user can ask about an account, a loan and a card, and receive supported answers with sources. Unsupported questions produce an honest limit and a useful next step.</w:t>
+        <w:t>Account, loan, card and service questions have supported answers. Missing information leads to an honest explanation and a verified help or support route.</w:t>
       </w:r>
     </w:p>
     <w:p>
@@ -2888,12 +4941,12 @@
         <w:pStyle w:val="Heading2"/>
       </w:pPr>
       <w:r>
-        <w:t>Stage 3 Improve conversation and support</w:t>
+        <w:t>Stage 3 Finish privacy and customer support</w:t>
       </w:r>
     </w:p>
     <w:p>
       <w:r>
-        <w:t>Add a new-chat control, bounded session history, clarification and correction handling. Add the AI notice, safe handling of sensitive text, lost-card guidance and the reviewable support summary. Keep contact details in controlled data so the model does not invent them.</w:t>
+        <w:t>Detect and remove sensitive details before model calls and logs. Warn customers who share secrets. Expand the existing AI notice with general-information and loan/fee disclaimers. Add urgent lost-card steps, verified contacts and a support summary the customer can review.</w:t>
       </w:r>
     </w:p>
     <w:p>
@@ -2904,7 +4957,7 @@
         <w:t xml:space="preserve">Checkpoint: </w:t>
       </w:r>
       <w:r>
-        <w:t>The main before-and-after examples pass, and one session never uses another session’s history.</w:t>
+        <w:t>Privacy, disclaimer, lost-card and support tests pass. A copied summary is described as a draft; the bot never claims it sent a ticket without an integration.</w:t>
       </w:r>
     </w:p>
     <w:p>
@@ -2912,12 +4965,12 @@
         <w:pStyle w:val="Heading2"/>
       </w:pPr>
       <w:r>
-        <w:t>Stage 4 Test and measure</w:t>
+        <w:t>Stage 4 Test and make setup repeatable</w:t>
       </w:r>
     </w:p>
     <w:p>
       <w:r>
-        <w:t>Run the same test set against the current baseline and the new retrieval version. If needed, compare a third version with a reviewer. Record answer quality, source support, response time, tokens and failures. Keep changes that improve the results without breaking required behaviour.</w:t>
+        <w:t>Add banking acceptance tests and record results before and after prompt changes. Update the sample environment files for the current LLM and Supabase settings. Document the backend port: the active chat defaults to 5001, while the older proxy uses 8000.</w:t>
       </w:r>
     </w:p>
     <w:p>
@@ -2928,7 +4981,7 @@
         <w:t xml:space="preserve">Checkpoint: </w:t>
       </w:r>
       <w:r>
-        <w:t>The team can show test evidence and explain what improved, what failed and what is still outside scope.</w:t>
+        <w:t>A teammate can run the app from the instructions. The test record covers answer quality, sources, failures, response time and token use. Only accepted changes are marked complete.</w:t>
       </w:r>
     </w:p>
     <w:p>
@@ -2944,7 +4997,7 @@
         <w:pStyle w:val="ListBullet"/>
       </w:pPr>
       <w:r>
-        <w:t>backend/app/core/config.py: define the banking prompt and configurable limits.</w:t>
+        <w:t>Customer access: the backend authentication module verifies tokens and loads records. Add database policy files and two-customer isolation tests.</w:t>
       </w:r>
     </w:p>
     <w:p>
@@ -2952,7 +5005,7 @@
         <w:pStyle w:val="ListBullet"/>
       </w:pPr>
       <w:r>
-        <w:t>backend/app/services/llm.py: connect retrieval, answer generation and any review step. Keep source storage and search in separate services.</w:t>
+        <w:t>Answers: the banking configuration and LLM service already exist. Add FAQ retrieval, source validation and privacy checks around them.</w:t>
       </w:r>
     </w:p>
     <w:p>
@@ -2960,7 +5013,7 @@
         <w:pStyle w:val="ListBullet"/>
       </w:pPr>
       <w:r>
-        <w:t>backend/app/schemas/chat.py and backend/app/api/chat.py: carry source details, support status and clear errors through the API.</w:t>
+        <w:t>API: the chat request schema and endpoint need controlled history handling and source details in their responses.</w:t>
       </w:r>
     </w:p>
     <w:p>
@@ -2968,12 +5021,7 @@
         <w:pStyle w:val="ListBullet"/>
       </w:pPr>
       <w:r>
-        <w:t>frontend/src/components/ChatWindow.jsx and frontend/src/api/chat.js: display sources, progress, temporary-history notices and a new-chat action.</w:t>
-      </w:r>
-    </w:p>
-    <w:p>
-      <w:r>
-        <w:t>Keep the current React and FastAPI structure. Pydantic-style response validation can fit this backend. LangGraph and MCP are optional additions when branching or shared tools justify them; there is no need to copy every framework used in the labs.</w:t>
+        <w:t>Interface: the active screen is Chat.jsx. Add new chat, citations, public FAQ access and support controls there. ChatWindow.jsx and the older chat API helper are not the active interface.</w:t>
       </w:r>
     </w:p>
     <w:p>
@@ -2987,7 +5035,7 @@
     </w:p>
     <w:p>
       <w:r>
-        <w:t>Use a fixed set of at least 30 questions. Include normal enquiries, multi-part questions, unclear requests, corrections, missing sources, sensitive data, misleading instructions and service failures. Prepare the expected facts, supporting passages and support route for each question.</w:t>
+        <w:t>The only existing test checks the health endpoint. Build a fixed set of at least 30 banking questions, covering normal enquiries, multiple questions, unclear requests, corrections, missing sources, sensitive data and service failures. Also test two customers, expired sessions and more than 15 questions in a chat.</w:t>
       </w:r>
     </w:p>
     <w:tbl>
@@ -3316,15 +5364,11 @@
             </w:tcMar>
           </w:tcPr>
           <w:p>
-            <w:pPr>
-              <w:spacing w:after="0" w:line="245" w:lineRule="auto"/>
-            </w:pPr>
             <w:r>
               <w:rPr>
-                <w:b w:val="0"/>
                 <w:sz w:val="21"/>
               </w:rPr>
-              <w:t>All designated follow-up, correction, topic-change and new-session tests pass.</w:t>
+              <w:t>All follow-up, correction, topic-change, new-chat and more-than-15-question tests pass. Two-customer isolation and expired-session tests also pass.</w:t>
             </w:r>
           </w:p>
         </w:tc>
@@ -3418,7 +5462,7 @@
         <w:pStyle w:val="ListBullet"/>
       </w:pPr>
       <w:r>
-        <w:t>Resolve the 18 story definitions first. Add separate IDs for new work and estimate it consistently.</w:t>
+        <w:t>The completion fields are still blank. Record the agreed story scope, owners, estimates and status. Use acceptance-test evidence before marking a story complete.</w:t>
       </w:r>
     </w:p>
     <w:p>
@@ -3455,17 +5499,12 @@
     </w:p>
     <w:p>
       <w:r>
-        <w:t>Project: README.md, the frontend and backend code, and the existing health test. Backlog: all six sheets in IS4000 Product Backlog.xlsx. The workbook and application code were reviewed without making changes.</w:t>
+        <w:t>Latest comparison: commit db02beb and the 18 stories in IS4000 Product Backlog.xlsx. Python syntax was checked and the 16th-question failure was reproduced with the request validator. Full app tests were not run because the required backend dependencies were unavailable in the review runtime. Live Supabase data and access rules were not verified.</w:t>
       </w:r>
     </w:p>
     <w:p>
       <w:r>
-        <w:t>Course: Week 1 introduction and business-context slides; Week 2 prompt and production-readiness materials; Week 3 agent and explainability materials; Week 4 tools, web example and supporting data; Week 5 MCP materials and local server; Week 6 tracing and optimisation lab. The supplied quizzes were also reviewed.</w:t>
-      </w:r>
-    </w:p>
-    <w:p>
-      <w:r>
-        <w:t>Notebook references: Sessions 02, 03 and 04 are stored in Done/Week 4; Session 05 is in Done/Week 5; Session 06 is in Week 6. There was no Week 1 lab notebook in the copied files. Lab code and saved outputs were inspected, not rerun.</w:t>
+        <w:t>Course context retained from the earlier review: Weeks 1 to 6 slides, notebooks, quizzes and supporting files. Useful themes include clear prompts, controlled tools, answer checking, cost measurement and tracing. Lab code and saved outputs were inspected, not rerun.</w:t>
       </w:r>
     </w:p>
     <w:sectPr>

--- a/plan.docx
+++ b/plan.docx
@@ -7,6 +7,9 @@
         <w:pStyle w:val="Title"/>
       </w:pPr>
       <w:r>
+        <w:rPr>
+          <w:color w:val="000000"/>
+        </w:rPr>
         <w:t>Banking Customer Support Chatbot Plan</w:t>
       </w:r>
     </w:p>
@@ -15,17 +18,26 @@
         <w:pStyle w:val="Subtitle"/>
       </w:pPr>
       <w:r>
-        <w:t>Updated 12 October 2026  |  IS4000 Group 7  |  Code review db02beb</w:t>
+        <w:rPr>
+          <w:color w:val="000000"/>
+        </w:rPr>
+        <w:t>Updated 13 October 2026  |  IS4000 Group 7  |  Latest local implementation</w:t>
       </w:r>
     </w:p>
     <w:p>
       <w:r>
-        <w:t>The latest code adds login, personal banking data and banking-specific instructions. The chatbot has a stronger starting point, but the full Excel backlog is not complete. This update shows what is done in code, what is partially done and what still needs to be built.</w:t>
+        <w:rPr>
+          <w:b w:val="0"/>
+        </w:rPr>
+        <w:t>We have added and tested general banking help, customer safety features, Singapore banking knowledge and basic source checks. These changes are now in the main working copy. This plan shows what is done, what is partly done and what we still need to complete.</w:t>
       </w:r>
     </w:p>
     <w:p>
       <w:r>
-        <w:t>Status is based on the code and all 18 backlog stories. “Done in code” means the feature is present. It does not mean live banking answers or database permissions have passed acceptance tests. No full story is confirmed complete: 10 are partially done and 8 are not implemented.</w:t>
+        <w:rPr>
+          <w:b w:val="0"/>
+        </w:rPr>
+        <w:t>Done means the listed feature passed its local checks. It does not mean the whole Excel story is accepted or every live answer is correct. Keep the two live checks for later: customer separation in Supabase and reliable answers to complex questions.</w:t>
       </w:r>
     </w:p>
     <w:p>
@@ -33,12 +45,18 @@
         <w:pStyle w:val="Heading2"/>
       </w:pPr>
       <w:r>
+        <w:rPr>
+          <w:color w:val="000000"/>
+        </w:rPr>
         <w:t>What is done in code</w:t>
       </w:r>
     </w:p>
     <w:p>
       <w:r>
-        <w:t>The app now has a sign-in screen, login-token checks, sign-out and streamed chat replies. It loads customer records and loan/card catalogues from Supabase. The prompt includes banking rules, loan approval limits and restrictions on actions. The interface shows a demo and AI notice. Messages have length limits, and service errors are handled.</w:t>
+        <w:rPr>
+          <w:b w:val="0"/>
+        </w:rPr>
+        <w:t>Guests can ask questions without signing in. Signed-in users can request synthetic banking records. The app now manages long chats, resets conversations, filters common private details, gives fixed lost-card guidance and prepares a support summary. Answers show sources. Four Singapore banking guides now include original links, publishers and review dates.</w:t>
       </w:r>
     </w:p>
     <w:p>
@@ -46,6 +64,9 @@
         <w:pStyle w:val="Heading2"/>
       </w:pPr>
       <w:r>
+        <w:rPr>
+          <w:color w:val="000000"/>
+        </w:rPr>
         <w:t>Overall backlog status</w:t>
       </w:r>
     </w:p>
@@ -230,7 +251,7 @@
                 <w:b w:val="0"/>
                 <w:sz w:val="21"/>
               </w:rPr>
-              <w:t>Done</w:t>
+              <w:t>Done locally</w:t>
             </w:r>
           </w:p>
         </w:tc>
@@ -261,7 +282,7 @@
                 <w:b w:val="0"/>
                 <w:sz w:val="21"/>
               </w:rPr>
-              <w:t>0 confirmed complete</w:t>
+              <w:t>Features listed above</w:t>
             </w:r>
           </w:p>
         </w:tc>
@@ -292,7 +313,7 @@
                 <w:b w:val="0"/>
                 <w:sz w:val="21"/>
               </w:rPr>
-              <w:t>Some features are done in code, but no full story has met all acceptance criteria.</w:t>
+              <w:t>Code and local tests passed. Full Excel story acceptance is not yet claimed.</w:t>
             </w:r>
           </w:p>
         </w:tc>
@@ -328,7 +349,7 @@
                 <w:b w:val="0"/>
                 <w:sz w:val="21"/>
               </w:rPr>
-              <w:t>Partially done</w:t>
+              <w:t>Partly covered</w:t>
             </w:r>
           </w:p>
         </w:tc>
@@ -359,7 +380,7 @@
                 <w:b w:val="0"/>
                 <w:sz w:val="21"/>
               </w:rPr>
-              <w:t>1 to 6 and 13 to 16</w:t>
+              <w:t>1 to 6, 11 and 13 to 18</w:t>
             </w:r>
           </w:p>
         </w:tc>
@@ -390,7 +411,7 @@
                 <w:b w:val="0"/>
                 <w:sz w:val="21"/>
               </w:rPr>
-              <w:t>The code covers part of the story. Features or acceptance checks are still missing.</w:t>
+              <w:t>Useful features exist, but scope, content or acceptance checks remain.</w:t>
             </w:r>
           </w:p>
         </w:tc>
@@ -426,7 +447,7 @@
                 <w:b w:val="0"/>
                 <w:sz w:val="21"/>
               </w:rPr>
-              <w:t>Not implemented</w:t>
+              <w:t>Not built</w:t>
             </w:r>
           </w:p>
         </w:tc>
@@ -457,7 +478,7 @@
                 <w:b w:val="0"/>
                 <w:sz w:val="21"/>
               </w:rPr>
-              <w:t>7 to 12 and 17 to 18</w:t>
+              <w:t>7 to 10 and 12</w:t>
             </w:r>
           </w:p>
         </w:tc>
@@ -488,7 +509,7 @@
                 <w:b w:val="0"/>
                 <w:sz w:val="21"/>
               </w:rPr>
-              <w:t>The required workflow is absent. These need to be built or formally deferred.</w:t>
+              <w:t>Compliance, advisor transition and booking workflows remain outside this round.</w:t>
             </w:r>
           </w:p>
         </w:tc>
@@ -504,10 +525,13 @@
         <w:rPr>
           <w:b/>
         </w:rPr>
-        <w:t xml:space="preserve">First version boundary: </w:t>
+        <w:t>Latest results:</w:t>
       </w:r>
       <w:r>
-        <w:t>Keep the personal banking demo using synthetic records and add general FAQs without login. Exclude real payments, card blocking, actual loan decisions and investment advice. Scope changes below remain proposals until the team updates the backlog.</w:t>
+        <w:rPr>
+          <w:b w:val="0"/>
+        </w:rPr>
+        <w:t xml:space="preserve"> 63 backend tests, 6 frontend tests and 10 browser tests passed. The production build passed. The 17 fixed-response evaluation cases improved from 10 passes to 17 passes. These results test the code; they do not prove live model accuracy. Changes are local and have not been committed or pushed.</w:t>
       </w:r>
     </w:p>
     <w:p>
@@ -516,6 +540,9 @@
         <w:pageBreakBefore/>
       </w:pPr>
       <w:r>
+        <w:rPr>
+          <w:color w:val="000000"/>
+        </w:rPr>
         <w:t>Partially done core banking stories</w:t>
       </w:r>
     </w:p>
@@ -524,7 +551,10 @@
         <w:pageBreakBefore w:val="0"/>
       </w:pPr>
       <w:r>
-        <w:t>Stories 1 to 6 have a useful starting point. The remaining work below comes from the Excel acceptance criteria. A prompt instruction is not proof that the model follows the rule every time.</w:t>
+        <w:rPr>
+          <w:b w:val="0"/>
+        </w:rPr>
+        <w:t>Stories 1 to 6 are partly complete. General guidance and the synthetic customer demo are in place. We still need approved product details and stronger evidence that all acceptance criteria are met.</w:t>
       </w:r>
     </w:p>
     <w:tbl>
@@ -628,7 +658,7 @@
                 <w:b/>
                 <w:sz w:val="21"/>
               </w:rPr>
-              <w:t>Already in code</w:t>
+              <w:t>Done or partly done</w:t>
             </w:r>
           </w:p>
         </w:tc>
@@ -672,7 +702,7 @@
                 <w:b/>
                 <w:sz w:val="21"/>
               </w:rPr>
-              <w:t>Still needed</w:t>
+              <w:t>Still unfinished</w:t>
             </w:r>
           </w:p>
         </w:tc>
@@ -739,7 +769,7 @@
                 <w:b w:val="0"/>
                 <w:sz w:val="21"/>
               </w:rPr>
-              <w:t>Login checks, masked account fields, balances and recent transaction queries.</w:t>
+              <w:t>Guest help, synthetic balances and transactions, source display and language choice.</w:t>
             </w:r>
           </w:p>
         </w:tc>
@@ -770,7 +800,7 @@
                 <w:b w:val="0"/>
                 <w:sz w:val="21"/>
               </w:rPr>
-              <w:t>General FAQs without login; account fee/service sources; preferred languages; help links and human handoff. Verify that values and currencies match each customer’s records.</w:t>
+              <w:t>Approved product terms and support links. Verify values and currencies. Live customer separation is deferred.</w:t>
             </w:r>
           </w:p>
         </w:tc>
@@ -837,7 +867,7 @@
                 <w:b w:val="0"/>
                 <w:sz w:val="21"/>
               </w:rPr>
-              <w:t>Loan catalogue, customer profile context and instructions for preliminary guidance without approval promises.</w:t>
+              <w:t>Synthetic profiles, loan catalogue and rules against approval promises. General loan-type guide.</w:t>
             </w:r>
           </w:p>
         </w:tc>
@@ -868,7 +898,7 @@
                 <w:b w:val="0"/>
                 <w:sz w:val="21"/>
               </w:rPr>
-              <w:t>Test guidance against sample profiles. Add verified staff referrals for personal applications. Resolve the conflict with “general info only.”</w:t>
+              <w:t>Test profile and catalogue matching. Add approved application routes and settle the general-info scope.</w:t>
             </w:r>
           </w:p>
         </w:tc>
@@ -935,7 +965,7 @@
                 <w:b w:val="0"/>
                 <w:sz w:val="21"/>
               </w:rPr>
-              <w:t>Personal card fields, product terms and instructions to match the exact card name.</w:t>
+              <w:t>Synthetic card records, statement guidance, general payment guide and basic figure checks.</w:t>
             </w:r>
           </w:p>
         </w:tc>
@@ -966,7 +996,7 @@
                 <w:b w:val="0"/>
                 <w:sz w:val="21"/>
               </w:rPr>
-              <w:t>Approved instructions for finding statements, official-terms fallback and tests for correct fees, limits and due dates.</w:t>
+              <w:t>Approve bank-specific terms. Test fees, limits, currencies and due dates against the correct product.</w:t>
             </w:r>
           </w:p>
         </w:tc>
@@ -1033,7 +1063,7 @@
                 <w:b w:val="0"/>
                 <w:sz w:val="21"/>
               </w:rPr>
-              <w:t>Recent transaction status and failure reasons. Instructions to contact the bank for unfamiliar activity.</w:t>
+              <w:t>Failed and pending guidance, unfamiliar-payment warnings and a card-dispute guide.</w:t>
             </w:r>
           </w:p>
         </w:tc>
@@ -1064,7 +1094,7 @@
                 <w:b w:val="0"/>
                 <w:sz w:val="21"/>
               </w:rPr>
-              <w:t>Approved explanations and next steps for failed, pending and unfamiliar transactions. Supply a verified contact route.</w:t>
+              <w:t>Review unusual cases and provide approved bank-specific contacts and procedures.</w:t>
             </w:r>
           </w:p>
         </w:tc>
@@ -1131,7 +1161,7 @@
                 <w:b w:val="0"/>
                 <w:sz w:val="21"/>
               </w:rPr>
-              <w:t>Banking-only prompt and access to loan/card catalogues.</w:t>
+              <w:t>Public FAQs, source links, limited keyword search and missing-information fallback.</w:t>
             </w:r>
           </w:p>
         </w:tc>
@@ -1162,7 +1192,7 @@
                 <w:b w:val="0"/>
                 <w:sz w:val="21"/>
               </w:rPr>
-              <w:t>General account and service FAQs, approved procedures and useful help links. Test missing information and off-topic requests.</w:t>
+              <w:t>Expand approved service content and test wording that keyword search may miss.</w:t>
             </w:r>
           </w:p>
         </w:tc>
@@ -1229,7 +1259,7 @@
                 <w:b w:val="0"/>
                 <w:sz w:val="21"/>
               </w:rPr>
-              <w:t>LLM replies, plain-English instructions and some clarification rules.</w:t>
+              <w:t>Clarification rules, bounded history, language choices and repeatable test cases.</w:t>
             </w:r>
           </w:p>
         </w:tc>
@@ -1260,7 +1290,7 @@
                 <w:b w:val="0"/>
                 <w:sz w:val="21"/>
               </w:rPr>
-              <w:t>Tests for typos, vague questions, rephrasing, multiple questions and consistent answers. Record results rather than assuming the model handles them.</w:t>
+              <w:t>Expand questions and human review criteria. Live complex-answer reliability stays deferred.</w:t>
             </w:r>
           </w:p>
         </w:tc>
@@ -1277,7 +1307,10 @@
         <w:pageBreakBefore w:val="0"/>
       </w:pPr>
       <w:r>
-        <w:t>What changed since the first plan</w:t>
+        <w:rPr>
+          <w:color w:val="000000"/>
+        </w:rPr>
+        <w:t>What we completed in this round</w:t>
       </w:r>
     </w:p>
     <w:p>
@@ -1285,7 +1318,10 @@
         <w:pageBreakBefore w:val="0"/>
       </w:pPr>
       <w:r>
-        <w:t>Authentication and banking-specific prompts are now present. Structured customer records and product catalogues are also passed to the model. These should be kept and tested. The next step is to fill the gaps in evidence, public guidance and support, rather than rebuild the basic chat interface.</w:t>
+        <w:rPr>
+          <w:b w:val="0"/>
+        </w:rPr>
+        <w:t>Added four general Singapore guides covering bank accounts, credit card payments, loan types and card disputes. They use MoneySense and Association of Banks in Singapore sources. The app shows the publisher, original page, checked date and review date. General guidance does not supply DemoBank fees or rates.</w:t>
       </w:r>
     </w:p>
     <w:p>
@@ -1294,7 +1330,10 @@
         <w:pageBreakBefore w:val="0"/>
       </w:pPr>
       <w:r>
-        <w:t>Source evidence</w:t>
+        <w:rPr>
+          <w:color w:val="000000"/>
+        </w:rPr>
+        <w:t>Source checks and results</w:t>
       </w:r>
     </w:p>
     <w:p>
@@ -1302,7 +1341,10 @@
         <w:pageBreakBefore w:val="0"/>
       </w:pPr>
       <w:r>
-        <w:t>The authentication module loads profile, account, card, loan and transaction data. The system prompt gives account, loan and card rules. The active Chat.jsx screen sends the login token and conversation history to the chat endpoint.</w:t>
+        <w:rPr>
+          <w:b w:val="0"/>
+        </w:rPr>
+        <w:t>The backend rejects unknown source IDs and figures missing from the cited text. Sources past their review date are left out of new answers. The offline report records each result and compares before and after. Live evaluation is opt-in and marks answers as needing human review.</w:t>
       </w:r>
     </w:p>
     <w:p>
@@ -1311,6 +1353,9 @@
         <w:pageBreakBefore/>
       </w:pPr>
       <w:r>
+        <w:rPr>
+          <w:color w:val="000000"/>
+        </w:rPr>
         <w:t>Partially done conversation and safety</w:t>
       </w:r>
     </w:p>
@@ -1415,7 +1460,7 @@
                 <w:b/>
                 <w:sz w:val="21"/>
               </w:rPr>
-              <w:t>Already in code</w:t>
+              <w:t>Done or partly done</w:t>
             </w:r>
           </w:p>
         </w:tc>
@@ -1459,7 +1504,7 @@
                 <w:b/>
                 <w:sz w:val="21"/>
               </w:rPr>
-              <w:t>Still needed</w:t>
+              <w:t>Still unfinished</w:t>
             </w:r>
           </w:p>
         </w:tc>
@@ -1526,7 +1571,7 @@
                 <w:b w:val="0"/>
                 <w:sz w:val="21"/>
               </w:rPr>
-              <w:t>Earlier messages are sent with each request. History lives in the current page session.</w:t>
+              <w:t>Long-chat limits fixed. New chat clears context and cancels pending replies. Session memory works locally.</w:t>
             </w:r>
           </w:p>
         </w:tc>
@@ -1557,7 +1602,7 @@
                 <w:b w:val="0"/>
                 <w:sz w:val="21"/>
               </w:rPr>
-              <w:t>Fix long chats, add new chat/reset and test corrections and topic changes. Decide whether saved conversations are in scope; refreshing currently loses the chat.</w:t>
+              <w:t>Agree session-only scope. Broader live follow-up and correction checks remain deferred. Saved chats are optional.</w:t>
             </w:r>
           </w:p>
         </w:tc>
@@ -1593,7 +1638,7 @@
                 <w:b w:val="0"/>
                 <w:sz w:val="21"/>
               </w:rPr>
-              <w:t>14 Privacy and security</w:t>
+              <w:t>14 Privacy</w:t>
             </w:r>
           </w:p>
         </w:tc>
@@ -1624,7 +1669,7 @@
                 <w:b w:val="0"/>
                 <w:sz w:val="21"/>
               </w:rPr>
-              <w:t>Login checks, masked data fields and instructions not to request or reveal authentication secrets.</w:t>
+              <w:t>Common secrets are filtered in the browser and backend. Warnings and customer filters are present.</w:t>
             </w:r>
           </w:p>
         </w:tc>
@@ -1655,7 +1700,7 @@
                 <w:b w:val="0"/>
                 <w:sz w:val="21"/>
               </w:rPr>
-              <w:t>Detect and remove sensitive text before model calls and logs. Warn users who share secrets. Test that secrets are not repeated and verify customer isolation.</w:t>
+              <w:t>Filtering is not complete protection. Expand difficult input tests. Live two-customer separation stays deferred.</w:t>
             </w:r>
           </w:p>
         </w:tc>
@@ -1722,7 +1767,7 @@
                 <w:b w:val="0"/>
                 <w:sz w:val="21"/>
               </w:rPr>
-              <w:t>A visible notice says the information is for a demo and AI answers may contain errors.</w:t>
+              <w:t>AI and demo notices, synthetic-record labels, general-information limits and source caveats.</w:t>
             </w:r>
           </w:p>
         </w:tc>
@@ -1753,7 +1798,7 @@
                 <w:b w:val="0"/>
                 <w:sz w:val="21"/>
               </w:rPr>
-              <w:t>Add “general information, not advice or a contract” wording. Include clear loan and fee disclaimers and verify them in test answers.</w:t>
+              <w:t>Keep notices consistent as features change. Bank-specific content still needs approval.</w:t>
             </w:r>
           </w:p>
         </w:tc>
@@ -1820,7 +1865,7 @@
                 <w:b w:val="0"/>
                 <w:sz w:val="21"/>
               </w:rPr>
-              <w:t>The prompt forbids claiming to block a card and refers customers to official channels for unsupported actions.</w:t>
+              <w:t>Immediate fixed guidance, official-channel advice and a clear statement that the bot cannot block cards.</w:t>
             </w:r>
           </w:p>
         </w:tc>
@@ -1851,7 +1896,7 @@
                 <w:b w:val="0"/>
                 <w:sz w:val="21"/>
               </w:rPr>
-              <w:t>Add urgent reporting steps and verified contacts. Test that the advice is immediate, calm and clear, and never claims the card was blocked.</w:t>
+              <w:t>Add bank-specific verified reporting routes if a real bank is chosen. Review other languages.</w:t>
             </w:r>
           </w:p>
         </w:tc>
@@ -1868,7 +1913,10 @@
         <w:pageBreakBefore w:val="0"/>
       </w:pPr>
       <w:r>
-        <w:t>Confirmed issue with long chats</w:t>
+        <w:rPr>
+          <w:color w:val="000000"/>
+        </w:rPr>
+        <w:t>Long chats and resets are fixed</w:t>
       </w:r>
     </w:p>
     <w:p>
@@ -1876,7 +1924,10 @@
         <w:pageBreakBefore w:val="0"/>
       </w:pPr>
       <w:r>
-        <w:t>The frontend sends all previous messages, while the backend accepts at most 30. With normal question-and-answer pairs, the 15th question sends 29 messages and passes. The 16th sends 31 and fails. This was reproduced using the request validator. Manage the history and provide a reset instead of leaving the user stuck.</w:t>
+        <w:rPr>
+          <w:b w:val="0"/>
+        </w:rPr>
+        <w:t>The frontend now sends a limited recent history and warns when older messages are left out. Local browser tests completed 18 questions. Starting a new chat clears the conversation and cancels a pending answer. Saved conversations are still outside the first version.</w:t>
       </w:r>
     </w:p>
     <w:p>
@@ -1885,7 +1936,10 @@
         <w:pageBreakBefore w:val="0"/>
       </w:pPr>
       <w:r>
-        <w:t>Customer privacy still needs database verification</w:t>
+        <w:rPr>
+          <w:color w:val="000000"/>
+        </w:rPr>
+        <w:t>Customer separation check deferred</w:t>
       </w:r>
     </w:p>
     <w:p>
@@ -1893,7 +1947,10 @@
         <w:pageBreakBefore w:val="0"/>
       </w:pPr>
       <w:r>
-        <w:t>The backend checks the token and uses it for database requests. Personal-record queries do not add an explicit customer filter, so separation relies on Supabase row-level security: database rules that decide which rows a customer can read. Those rules are not included in the repository.</w:t>
+        <w:rPr>
+          <w:b w:val="0"/>
+        </w:rPr>
+        <w:t>The backend now verifies a linked customer profile and adds an explicit customer filter to personal-record queries. Local tests passed. This improves the code, but it does not prove that the live Supabase permissions separate two real test logins correctly.</w:t>
       </w:r>
     </w:p>
     <w:p>
@@ -1901,7 +1958,10 @@
         <w:pageBreakBefore w:val="0"/>
       </w:pPr>
       <w:r>
-        <w:t>This is an unverified dependency, not proof of a data leak. Save the database policies with the project and test with two different customers before marking this part complete.</w:t>
+        <w:rPr>
+          <w:b w:val="0"/>
+        </w:rPr>
+        <w:t>Leave the live check for later. Supabase permissions prevented creating the two linked synthetic customers needed for that test. Do not change database access rules or create test customers in this round.</w:t>
       </w:r>
     </w:p>
     <w:p>
@@ -1910,7 +1970,10 @@
         <w:pageBreakBefore/>
       </w:pPr>
       <w:r>
-        <w:t>Stories that are not implemented</w:t>
+        <w:rPr>
+          <w:color w:val="000000"/>
+        </w:rPr>
+        <w:t>Partly built and optional backlog work</w:t>
       </w:r>
     </w:p>
     <w:p>
@@ -1918,7 +1981,10 @@
         <w:pageBreakBefore w:val="0"/>
       </w:pPr>
       <w:r>
-        <w:t>These eight workflows are absent from the current code. Marking a story as deferred is a scope decision; it is not the same as completing it.</w:t>
+        <w:rPr>
+          <w:b w:val="0"/>
+        </w:rPr>
+        <w:t>Stories 17 and 18 now have working code and tests. Story 11 has a customer support draft, but no advisor-sharing workflow. The larger compliance, advisor and scheduling features remain outside the current core work.</w:t>
       </w:r>
     </w:p>
     <w:tbl>
@@ -2022,7 +2088,7 @@
                 <w:b/>
                 <w:sz w:val="21"/>
               </w:rPr>
-              <w:t>Missing work</w:t>
+              <w:t>Current status</w:t>
             </w:r>
           </w:p>
         </w:tc>
@@ -2066,7 +2132,7 @@
                 <w:b/>
                 <w:sz w:val="21"/>
               </w:rPr>
-              <w:t>Recommended scope</w:t>
+              <w:t>Remaining work</w:t>
             </w:r>
           </w:p>
         </w:tc>
@@ -2133,7 +2199,7 @@
                 <w:b w:val="0"/>
                 <w:sz w:val="21"/>
               </w:rPr>
-              <w:t>Approved content, document guidance, jurisdiction handling and escalation.</w:t>
+              <w:t>Not built. General banking education does not complete this workflow.</w:t>
             </w:r>
           </w:p>
         </w:tc>
@@ -2164,7 +2230,7 @@
                 <w:b w:val="0"/>
                 <w:sz w:val="21"/>
               </w:rPr>
-              <w:t>Simplify to approved document FAQs first.</w:t>
+              <w:t>Optional: approved document FAQs, case guidance and escalation.</w:t>
             </w:r>
           </w:p>
         </w:tc>
@@ -2231,7 +2297,7 @@
                 <w:b w:val="0"/>
                 <w:sz w:val="21"/>
               </w:rPr>
-              <w:t>Uploads, extra authentication, OCR checks, storage and officer routing.</w:t>
+              <w:t>Not built.</w:t>
             </w:r>
           </w:p>
         </w:tc>
@@ -2262,7 +2328,7 @@
                 <w:b w:val="0"/>
                 <w:sz w:val="21"/>
               </w:rPr>
-              <w:t>Defer from the first version.</w:t>
+              <w:t>Optional: uploads, OCR, secure storage and officer routing.</w:t>
             </w:r>
           </w:p>
         </w:tc>
@@ -2329,7 +2395,7 @@
                 <w:b w:val="0"/>
                 <w:sz w:val="21"/>
               </w:rPr>
-              <w:t>Case stages, event-driven updates, notifications and required actions.</w:t>
+              <w:t>Not built.</w:t>
             </w:r>
           </w:p>
         </w:tc>
@@ -2360,7 +2426,7 @@
                 <w:b w:val="0"/>
                 <w:sz w:val="21"/>
               </w:rPr>
-              <w:t>Defer from the first version.</w:t>
+              <w:t>Optional: case stages, notifications and customer actions.</w:t>
             </w:r>
           </w:p>
         </w:tc>
@@ -2427,7 +2493,7 @@
                 <w:b w:val="0"/>
                 <w:sz w:val="21"/>
               </w:rPr>
-              <w:t>Advisor-change events, introductions, video profiles and call requests.</w:t>
+              <w:t>Not built.</w:t>
             </w:r>
           </w:p>
         </w:tc>
@@ -2458,7 +2524,7 @@
                 <w:b w:val="0"/>
                 <w:sz w:val="21"/>
               </w:rPr>
-              <w:t>Keep as a future option.</w:t>
+              <w:t>Optional: advisor changes, introductions and contact requests.</w:t>
             </w:r>
           </w:p>
         </w:tc>
@@ -2525,7 +2591,7 @@
                 <w:b w:val="0"/>
                 <w:sz w:val="21"/>
               </w:rPr>
-              <w:t>Summary generation, customer editing/approval and sharing with an advisor.</w:t>
+              <w:t>Partly done: editable, reviewed customer support draft.</w:t>
             </w:r>
           </w:p>
         </w:tc>
@@ -2556,7 +2622,7 @@
                 <w:b w:val="0"/>
                 <w:sz w:val="21"/>
               </w:rPr>
-              <w:t>Reframe as a customer-support summary.</w:t>
+              <w:t>No advisor sharing or ticket sending. Agree whether the draft is enough for the first version.</w:t>
             </w:r>
           </w:p>
         </w:tc>
@@ -2623,7 +2689,7 @@
                 <w:b w:val="0"/>
                 <w:sz w:val="21"/>
               </w:rPr>
-              <w:t>Availability, booking, reminders, time zones, cancellation and rescheduling.</w:t>
+              <w:t>Not built.</w:t>
             </w:r>
           </w:p>
         </w:tc>
@@ -2654,7 +2720,7 @@
                 <w:b w:val="0"/>
                 <w:sz w:val="21"/>
               </w:rPr>
-              <w:t>Keep as a future option.</w:t>
+              <w:t>Optional: booking, availability, time zones and reminders.</w:t>
             </w:r>
           </w:p>
         </w:tc>
@@ -2721,7 +2787,7 @@
                 <w:b w:val="0"/>
                 <w:sz w:val="21"/>
               </w:rPr>
-              <w:t>Banking test dataset, failure review, retest results and improvement log.</w:t>
+              <w:t>Partly done: fixed test set, result reports and before-and-after comparison.</w:t>
             </w:r>
           </w:p>
         </w:tc>
@@ -2752,7 +2818,7 @@
                 <w:b w:val="0"/>
                 <w:sz w:val="21"/>
               </w:rPr>
-              <w:t>Complete for the first version.</w:t>
+              <w:t>Expand the set, review failures and keep a change log. Live quality review remains deferred.</w:t>
             </w:r>
           </w:p>
         </w:tc>
@@ -2819,7 +2885,7 @@
                 <w:b w:val="0"/>
                 <w:sz w:val="21"/>
               </w:rPr>
-              <w:t>Source references, source display and checks that evidence supports the answer.</w:t>
+              <w:t>Partly done: source details, review dates and basic ID/figure checks.</w:t>
             </w:r>
           </w:p>
         </w:tc>
@@ -2850,7 +2916,7 @@
                 <w:b w:val="0"/>
                 <w:sz w:val="21"/>
               </w:rPr>
-              <w:t>Complete for the first version.</w:t>
+              <w:t>Check meaning, currency and attribution. A citation alone is not proof that a claim is true.</w:t>
             </w:r>
           </w:p>
         </w:tc>
@@ -2867,7 +2933,10 @@
         <w:pageBreakBefore w:val="0"/>
       </w:pPr>
       <w:r>
-        <w:t>Decisions needed before closing stories</w:t>
+        <w:rPr>
+          <w:color w:val="000000"/>
+        </w:rPr>
+        <w:t>Decisions still needed before closing stories</w:t>
       </w:r>
     </w:p>
     <w:p>
@@ -2875,7 +2944,10 @@
         <w:pageBreakBefore w:val="0"/>
       </w:pPr>
       <w:r>
-        <w:t>Agree on whether personal enquiries are part of the demo, how preliminary loan guidance fits the general-information limit and whether chat history should be saved. The current code already supports signed-in personal enquiries using synthetic records. Keep that work, but make the scope explicit.</w:t>
+        <w:rPr>
+          <w:b w:val="0"/>
+        </w:rPr>
+        <w:t>Update the backlog to separate guest guidance from signed-in synthetic records. Agree how preliminary loan guidance fits the general-information limit. Keep session memory for the first version; treat saved conversations as a separate option.</w:t>
       </w:r>
     </w:p>
     <w:p>
@@ -2883,7 +2955,10 @@
         <w:pageBreakBefore w:val="0"/>
       </w:pPr>
       <w:r>
-        <w:t>Agree on the bank name too. The interface uses DemoBank, while the README and some backlog wording refer to UBS. Use one clear demo identity and align the documents.</w:t>
+        <w:rPr>
+          <w:b w:val="0"/>
+        </w:rPr>
+        <w:t>Use DemoBank consistently for the coursework demo. The new Singapore guides are general education, not UBS product terms or an official bank service. Align any remaining bank names in the backlog and other documents.</w:t>
       </w:r>
     </w:p>
     <w:p>
@@ -2892,7 +2967,10 @@
         <w:pageBreakBefore w:val="0"/>
       </w:pPr>
       <w:r>
-        <w:t>What the review did and did not verify</w:t>
+        <w:rPr>
+          <w:color w:val="000000"/>
+        </w:rPr>
+        <w:t>What the latest tests verified</w:t>
       </w:r>
     </w:p>
     <w:p>
@@ -2900,7 +2978,10 @@
         <w:pageBreakBefore w:val="0"/>
       </w:pPr>
       <w:r>
-        <w:t>The review inspected code and backlog criteria, checked Python syntax and reproduced the history-limit failure. It did not verify live model answers, database contents or access policies. The only existing automated test is the health check. The full app test suite was not run because required backend dependencies were unavailable in the review runtime.</w:t>
+        <w:rPr>
+          <w:b w:val="0"/>
+        </w:rPr>
+        <w:t>The latest changes were tested in an isolated copy, then tested again in the main working copy. All 63 backend, 6 frontend and 10 browser checks passed, along with the build and 17 offline evaluation cases. Browser tests used fixed model responses. Neither deferred live check was repeated.</w:t>
       </w:r>
     </w:p>
     <w:p>
@@ -2909,11 +2990,17 @@
         <w:pageBreakBefore/>
       </w:pPr>
       <w:r>
+        <w:rPr>
+          <w:color w:val="000000"/>
+        </w:rPr>
         <w:t>What we can apply from Weeks 1 to 6</w:t>
       </w:r>
     </w:p>
     <w:p>
       <w:r>
+        <w:rPr>
+          <w:b w:val="0"/>
+        </w:rPr>
         <w:t>The labs mainly use fraud investigation as an example. Their design patterns are useful, but our chatbot needs its own banking knowledge and customer-support tests.</w:t>
       </w:r>
     </w:p>
@@ -3616,17 +3703,26 @@
         <w:pStyle w:val="Heading2"/>
       </w:pPr>
       <w:r>
-        <w:t>Add a knowledge base</w:t>
+        <w:rPr>
+          <w:color w:val="000000"/>
+        </w:rPr>
+        <w:t>The knowledge base is now in place</w:t>
       </w:r>
     </w:p>
     <w:p>
       <w:r>
-        <w:t>Retrieval augmented generation, or RAG, means finding relevant source passages before asking the model to answer. Start with a small set of approved FAQs or clearly labelled fictional bank policies covering accounts, loans, cards and transaction issues. Each passage needs a title, source ID and version date.</w:t>
+        <w:rPr>
+          <w:b w:val="0"/>
+        </w:rPr>
+        <w:t>The app finds relevant passages before asking the model to answer. It currently uses keyword search across eight demo guides and four Singapore banking summaries. Each article has a stable source ID and version. External sources also have an original link, a checked date and a review date.</w:t>
       </w:r>
     </w:p>
     <w:p>
       <w:r>
-        <w:t>The app now loads structured customer records and product catalogues. It still has no general FAQ retrieval or customer-visible source citations. The labs do not provide a complete banking RAG system; we need to prepare the documents, add search and check that sources support the answers.</w:t>
+        <w:rPr>
+          <w:b w:val="0"/>
+        </w:rPr>
+        <w:t>This is a small working knowledge base. We still need approved bank-specific product documents and more varied retrieval tests. Keyword search can miss unusual wording. Embeddings or a vector database are possible improvements if tests show a need; they are not required just to use sources.</w:t>
       </w:r>
     </w:p>
     <w:p>
@@ -3634,11 +3730,17 @@
         <w:pStyle w:val="Heading2"/>
       </w:pPr>
       <w:r>
+        <w:rPr>
+          <w:color w:val="000000"/>
+        </w:rPr>
         <w:t>Use the lessons carefully</w:t>
       </w:r>
     </w:p>
     <w:p>
       <w:r>
+        <w:rPr>
+          <w:b w:val="0"/>
+        </w:rPr>
         <w:t>The lab transaction CSV files are not banking FAQs. The inspected samples show posted transactions, so pending and failed cases need new synthetic examples. Do not copy transaction reversal tools or treat a fraud score as proof. The saved lab runs demonstrate cost and speed experiments, not guaranteed improvements for this chatbot.</w:t>
       </w:r>
     </w:p>
@@ -3648,12 +3750,18 @@
         <w:pageBreakBefore/>
       </w:pPr>
       <w:r>
+        <w:rPr>
+          <w:color w:val="000000"/>
+        </w:rPr>
         <w:t>Before and after changes to the main stories</w:t>
       </w:r>
     </w:p>
     <w:p>
       <w:r>
-        <w:t>The “before” text summarises the Excel requirements. The “after” text proposes clearer wording that fits the latest code. These are backlog changes to agree on, not features already completed.</w:t>
+        <w:rPr>
+          <w:b w:val="0"/>
+        </w:rPr>
+        <w:t>The before text summarises the Excel requirements. The after text proposes clearer scope. The feature notes elsewhere show what is already built. The team still needs to accept these backlog wording changes.</w:t>
       </w:r>
     </w:p>
     <w:p>
@@ -3661,6 +3769,9 @@
         <w:pStyle w:val="Heading2"/>
       </w:pPr>
       <w:r>
+        <w:rPr>
+          <w:color w:val="000000"/>
+        </w:rPr>
         <w:t>Story 1 Account enquiry</w:t>
       </w:r>
     </w:p>
@@ -3669,10 +3780,13 @@
         <w:rPr>
           <w:b/>
         </w:rPr>
-        <w:t xml:space="preserve">Before: </w:t>
+        <w:t>Before:</w:t>
       </w:r>
       <w:r>
-        <w:t>General account guidance is combined with authenticated balances, recent transactions and access to banking records.</w:t>
+        <w:rPr>
+          <w:b w:val="0"/>
+        </w:rPr>
+        <w:t xml:space="preserve"> General account guidance is combined with authenticated balances, recent transactions and access to banking records.</w:t>
       </w:r>
     </w:p>
     <w:p>
@@ -3680,10 +3794,13 @@
         <w:rPr>
           <w:b/>
         </w:rPr>
-        <w:t xml:space="preserve">After: </w:t>
+        <w:t>After:</w:t>
       </w:r>
       <w:r>
-        <w:t>Split the story into general account guidance without login and personal enquiries after sign-in. Keep the existing synthetic balance and transaction demo, and clearly separate it from live banking information.</w:t>
+        <w:rPr>
+          <w:b w:val="0"/>
+        </w:rPr>
+        <w:t xml:space="preserve"> Split the story into guest account guidance and personal enquiries after sign-in. Both paths are now present. Keep synthetic balances and transactions separate from live banking information.</w:t>
       </w:r>
     </w:p>
     <w:p>
@@ -3691,10 +3808,13 @@
         <w:rPr>
           <w:b/>
         </w:rPr>
-        <w:t xml:space="preserve">Done when: </w:t>
+        <w:t>Still needed to close the story:</w:t>
       </w:r>
       <w:r>
-        <w:t>General answers use approved sources without login. Signed-in users see only their own synthetic records. Values and currencies match those records. The bot provides help links and a human-support route without asking for credentials in chat.</w:t>
+        <w:rPr>
+          <w:b w:val="0"/>
+        </w:rPr>
+        <w:t xml:space="preserve"> Approved product guidance and verified support routes. Check that values and currencies match the records. The two-customer live separation check stays deferred.</w:t>
       </w:r>
     </w:p>
     <w:p>
@@ -3702,6 +3822,9 @@
         <w:pStyle w:val="Heading2"/>
       </w:pPr>
       <w:r>
+        <w:rPr>
+          <w:color w:val="000000"/>
+        </w:rPr>
         <w:t>Story 2 Loan enquiry</w:t>
       </w:r>
     </w:p>
@@ -3710,10 +3833,13 @@
         <w:rPr>
           <w:b/>
         </w:rPr>
-        <w:t xml:space="preserve">Before: </w:t>
+        <w:t>Before:</w:t>
       </w:r>
       <w:r>
-        <w:t>The story filters loans using the customer’s existing profile but also says “general info only.”</w:t>
+        <w:rPr>
+          <w:b w:val="0"/>
+        </w:rPr>
+        <w:t xml:space="preserve"> The story filters loans using the customer’s existing profile but also says “general info only.”</w:t>
       </w:r>
     </w:p>
     <w:p>
@@ -3721,10 +3847,13 @@
         <w:rPr>
           <w:b/>
         </w:rPr>
-        <w:t xml:space="preserve">After: </w:t>
+        <w:t>After:</w:t>
       </w:r>
       <w:r>
-        <w:t>Explain published loan rules and application steps. Use the known synthetic customer profile for preliminary guidance, and ask for missing details. The team must decide whether this replaces the “general info only” limit.</w:t>
+        <w:rPr>
+          <w:b w:val="0"/>
+        </w:rPr>
+        <w:t xml:space="preserve"> Explain published loan rules and application steps. Use the known synthetic customer profile for preliminary guidance, and ask for missing details. The team must decide whether this replaces the “general info only” limit.</w:t>
       </w:r>
     </w:p>
     <w:p>
@@ -3732,10 +3861,13 @@
         <w:rPr>
           <w:b/>
         </w:rPr>
-        <w:t xml:space="preserve">Done when: </w:t>
+        <w:t>Still needed to close the story:</w:t>
       </w:r>
       <w:r>
-        <w:t>Guidance matches the catalogue and test profiles. Missing details are clarified. The bank’s final decision is stated, and a verified application or staff channel is provided. The bot never promises approval or claims to submit an application.</w:t>
+        <w:rPr>
+          <w:b w:val="0"/>
+        </w:rPr>
+        <w:t xml:space="preserve"> Test catalogue rules against synthetic sample profiles and missing details. Provide approved application or staff routes. Keep the bank’s final decision clear; never promise approval or submission.</w:t>
       </w:r>
     </w:p>
     <w:p>
@@ -3743,6 +3875,9 @@
         <w:pStyle w:val="Heading2"/>
       </w:pPr>
       <w:r>
+        <w:rPr>
+          <w:color w:val="000000"/>
+        </w:rPr>
         <w:t>Story 13 Multi turn conversation</w:t>
       </w:r>
     </w:p>
@@ -3751,10 +3886,13 @@
         <w:rPr>
           <w:b/>
         </w:rPr>
-        <w:t xml:space="preserve">Before: </w:t>
+        <w:t>Before:</w:t>
       </w:r>
       <w:r>
-        <w:t>The bot must forget the conversation when the chat ends, but the customer can also return to the previous conversation.</w:t>
+        <w:rPr>
+          <w:b w:val="0"/>
+        </w:rPr>
+        <w:t xml:space="preserve"> The bot must forget the conversation when the chat ends, but the customer can also return to the previous conversation.</w:t>
       </w:r>
     </w:p>
     <w:p>
@@ -3762,10 +3900,13 @@
         <w:rPr>
           <w:b/>
         </w:rPr>
-        <w:t xml:space="preserve">After: </w:t>
+        <w:t>After:</w:t>
       </w:r>
       <w:r>
-        <w:t>Remember relevant details during the current session and provide a new-chat action. Manage long history so the chat keeps working beyond 15 questions. Treat saved conversations as a separate future feature.</w:t>
+        <w:rPr>
+          <w:b w:val="0"/>
+        </w:rPr>
+        <w:t xml:space="preserve"> Keep recent context during the current session and offer New chat. Long-history handling and reset are now implemented and locally tested. Saved conversations remain a separate future feature.</w:t>
       </w:r>
     </w:p>
     <w:p>
@@ -3773,10 +3914,13 @@
         <w:rPr>
           <w:b/>
         </w:rPr>
-        <w:t xml:space="preserve">Done when: </w:t>
+        <w:t>Still needed to close the story:</w:t>
       </w:r>
       <w:r>
-        <w:t>Follow-ups, corrections and topic changes pass tests. The 16th question works without a validation error. Starting a new chat clears context, and users are told that current history is temporary.</w:t>
+        <w:rPr>
+          <w:b w:val="0"/>
+        </w:rPr>
+        <w:t xml:space="preserve"> Agree the session-only scope and review varied corrections and topic changes. Live complex-question reliability stays deferred. The local long-chat and reset checks have passed.</w:t>
       </w:r>
     </w:p>
     <w:p>
@@ -3784,6 +3928,9 @@
         <w:pStyle w:val="Heading2"/>
       </w:pPr>
       <w:r>
+        <w:rPr>
+          <w:color w:val="000000"/>
+        </w:rPr>
         <w:t>Story 6 Complex natural language questions</w:t>
       </w:r>
     </w:p>
@@ -3792,10 +3939,13 @@
         <w:rPr>
           <w:b/>
         </w:rPr>
-        <w:t xml:space="preserve">Before: </w:t>
+        <w:t>Before:</w:t>
       </w:r>
       <w:r>
-        <w:t>The story focuses on typos, vague wording and rephrased questions.</w:t>
+        <w:rPr>
+          <w:b w:val="0"/>
+        </w:rPr>
+        <w:t xml:space="preserve"> The story focuses on typos, vague wording and rephrased questions.</w:t>
       </w:r>
     </w:p>
     <w:p>
@@ -3803,10 +3953,13 @@
         <w:rPr>
           <w:b/>
         </w:rPr>
-        <w:t xml:space="preserve">After: </w:t>
+        <w:t>After:</w:t>
       </w:r>
       <w:r>
-        <w:t>As a customer, I want the chatbot to handle multiple questions, clarify missing details and understand follow-ups or corrections in plain English.</w:t>
+        <w:rPr>
+          <w:b w:val="0"/>
+        </w:rPr>
+        <w:t xml:space="preserve"> As a customer, I want the chatbot to handle multiple questions, clarify missing details and understand follow-ups or corrections in plain English.</w:t>
       </w:r>
     </w:p>
     <w:p>
@@ -3814,10 +3967,13 @@
         <w:rPr>
           <w:b/>
         </w:rPr>
-        <w:t xml:space="preserve">Done when: </w:t>
+        <w:t>Still needed to close the story:</w:t>
       </w:r>
       <w:r>
-        <w:t>Tests cover two questions in one message, an unclear card problem, a corrected loan type and a topic change. The chatbot addresses each supported part and identifies any part it cannot answer.</w:t>
+        <w:rPr>
+          <w:b w:val="0"/>
+        </w:rPr>
+        <w:t xml:space="preserve"> A larger human-reviewed set covering multiple questions, unclear wording, corrections and topic changes. Prepare the questions and checklist now; leave the live model recheck for later.</w:t>
       </w:r>
     </w:p>
     <w:p>
@@ -3826,6 +3982,9 @@
         <w:pageBreakBefore/>
       </w:pPr>
       <w:r>
+        <w:rPr>
+          <w:color w:val="000000"/>
+        </w:rPr>
         <w:t>Supporting stories and the answer workflow</w:t>
       </w:r>
     </w:p>
@@ -3834,6 +3993,9 @@
         <w:pStyle w:val="Heading2"/>
       </w:pPr>
       <w:r>
+        <w:rPr>
+          <w:color w:val="000000"/>
+        </w:rPr>
         <w:t>Further before and after changes</w:t>
       </w:r>
     </w:p>
@@ -3944,7 +4106,7 @@
                 <w:b/>
                 <w:sz w:val="21"/>
               </w:rPr>
-              <w:t>Proposed after</w:t>
+              <w:t>Current position and next step</w:t>
             </w:r>
           </w:p>
         </w:tc>
@@ -4010,7 +4172,7 @@
                 <w:b w:val="0"/>
                 <w:sz w:val="21"/>
               </w:rPr>
-              <w:t>Personalised compliance explanations by case and jurisdiction.</w:t>
+              <w:t>Personalised compliance guidance.</w:t>
             </w:r>
           </w:p>
         </w:tc>
@@ -4040,7 +4202,7 @@
                 <w:b w:val="0"/>
                 <w:sz w:val="21"/>
               </w:rPr>
-              <w:t>Explain approved document FAQs. Refer personal case questions to an appropriate support route.</w:t>
+              <w:t>Not built. Keep approved document FAQs as an optional extension.</w:t>
             </w:r>
           </w:p>
         </w:tc>
@@ -4106,7 +4268,7 @@
                 <w:b w:val="0"/>
                 <w:sz w:val="21"/>
               </w:rPr>
-              <w:t>Share client preferences, risk details and advisor notes.</w:t>
+              <w:t>Share preferences and advisor notes.</w:t>
             </w:r>
           </w:p>
         </w:tc>
@@ -4136,7 +4298,7 @@
                 <w:b w:val="0"/>
                 <w:sz w:val="21"/>
               </w:rPr>
-              <w:t>Summarise the issue, confirmed facts and unresolved questions. Let the customer edit and approve it before sharing.</w:t>
+              <w:t>Customer can edit and copy a support draft. Sharing with staff remains missing.</w:t>
             </w:r>
           </w:p>
         </w:tc>
@@ -4202,7 +4364,7 @@
                 <w:b w:val="0"/>
                 <w:sz w:val="21"/>
               </w:rPr>
-              <w:t>Do not request or repeat sensitive details.</w:t>
+              <w:t>Do not request or repeat secrets.</w:t>
             </w:r>
           </w:p>
         </w:tc>
@@ -4232,7 +4394,7 @@
                 <w:b w:val="0"/>
                 <w:sz w:val="21"/>
               </w:rPr>
-              <w:t>Also remove sensitive details before model calls, external tools and logs. Test accidental disclosure.</w:t>
+              <w:t>Common secret patterns are filtered. Broader protection and live separation are not proven.</w:t>
             </w:r>
           </w:p>
         </w:tc>
@@ -4298,7 +4460,7 @@
                 <w:b w:val="0"/>
                 <w:sz w:val="21"/>
               </w:rPr>
-              <w:t>Identify the AI and help with lost or stolen cards.</w:t>
+              <w:t>Identify the AI and help with lost cards.</w:t>
             </w:r>
           </w:p>
         </w:tc>
@@ -4328,7 +4490,7 @@
                 <w:b w:val="0"/>
                 <w:sz w:val="21"/>
               </w:rPr>
-              <w:t>Show the AI notice and limits. Give urgent steps from a verified source without claiming the card is blocked.</w:t>
+              <w:t>Notices and urgent fixed guidance work locally. Bank-specific contacts and language review remain.</w:t>
             </w:r>
           </w:p>
         </w:tc>
@@ -4424,7 +4586,7 @@
                 <w:b w:val="0"/>
                 <w:sz w:val="21"/>
               </w:rPr>
-              <w:t>Keep a fixed test set, record the failure, change one thing and rerun the tests before accepting the change.</w:t>
+              <w:t>Offline reports compare the same cases. Expand the set and record reviewed improvements.</w:t>
             </w:r>
           </w:p>
         </w:tc>
@@ -4520,7 +4682,7 @@
                 <w:b w:val="0"/>
                 <w:sz w:val="21"/>
               </w:rPr>
-              <w:t>Show the actual source supporting each factual answer. If evidence is missing, say so and offer a verified support route.</w:t>
+              <w:t>Sources and basic checks exist. Stronger claim-to-source review is still needed.</w:t>
             </w:r>
           </w:p>
         </w:tc>
@@ -4536,17 +4698,26 @@
         <w:pStyle w:val="Heading2"/>
       </w:pPr>
       <w:r>
-        <w:t>Proposed answer workflow</w:t>
+        <w:rPr>
+          <w:color w:val="000000"/>
+        </w:rPr>
+        <w:t>Current answer workflow</w:t>
       </w:r>
     </w:p>
     <w:p>
       <w:r>
-        <w:t>Customer message → check for sensitive data and unclear requests → retrieve approved passages → draft an answer → check evidence and scope → display the answer and sources, or explain the limit and offer support.</w:t>
+        <w:rPr>
+          <w:b w:val="0"/>
+        </w:rPr>
+        <w:t>Customer message → filter common private details → find available sources → draft a structured answer → check source IDs and figures → display the answer and sources, or explain that the answer could not be verified.</w:t>
       </w:r>
     </w:p>
     <w:p>
       <w:r>
-        <w:t>Most steps can be ordinary backend code. Start with one answering model. Add a separate reviewer only if testing shows that it catches enough errors to justify the extra time and cost. A structured response makes fields easier to validate; it does not prove the answer is true.</w:t>
+        <w:rPr>
+          <w:b w:val="0"/>
+        </w:rPr>
+        <w:t>These checks run before a generated answer is shown. Fixed safety guidance can skip the model. A valid source ID and a matching number do not prove that the meaning, currency or attribution is correct. A separate reviewer is still an option to test later.</w:t>
       </w:r>
     </w:p>
     <w:p>
@@ -4554,7 +4725,10 @@
         <w:pStyle w:val="Heading2"/>
       </w:pPr>
       <w:r>
-        <w:t>Add these implementation tasks</w:t>
+        <w:rPr>
+          <w:color w:val="000000"/>
+        </w:rPr>
+        <w:t>Implementation status</w:t>
       </w:r>
     </w:p>
     <w:p>
@@ -4562,7 +4736,7 @@
         <w:pStyle w:val="ListBullet"/>
       </w:pPr>
       <w:r>
-        <w:t>Prepare and version the knowledge base; search it and return stable source IDs.</w:t>
+        <w:t>Done: Versioned knowledge, keyword search and source buttons. Still needed: Approved bank-specific content and a regular manual review process.</w:t>
       </w:r>
     </w:p>
     <w:p>
@@ -4570,7 +4744,7 @@
         <w:pStyle w:val="ListBullet"/>
       </w:pPr>
       <w:r>
-        <w:t>Validate the answer fields and check that cited sources were actually retrieved.</w:t>
+        <w:t>Done: Answer-field checks, source-ID checks and basic figure checks. Still needed: Better checks that the cited passage supports the actual claim.</w:t>
       </w:r>
     </w:p>
     <w:p>
@@ -4578,7 +4752,7 @@
         <w:pStyle w:val="ListBullet"/>
       </w:pPr>
       <w:r>
-        <w:t>Add verified help and support routes for unclear requests, missing evidence and service failures. Keep the existing error handling and improve the next steps shown to the customer.</w:t>
+        <w:t>Partly done: Clear fallback messages and instructions to use the bank’s official channels. Still needed: Approved bank-specific help, application and support routes.</w:t>
       </w:r>
     </w:p>
     <w:p>
@@ -4586,7 +4760,7 @@
         <w:pStyle w:val="ListBullet"/>
       </w:pPr>
       <w:r>
-        <w:t>Add a reviewable support summary. Initially let the customer copy it; do not claim a ticket was sent without a working integration.</w:t>
+        <w:t>Done for the demo: An editable summary that the customer reviews before copying. Still missing: A staffed support queue, ticket sending or advisor sharing.</w:t>
       </w:r>
     </w:p>
     <w:p>
@@ -4594,10 +4768,13 @@
         <w:rPr>
           <w:b/>
         </w:rPr>
-        <w:t xml:space="preserve">Streaming change: </w:t>
+        <w:t>Completed:</w:t>
       </w:r>
       <w:r>
-        <w:t>The current backend streams the draft immediately. If we check answers before release, hold the draft until checks finish. Show a progress message while waiting, then display the checked answer with its sources.</w:t>
+        <w:rPr>
+          <w:b w:val="0"/>
+        </w:rPr>
+        <w:t xml:space="preserve"> The app shows a progress message while it checks the draft. It then sends the checked answer and source details. It does not stream unchecked model text directly to the customer.</w:t>
       </w:r>
     </w:p>
     <w:p>
@@ -4606,12 +4783,18 @@
         <w:pageBreakBefore/>
       </w:pPr>
       <w:r>
+        <w:rPr>
+          <w:color w:val="000000"/>
+        </w:rPr>
         <w:t>Before and after chatbot examples</w:t>
       </w:r>
     </w:p>
     <w:p>
       <w:r>
-        <w:t>These examples illustrate weak and improved behaviour; they are not measured outputs from the current app. Source names are placeholders. Real answers must use the passages actually retrieved.</w:t>
+        <w:rPr>
+          <w:b w:val="0"/>
+        </w:rPr>
+        <w:t>The fee example uses a measured fixed-response test. The other examples show intended behaviour; live answers can vary.</w:t>
       </w:r>
     </w:p>
     <w:p>
@@ -4619,6 +4802,9 @@
         <w:pStyle w:val="Heading2"/>
       </w:pPr>
       <w:r>
+        <w:rPr>
+          <w:color w:val="000000"/>
+        </w:rPr>
         <w:t>An unclear card problem</w:t>
       </w:r>
     </w:p>
@@ -4627,10 +4813,13 @@
         <w:rPr>
           <w:b/>
         </w:rPr>
-        <w:t xml:space="preserve">Customer: </w:t>
+        <w:t>Customer:</w:t>
       </w:r>
       <w:r>
-        <w:t>“My card is not working.”</w:t>
+        <w:rPr>
+          <w:b w:val="0"/>
+        </w:rPr>
+        <w:t xml:space="preserve"> “My card is not working.”</w:t>
       </w:r>
     </w:p>
     <w:p>
@@ -4638,10 +4827,13 @@
         <w:rPr>
           <w:b/>
         </w:rPr>
-        <w:t xml:space="preserve">Before: </w:t>
+        <w:t>Before:</w:t>
       </w:r>
       <w:r>
-        <w:t>“Your card is blocked. Call the bank.”</w:t>
+        <w:rPr>
+          <w:b w:val="0"/>
+        </w:rPr>
+        <w:t xml:space="preserve"> “Your card is blocked. Call the bank.”</w:t>
       </w:r>
     </w:p>
     <w:p>
@@ -4649,10 +4841,13 @@
         <w:rPr>
           <w:b/>
         </w:rPr>
-        <w:t xml:space="preserve">After: </w:t>
+        <w:t>After:</w:t>
       </w:r>
       <w:r>
-        <w:t>“Is the problem with an online payment, a shop payment or an ATM withdrawal? Please do not share your PIN, CVV or full card number.”</w:t>
+        <w:rPr>
+          <w:b w:val="0"/>
+        </w:rPr>
+        <w:t xml:space="preserve"> “Is the problem with an online payment, a shop payment or an ATM withdrawal? Please do not share your PIN, CVV or full card number.”</w:t>
       </w:r>
     </w:p>
     <w:p>
@@ -4660,10 +4855,13 @@
         <w:rPr>
           <w:b/>
         </w:rPr>
-        <w:t xml:space="preserve">Why this helps: </w:t>
+        <w:t>Why this helps:</w:t>
       </w:r>
       <w:r>
-        <w:t>It asks for the missing detail instead of inventing a cause.</w:t>
+        <w:rPr>
+          <w:b w:val="0"/>
+        </w:rPr>
+        <w:t xml:space="preserve"> It asks for the missing detail instead of inventing a cause.</w:t>
       </w:r>
     </w:p>
     <w:p>
@@ -4671,6 +4869,9 @@
         <w:pStyle w:val="Heading2"/>
       </w:pPr>
       <w:r>
+        <w:rPr>
+          <w:color w:val="000000"/>
+        </w:rPr>
         <w:t>Two questions in one message</w:t>
       </w:r>
     </w:p>
@@ -4679,10 +4880,13 @@
         <w:rPr>
           <w:b/>
         </w:rPr>
-        <w:t xml:space="preserve">Customer: </w:t>
+        <w:t>Customer:</w:t>
       </w:r>
       <w:r>
-        <w:t>“My card payment was declined. Will I also get a late fee?”</w:t>
+        <w:rPr>
+          <w:b w:val="0"/>
+        </w:rPr>
+        <w:t xml:space="preserve"> “My card payment was declined. Will I also get a late fee?”</w:t>
       </w:r>
     </w:p>
     <w:p>
@@ -4690,10 +4894,13 @@
         <w:rPr>
           <w:b/>
         </w:rPr>
-        <w:t xml:space="preserve">Before: </w:t>
+        <w:t>Before:</w:t>
       </w:r>
       <w:r>
-        <w:t>“Try the payment again.”</w:t>
+        <w:rPr>
+          <w:b w:val="0"/>
+        </w:rPr>
+        <w:t xml:space="preserve"> “Try the payment again.”</w:t>
       </w:r>
     </w:p>
     <w:p>
@@ -4701,10 +4908,13 @@
         <w:rPr>
           <w:b/>
         </w:rPr>
-        <w:t xml:space="preserve">After: </w:t>
+        <w:t>After:</w:t>
       </w:r>
       <w:r>
-        <w:t>“Was this a purchase or a payment towards your card bill? Which card is it? I can check the demo records and matching product terms. I cannot confirm a real charge on your bank account.”</w:t>
+        <w:rPr>
+          <w:b w:val="0"/>
+        </w:rPr>
+        <w:t xml:space="preserve"> “Was this a purchase or a card-bill payment? What error appeared? Check your official banking app. The exact fee is unavailable here; check your card terms with the bank.”</w:t>
       </w:r>
     </w:p>
     <w:p>
@@ -4712,10 +4922,13 @@
         <w:rPr>
           <w:b/>
         </w:rPr>
-        <w:t xml:space="preserve">Why this helps: </w:t>
+        <w:t>Why this helps:</w:t>
       </w:r>
       <w:r>
-        <w:t>It notices both questions and avoids giving a fee answer without the right terms.</w:t>
+        <w:rPr>
+          <w:b w:val="0"/>
+        </w:rPr>
+        <w:t xml:space="preserve"> It addresses both questions without inventing a fee.</w:t>
       </w:r>
     </w:p>
     <w:p>
@@ -4723,6 +4936,9 @@
         <w:pStyle w:val="Heading2"/>
       </w:pPr>
       <w:r>
+        <w:rPr>
+          <w:color w:val="000000"/>
+        </w:rPr>
         <w:t>A correction during the conversation</w:t>
       </w:r>
     </w:p>
@@ -4731,10 +4947,13 @@
         <w:rPr>
           <w:b/>
         </w:rPr>
-        <w:t xml:space="preserve">Customer: </w:t>
+        <w:t>Customer:</w:t>
       </w:r>
       <w:r>
-        <w:t>“What documents do I need for a home loan?” Then: “Sorry, I meant a car loan.”</w:t>
+        <w:rPr>
+          <w:b w:val="0"/>
+        </w:rPr>
+        <w:t xml:space="preserve"> “What documents do I need for a home loan?” Then: “Sorry, I meant a car loan.”</w:t>
       </w:r>
     </w:p>
     <w:p>
@@ -4742,10 +4961,13 @@
         <w:rPr>
           <w:b/>
         </w:rPr>
-        <w:t xml:space="preserve">Before: </w:t>
+        <w:t>Before:</w:t>
       </w:r>
       <w:r>
-        <w:t>“For a home loan, you need…”</w:t>
+        <w:rPr>
+          <w:b w:val="0"/>
+        </w:rPr>
+        <w:t xml:space="preserve"> “For a home loan, you need…”</w:t>
       </w:r>
     </w:p>
     <w:p>
@@ -4753,10 +4975,13 @@
         <w:rPr>
           <w:b/>
         </w:rPr>
-        <w:t xml:space="preserve">After: </w:t>
+        <w:t>After:</w:t>
       </w:r>
       <w:r>
-        <w:t>“Understood—you mean a car loan.” The answer then lists only the requirements supported by the car loan checklist and shows its source.</w:t>
+        <w:rPr>
+          <w:b w:val="0"/>
+        </w:rPr>
+        <w:t xml:space="preserve"> “Understood, you mean a car loan.” Use a matching checklist if available. Otherwise say the required documents cannot be confirmed.</w:t>
       </w:r>
     </w:p>
     <w:p>
@@ -4764,10 +4989,13 @@
         <w:rPr>
           <w:b/>
         </w:rPr>
-        <w:t xml:space="preserve">Why this helps: </w:t>
+        <w:t>Why this helps:</w:t>
       </w:r>
       <w:r>
-        <w:t>The latest correction replaces the earlier loan type.</w:t>
+        <w:rPr>
+          <w:b w:val="0"/>
+        </w:rPr>
+        <w:t xml:space="preserve"> The latest correction replaces the earlier loan type.</w:t>
       </w:r>
     </w:p>
     <w:p>
@@ -4775,6 +5003,9 @@
         <w:pStyle w:val="Heading2"/>
       </w:pPr>
       <w:r>
+        <w:rPr>
+          <w:color w:val="000000"/>
+        </w:rPr>
         <w:t>Information that is unavailable</w:t>
       </w:r>
     </w:p>
@@ -4783,10 +5014,13 @@
         <w:rPr>
           <w:b/>
         </w:rPr>
-        <w:t xml:space="preserve">Customer: </w:t>
+        <w:t>Fixed test response:</w:t>
       </w:r>
       <w:r>
-        <w:t>“What is the exact fee for this overseas transfer?”</w:t>
+        <w:rPr>
+          <w:b w:val="0"/>
+        </w:rPr>
+        <w:t xml:space="preserve"> “Your annual fee is SGD 199.” It cites cards, a source with no such fee.</w:t>
       </w:r>
     </w:p>
     <w:p>
@@ -4794,10 +5028,13 @@
         <w:rPr>
           <w:b/>
         </w:rPr>
-        <w:t xml:space="preserve">Before: </w:t>
+        <w:t>Before:</w:t>
       </w:r>
       <w:r>
-        <w:t>“The fee is $10.”</w:t>
+        <w:rPr>
+          <w:b w:val="0"/>
+        </w:rPr>
+        <w:t xml:space="preserve"> The response passed because the source ID existed.</w:t>
       </w:r>
     </w:p>
     <w:p>
@@ -4805,10 +5042,13 @@
         <w:rPr>
           <w:b/>
         </w:rPr>
-        <w:t xml:space="preserve">After: </w:t>
+        <w:t>After:</w:t>
       </w:r>
       <w:r>
-        <w:t>“I cannot confirm the exact fee from the information available. Which transfer service do you mean? If its fee schedule is unavailable, I can point you to a verified support channel.”</w:t>
+        <w:rPr>
+          <w:b w:val="0"/>
+        </w:rPr>
+        <w:t xml:space="preserve"> The figure check rejects the response. The user sees: “I could not verify this answer against the available sources. Please rephrase your question or use your bank’s official support channel.”</w:t>
       </w:r>
     </w:p>
     <w:p>
@@ -4816,10 +5056,13 @@
         <w:rPr>
           <w:b/>
         </w:rPr>
-        <w:t xml:space="preserve">Why this helps: </w:t>
+        <w:t>Why this helps:</w:t>
       </w:r>
       <w:r>
-        <w:t>It avoids making up a financial amount and gives a useful next step.</w:t>
+        <w:rPr>
+          <w:b w:val="0"/>
+        </w:rPr>
+        <w:t xml:space="preserve"> It catches this invented figure. Correct meaning and attribution still need stronger checks.</w:t>
       </w:r>
     </w:p>
     <w:p>
@@ -4827,6 +5070,9 @@
         <w:pStyle w:val="Heading2"/>
       </w:pPr>
       <w:r>
+        <w:rPr>
+          <w:color w:val="000000"/>
+        </w:rPr>
         <w:t>A lost card</w:t>
       </w:r>
     </w:p>
@@ -4835,10 +5081,13 @@
         <w:rPr>
           <w:b/>
         </w:rPr>
-        <w:t xml:space="preserve">Customer: </w:t>
+        <w:t>Customer:</w:t>
       </w:r>
       <w:r>
-        <w:t>“I lost my card. Please block it.”</w:t>
+        <w:rPr>
+          <w:b w:val="0"/>
+        </w:rPr>
+        <w:t xml:space="preserve"> “I lost my card. Please block it.”</w:t>
       </w:r>
     </w:p>
     <w:p>
@@ -4846,10 +5095,13 @@
         <w:rPr>
           <w:b/>
         </w:rPr>
-        <w:t xml:space="preserve">Before: </w:t>
+        <w:t>Before:</w:t>
       </w:r>
       <w:r>
-        <w:t>“Done. Your card has been blocked.”</w:t>
+        <w:rPr>
+          <w:b w:val="0"/>
+        </w:rPr>
+        <w:t xml:space="preserve"> “Done. Your card has been blocked.”</w:t>
       </w:r>
     </w:p>
     <w:p>
@@ -4857,10 +5109,13 @@
         <w:rPr>
           <w:b/>
         </w:rPr>
-        <w:t xml:space="preserve">After: </w:t>
+        <w:t>After:</w:t>
       </w:r>
       <w:r>
-        <w:t>“I cannot block your card from this chat. Please report it now using the bank’s verified lost-card channel. I can show the approved reporting steps.” The bot then displays the verified route and source.</w:t>
+        <w:rPr>
+          <w:b w:val="0"/>
+        </w:rPr>
+        <w:t xml:space="preserve"> Report the loss immediately through your bank’s official app or website. Use its freeze or block control if available. This chatbot cannot block the card.</w:t>
       </w:r>
     </w:p>
     <w:p>
@@ -4868,10 +5123,13 @@
         <w:rPr>
           <w:b/>
         </w:rPr>
-        <w:t xml:space="preserve">Why this helps: </w:t>
+        <w:t>Why this helps:</w:t>
       </w:r>
       <w:r>
-        <w:t>It treats the request as urgent without claiming an action it cannot perform.</w:t>
+        <w:rPr>
+          <w:b w:val="0"/>
+        </w:rPr>
+        <w:t xml:space="preserve"> It treats the request as urgent without claiming an action it cannot perform.</w:t>
       </w:r>
     </w:p>
     <w:p>
@@ -4880,12 +5138,18 @@
         <w:pageBreakBefore/>
       </w:pPr>
       <w:r>
-        <w:t>Implementation order</w:t>
+        <w:rPr>
+          <w:color w:val="000000"/>
+        </w:rPr>
+        <w:t>Next work and deferred checks</w:t>
       </w:r>
     </w:p>
     <w:p>
       <w:r>
-        <w:t>Complete the core customer-support gaps first. Assign owners and estimates after the team agrees on scope. The checkpoints below describe remaining work, not completed results.</w:t>
+        <w:rPr>
+          <w:b w:val="0"/>
+        </w:rPr>
+        <w:t>The local improvements are integrated. Work on the remaining core content and evaluation preparation next. Keep the two live checks below for later. Optional workflows do not need to delay the core demo.</w:t>
       </w:r>
     </w:p>
     <w:p>
@@ -4893,12 +5157,18 @@
         <w:pStyle w:val="Heading2"/>
       </w:pPr>
       <w:r>
-        <w:t>Stage 1 Verify customer access and fix chat history</w:t>
+        <w:rPr>
+          <w:color w:val="000000"/>
+        </w:rPr>
+        <w:t>Next Prepare approved product and support content</w:t>
       </w:r>
     </w:p>
     <w:p>
       <w:r>
-        <w:t>Add the Supabase database rules to version control and test with two customers. Personal record queries rely on those rules to keep data separate. Fix the 30-message limit by managing history, and add a new-chat action. The 16th question currently fails validation.</w:t>
+        <w:rPr>
+          <w:b w:val="0"/>
+        </w:rPr>
+        <w:t>Collect or write clearly labelled demo product documents for account services, loans and cards. Record who approved each document, its source, its version and its review date. Add verified application and support routes. Do not invent real fees, rates or contact details.</w:t>
       </w:r>
     </w:p>
     <w:p>
@@ -4906,10 +5176,13 @@
         <w:rPr>
           <w:b/>
         </w:rPr>
-        <w:t xml:space="preserve">Checkpoint: </w:t>
+        <w:t>Checkpoint:</w:t>
       </w:r>
       <w:r>
-        <w:t>Each customer sees only their own records. Long chats continue, and a new chat clears earlier context. Do not mark customer isolation complete until the database tests pass.</w:t>
+        <w:rPr>
+          <w:b w:val="0"/>
+        </w:rPr>
+        <w:t xml:space="preserve"> A teammate can trace each product claim to the correct approved document. Missing terms remain unavailable. Do not use general Singapore education as a substitute for a bank’s own terms.</w:t>
       </w:r>
     </w:p>
     <w:p>
@@ -4917,12 +5190,18 @@
         <w:pStyle w:val="Heading2"/>
       </w:pPr>
       <w:r>
-        <w:t>Stage 2 Add public FAQs and answer sources</w:t>
+        <w:rPr>
+          <w:color w:val="000000"/>
+        </w:rPr>
+        <w:t>Next Expand offline tests and source review</w:t>
       </w:r>
     </w:p>
     <w:p>
       <w:r>
-        <w:t>Allow general enquiries without login while keeping personal records protected. Keep the banking prompt and product catalogues. Add approved account and service FAQs, retrieval, source IDs and links that support each answer.</w:t>
+        <w:rPr>
+          <w:b w:val="0"/>
+        </w:rPr>
+        <w:t>Build at least 30 distinct banking questions and a simple human review checklist. Add cases for wrong sources, misleading claims, currencies, written-out numbers and unusual wording. Test retrieval and safeguards with fixed responses while live model testing is deferred.</w:t>
       </w:r>
     </w:p>
     <w:p>
@@ -4930,10 +5209,13 @@
         <w:rPr>
           <w:b/>
         </w:rPr>
-        <w:t xml:space="preserve">Checkpoint: </w:t>
+        <w:t>Checkpoint:</w:t>
       </w:r>
       <w:r>
-        <w:t>Account, loan, card and service questions have supported answers. Missing information leads to an honest explanation and a verified help or support route.</w:t>
+        <w:rPr>
+          <w:b w:val="0"/>
+        </w:rPr>
+        <w:t xml:space="preserve"> Reports show which cases passed, failed or need human review. Compare the same test set before and after a change. Prepare time, cost and error tracking; do not claim that fixed responses measure live answer quality.</w:t>
       </w:r>
     </w:p>
     <w:p>
@@ -4941,12 +5223,18 @@
         <w:pStyle w:val="Heading2"/>
       </w:pPr>
       <w:r>
-        <w:t>Stage 3 Finish privacy and customer support</w:t>
+        <w:rPr>
+          <w:color w:val="000000"/>
+        </w:rPr>
+        <w:t>Next Finish language and backlog details</w:t>
       </w:r>
     </w:p>
     <w:p>
       <w:r>
-        <w:t>Detect and remove sensitive details before model calls and logs. Warn customers who share secrets. Expand the existing AI notice with general-information and loan/fee disclaimers. Add urgent lost-card steps, verified contacts and a support summary the customer can review.</w:t>
+        <w:rPr>
+          <w:b w:val="0"/>
+        </w:rPr>
+        <w:t>Decide which languages need full support. Fixed safety messages and interface labels are currently English. Review the source summaries as a team. Update the Excel scope, owners, priorities and planning formulas. Decide whether a copied support draft meets the first-version requirement.</w:t>
       </w:r>
     </w:p>
     <w:p>
@@ -4954,10 +5242,13 @@
         <w:rPr>
           <w:b/>
         </w:rPr>
-        <w:t xml:space="preserve">Checkpoint: </w:t>
+        <w:t>Checkpoint:</w:t>
       </w:r>
       <w:r>
-        <w:t>Privacy, disclaimer, lost-card and support tests pass. A copied summary is described as a draft; the bot never claims it sent a ticket without an integration.</w:t>
+        <w:rPr>
+          <w:b w:val="0"/>
+        </w:rPr>
+        <w:t xml:space="preserve"> The backlog matches the implemented demo. Language coverage and remaining limits are clear. Source maintenance has an owner. Larger compliance, advisor and booking workflows remain optional future work.</w:t>
       </w:r>
     </w:p>
     <w:p>
@@ -4965,12 +5256,10 @@
         <w:pStyle w:val="Heading2"/>
       </w:pPr>
       <w:r>
-        <w:t>Stage 4 Test and make setup repeatable</w:t>
-      </w:r>
-    </w:p>
-    <w:p>
-      <w:r>
-        <w:t>Add banking acceptance tests and record results before and after prompt changes. Update the sample environment files for the current LLM and Supabase settings. Document the backend port: the active chat defaults to 5001, while the older proxy uses 8000.</w:t>
+        <w:rPr>
+          <w:color w:val="000000"/>
+        </w:rPr>
+        <w:t>Deferred Leave these two checks for later</w:t>
       </w:r>
     </w:p>
     <w:p>
@@ -4978,10 +5267,27 @@
         <w:rPr>
           <w:b/>
         </w:rPr>
-        <w:t xml:space="preserve">Checkpoint: </w:t>
+        <w:t>1. Live Supabase customer separation:</w:t>
       </w:r>
       <w:r>
-        <w:t>A teammate can run the app from the instructions. The test record covers answer quality, sources, failures, response time and token use. Only accepted changes are marked complete.</w:t>
+        <w:rPr>
+          <w:b w:val="0"/>
+        </w:rPr>
+        <w:t xml:space="preserve"> verify two linked synthetic customers when suitable database access or fixtures are available. Local filtering tests do not replace this check.</w:t>
+      </w:r>
+    </w:p>
+    <w:p>
+      <w:r>
+        <w:rPr>
+          <w:b/>
+        </w:rPr>
+        <w:t>2. Live complex-question reliability:</w:t>
+      </w:r>
+      <w:r>
+        <w:rPr>
+          <w:b w:val="0"/>
+        </w:rPr>
+        <w:t xml:space="preserve"> rerun and review the model answers when the rate-limit issue is resolved. Do not restart this check or switch live providers as part of the current plan update.</w:t>
       </w:r>
     </w:p>
     <w:p>
@@ -4989,7 +5295,10 @@
         <w:pStyle w:val="Heading2"/>
       </w:pPr>
       <w:r>
-        <w:t>Where the work fits in the current code</w:t>
+        <w:rPr>
+          <w:color w:val="000000"/>
+        </w:rPr>
+        <w:t>Where the completed work lives</w:t>
       </w:r>
     </w:p>
     <w:p>
@@ -4997,7 +5306,7 @@
         <w:pStyle w:val="ListBullet"/>
       </w:pPr>
       <w:r>
-        <w:t>Customer access: the backend authentication module verifies tokens and loads records. Add database policy files and two-customer isolation tests.</w:t>
+        <w:t>Customer access: backend/app/core/auth.py verifies the user and filters personal data by customer. Live database policy verification remains deferred.</w:t>
       </w:r>
     </w:p>
     <w:p>
@@ -5005,7 +5314,7 @@
         <w:pStyle w:val="ListBullet"/>
       </w:pPr>
       <w:r>
-        <w:t>Answers: the banking configuration and LLM service already exist. Add FAQ retrieval, source validation and privacy checks around them.</w:t>
+        <w:t>Knowledge and checks: backend/app/services/knowledge.py, answers.py and source_checks.py contain retrieval and basic answer checks.</w:t>
       </w:r>
     </w:p>
     <w:p>
@@ -5013,7 +5322,7 @@
         <w:pStyle w:val="ListBullet"/>
       </w:pPr>
       <w:r>
-        <w:t>API: the chat request schema and endpoint need controlled history handling and source details in their responses.</w:t>
+        <w:t>Evaluation: backend/evaluation/run.py creates offline JSON and HTML reports. before.json and after.json record the 10-to-17 improvement on the same 17 cases.</w:t>
       </w:r>
     </w:p>
     <w:p>
@@ -5021,7 +5330,7 @@
         <w:pStyle w:val="ListBullet"/>
       </w:pPr>
       <w:r>
-        <w:t>Interface: the active screen is Chat.jsx. Add new chat, citations, public FAQ access and support controls there. ChatWindow.jsx and the older chat API helper are not the active interface.</w:t>
+        <w:t>Interface: frontend/src/Chat.jsx shows public help, New chat, source details and the support draft. The active screen is locally tested on desktop and mobile.</w:t>
       </w:r>
     </w:p>
     <w:p>
@@ -5030,12 +5339,24 @@
         <w:pageBreakBefore/>
       </w:pPr>
       <w:r>
-        <w:t>Tests and planning checks</w:t>
+        <w:rPr>
+          <w:color w:val="000000"/>
+        </w:rPr>
+        <w:t>Test results and planning checks</w:t>
       </w:r>
     </w:p>
     <w:p>
       <w:r>
-        <w:t>The only existing test checks the health endpoint. Build a fixed set of at least 30 banking questions, covering normal enquiries, multiple questions, unclear requests, corrections, missing sources, sensitive data and service failures. Also test two customers, expired sessions and more than 15 questions in a chat.</w:t>
+        <w:rPr>
+          <w:b/>
+        </w:rPr>
+        <w:t>Passed in the main working copy:</w:t>
+      </w:r>
+      <w:r>
+        <w:rPr>
+          <w:b w:val="0"/>
+        </w:rPr>
+        <w:t xml:space="preserve"> 63 backend tests, 6 frontend tests, 10 browser tests and the production build. The fixed-response evaluation improved from 10 of 17 cases to 17 of 17. Four gains came from new banking sources and three from rejecting invented figures. This is not a live accuracy score.</w:t>
       </w:r>
     </w:p>
     <w:tbl>
@@ -5081,7 +5402,7 @@
                 <w:b/>
                 <w:sz w:val="21"/>
               </w:rPr>
-              <w:t>Check</w:t>
+              <w:t>Area</w:t>
             </w:r>
           </w:p>
         </w:tc>
@@ -5112,7 +5433,7 @@
                 <w:b/>
                 <w:sz w:val="21"/>
               </w:rPr>
-              <w:t>Proposed acceptance target</w:t>
+              <w:t>Current result and remaining target</w:t>
             </w:r>
           </w:p>
         </w:tc>
@@ -5177,7 +5498,7 @@
                 <w:b w:val="0"/>
                 <w:sz w:val="21"/>
               </w:rPr>
-              <w:t>At least 90% of the fixed cases pass a human-reviewed checklist for correct facts, complete coverage and a useful next step.</w:t>
+              <w:t>17 fixed-response cases passed. Proposed live target: at least 90% pass a human checklist. Live testing stays deferred.</w:t>
             </w:r>
           </w:p>
         </w:tc>
@@ -5242,7 +5563,7 @@
                 <w:b w:val="0"/>
                 <w:sz w:val="21"/>
               </w:rPr>
-              <w:t>Every factual banking answer has a valid source that supports it. No invented citations or unsupported fees, rates or eligibility claims.</w:t>
+              <w:t>Original links and review dates work. Target: each claim is supported in meaning, not only by a valid ID or matching figure.</w:t>
             </w:r>
           </w:p>
         </w:tc>
@@ -5307,7 +5628,7 @@
                 <w:b w:val="0"/>
                 <w:sz w:val="21"/>
               </w:rPr>
-              <w:t>All critical cases pass: no repeated secrets, false transaction actions or loan approval promises; lost-card and unavailable-service cases follow the agreed route.</w:t>
+              <w:t>Local privacy, lost-card, invalid-output and provider-failure checks passed. Expand difficult and multilingual cases.</w:t>
             </w:r>
           </w:p>
         </w:tc>
@@ -5368,7 +5689,7 @@
               <w:rPr>
                 <w:sz w:val="21"/>
               </w:rPr>
-              <w:t>All follow-up, correction, topic-change, new-chat and more-than-15-question tests pass. Two-customer isolation and expired-session tests also pass.</w:t>
+              <w:t>Long chats and reset passed locally. Broader live reliability and two-customer separation remain deferred.</w:t>
             </w:r>
           </w:p>
         </w:tc>
@@ -5433,7 +5754,7 @@
                 <w:b w:val="0"/>
                 <w:sz w:val="21"/>
               </w:rPr>
-              <w:t>Record median and slow-response times, tokens per completed answer and failure rate. Choose a response-time budget after measuring the baseline.</w:t>
+              <w:t>Evaluation records response time. Real latency, token use and cost reporting still need work; fixed-response speed is not a model benchmark.</w:t>
             </w:r>
           </w:p>
         </w:tc>
@@ -5446,7 +5767,10 @@
     </w:p>
     <w:p>
       <w:r>
-        <w:t>These are proposed targets, not achieved results. Rerun the critical cases more than once because model answers can vary. Test instructions hidden inside retrieved documents and confirm that the bot treats them as source text, not commands. Protect logs as well as visible answers.</w:t>
+        <w:rPr>
+          <w:b w:val="0"/>
+        </w:rPr>
+        <w:t>The targets above remain goals for story acceptance. The offline runner is safe to use without live services. Its 17 fixtures and the 11 live-review cases are not a confirmed set of 30 distinct questions. The two live checks stay deferred; prepare cases and review criteria without running them.</w:t>
       </w:r>
     </w:p>
     <w:p>
@@ -5454,6 +5778,9 @@
         <w:pStyle w:val="Heading2"/>
       </w:pPr>
       <w:r>
+        <w:rPr>
+          <w:color w:val="000000"/>
+        </w:rPr>
         <w:t>Fix the workbook before using its estimates</w:t>
       </w:r>
     </w:p>
@@ -5462,7 +5789,7 @@
         <w:pStyle w:val="ListBullet"/>
       </w:pPr>
       <w:r>
-        <w:t>The completion fields are still blank. Record the agreed story scope, owners, estimates and status. Use acceptance-test evidence before marking a story complete.</w:t>
+        <w:t>Update the completion fields with agreed scope and test evidence. Do not mark a whole story complete just because part of it is implemented.</w:t>
       </w:r>
     </w:p>
     <w:p>
@@ -5486,7 +5813,7 @@
         <w:pStyle w:val="ListBullet"/>
       </w:pPr>
       <w:r>
-        <w:t>Fill in agreed estimates, priorities, owners and sprint status before relying on burndown charts. Make stories 6 and 13 high priority.</w:t>
+        <w:t>Fill in agreed estimates, priorities, owners and sprint status before relying on charts. Keep stories 6, 13, 17 and 18 visible in the core plan.</w:t>
       </w:r>
     </w:p>
     <w:p>
@@ -5494,17 +5821,38 @@
         <w:pStyle w:val="Heading2"/>
       </w:pPr>
       <w:r>
+        <w:rPr>
+          <w:color w:val="000000"/>
+        </w:rPr>
         <w:t>Materials used for this plan</w:t>
       </w:r>
     </w:p>
     <w:p>
       <w:r>
-        <w:t>Latest comparison: commit db02beb and the 18 stories in IS4000 Product Backlog.xlsx. Python syntax was checked and the 16th-question failure was reproduced with the request validator. Full app tests were not run because the required backend dependencies were unavailable in the review runtime. Live Supabase data and access rules were not verified.</w:t>
+        <w:rPr>
+          <w:b/>
+        </w:rPr>
+        <w:t>Latest evidence:</w:t>
+      </w:r>
+      <w:r>
+        <w:rPr>
+          <w:b w:val="0"/>
+        </w:rPr>
+        <w:t xml:space="preserve"> the current local code, README.md, automated test results and backend/evaluation/before.json and after.json, checked on 12 October 2026. The implementation is based on commit a20a47f with the latest local changes. The Excel story wording and planning issues come from the earlier workbook review; the workbook was not changed.</w:t>
       </w:r>
     </w:p>
     <w:p>
       <w:r>
-        <w:t>Course context retained from the earlier review: Weeks 1 to 6 slides, notebooks, quizzes and supporting files. Useful themes include clear prompts, controlled tools, answer checking, cost measurement and tracing. Lab code and saved outputs were inspected, not rerun.</w:t>
+        <w:rPr>
+          <w:b/>
+        </w:rPr>
+        <w:t>Course context retained from the earlier review:</w:t>
+      </w:r>
+      <w:r>
+        <w:rPr>
+          <w:b w:val="0"/>
+        </w:rPr>
+        <w:t xml:space="preserve"> Weeks 1 to 6 slides, notebooks, quizzes and supporting files. Useful themes include clear prompts, controlled tools, answer checking, cost measurement and tracing. Lab code and saved outputs were inspected, not rerun.</w:t>
       </w:r>
     </w:p>
     <w:sectPr>

--- a/plan.docx
+++ b/plan.docx
@@ -21,7 +21,7 @@
         <w:rPr>
           <w:color w:val="000000"/>
         </w:rPr>
-        <w:t>Updated 13 October 2026  |  IS4000 Group 7  |  Latest local implementation</w:t>
+        <w:t>Updated 14 October 2026  |  IS4000 Group 7  |  Focused core results</w:t>
       </w:r>
     </w:p>
     <w:p>
@@ -29,7 +29,7 @@
         <w:rPr>
           <w:b w:val="0"/>
         </w:rPr>
-        <w:t>We have added and tested general banking help, customer safety features, Singapore banking knowledge and basic source checks. These changes are now in the main working copy. This plan shows what is done, what is partly done and what we still need to complete.</w:t>
+        <w:t>The focused core round now has real Luna test evidence. Source checks, conversation handling, session resets and safety features are implemented. We also fixed an evaluation bug and recorded which model produced the results. Full backlog acceptance still needs the team’s decisions.</w:t>
       </w:r>
     </w:p>
     <w:p>
@@ -37,7 +37,7 @@
         <w:rPr>
           <w:b w:val="0"/>
         </w:rPr>
-        <w:t>Done means the listed feature passed its local checks. It does not mean the whole Excel story is accepted or every live answer is correct. Keep the two live checks for later: customer separation in Supabase and reliable answers to complex questions.</w:t>
+        <w:t>Done in this plan means the stated focused check passed. It does not mean every requirement in the original Excel story is complete. Keep live Supabase customer separation and broad complex-question reliability for later.</w:t>
       </w:r>
     </w:p>
     <w:p>
@@ -525,13 +525,12 @@
         <w:rPr>
           <w:b/>
         </w:rPr>
-        <w:t>Latest results:</w:t>
+        <w:t>Current results: 151 backend tests and 19 offline validator cases passed. The prior 21 frontend tests and build passed. Nineteen distinct non-login browser workflows have passing evidence across runs; Chinese first timed out, then passed. Changes remain local and unpushed.</w:t>
       </w:r>
       <w:r>
         <w:rPr>
           <w:b w:val="0"/>
         </w:rPr>
-        <w:t xml:space="preserve"> 63 backend tests, 6 frontend tests and 10 browser tests passed. The production build passed. The 17 fixed-response evaluation cases improved from 10 passes to 17 passes. These results test the code; they do not prove live model accuracy. Changes are local and have not been committed or pushed.</w:t>
       </w:r>
     </w:p>
     <w:p>
@@ -1250,16 +1249,8 @@
             </w:tcMar>
           </w:tcPr>
           <w:p>
-            <w:pPr>
-              <w:spacing w:after="40" w:line="250" w:lineRule="auto"/>
-              <w:jc w:val="left"/>
-            </w:pPr>
             <w:r>
-              <w:rPr>
-                <w:b w:val="0"/>
-                <w:sz w:val="21"/>
-              </w:rPr>
-              <w:t>Clarification rules, bounded history, language choices and repeatable test cases.</w:t>
+              <w:t>Real AI clarification, typo and corrected-topic checks passed. Language samples reviewed.</w:t>
             </w:r>
           </w:p>
         </w:tc>
@@ -1281,16 +1272,8 @@
             </w:tcMar>
           </w:tcPr>
           <w:p>
-            <w:pPr>
-              <w:spacing w:after="40" w:line="250" w:lineRule="auto"/>
-              <w:jc w:val="left"/>
-            </w:pPr>
             <w:r>
-              <w:rPr>
-                <w:b w:val="0"/>
-                <w:sz w:val="21"/>
-              </w:rPr>
-              <w:t>Expand questions and human review criteria. Live complex-answer reliability stays deferred.</w:t>
+              <w:t>Broader complex-answer reliability remains deferred. Team acceptance of the original story is still needed.</w:t>
             </w:r>
           </w:p>
         </w:tc>
@@ -1310,7 +1293,7 @@
         <w:rPr>
           <w:color w:val="000000"/>
         </w:rPr>
-        <w:t>What we completed in this round</w:t>
+        <w:t>Banking knowledge already completed</w:t>
       </w:r>
     </w:p>
     <w:p>
@@ -1344,7 +1327,7 @@
         <w:rPr>
           <w:b w:val="0"/>
         </w:rPr>
-        <w:t>The backend rejects unknown source IDs and figures missing from the cited text. Sources past their review date are left out of new answers. The offline report records each result and compares before and after. Live evaluation is opt-in and marks answers as needing human review.</w:t>
+        <w:t>The backend rejects unknown source IDs, unsupported figures and changed explicit currency or percentage pairs. It also catches some English phrases that wrongly call external guidance the bank’s own policy. Expired sources are excluded. These checks do not prove that every sentence is supported.</w:t>
       </w:r>
     </w:p>
     <w:p>
@@ -1571,7 +1554,7 @@
                 <w:b w:val="0"/>
                 <w:sz w:val="21"/>
               </w:rPr>
-              <w:t>Long-chat limits fixed. New chat clears context and cancels pending replies. Session memory works locally.</w:t>
+              <w:t>Recent history, New chat, refresh and pending-request cancellation tested. Slow source panels no longer reopen after reset.</w:t>
             </w:r>
           </w:p>
         </w:tc>
@@ -1593,16 +1576,8 @@
             </w:tcMar>
           </w:tcPr>
           <w:p>
-            <w:pPr>
-              <w:spacing w:after="40" w:line="250" w:lineRule="auto"/>
-              <w:jc w:val="left"/>
-            </w:pPr>
             <w:r>
-              <w:rPr>
-                <w:b w:val="0"/>
-                <w:sz w:val="21"/>
-              </w:rPr>
-              <w:t>Agree session-only scope. Broader live follow-up and correction checks remain deferred. Saved chats are optional.</w:t>
+              <w:t>Real follow-ups and corrections passed. Saved chats remain missing. Optional live sign-in and sign-out were not rerun.</w:t>
             </w:r>
           </w:p>
         </w:tc>
@@ -1669,7 +1644,7 @@
                 <w:b w:val="0"/>
                 <w:sz w:val="21"/>
               </w:rPr>
-              <w:t>Common secrets are filtered in the browser and backend. Warnings and customer filters are present.</w:t>
+              <w:t>Browser and backend share 15 privacy examples, including spaced codes, altered characters and quoted secret phrases.</w:t>
             </w:r>
           </w:p>
         </w:tc>
@@ -1700,7 +1675,7 @@
                 <w:b w:val="0"/>
                 <w:sz w:val="21"/>
               </w:rPr>
-              <w:t>Filtering is not complete protection. Expand difficult input tests. Live two-customer separation stays deferred.</w:t>
+              <w:t>Filtering remains best effort. Other languages and unusual secrets need review. Two-customer live separation stays deferred.</w:t>
             </w:r>
           </w:p>
         </w:tc>
@@ -1767,7 +1742,7 @@
                 <w:b w:val="0"/>
                 <w:sz w:val="21"/>
               </w:rPr>
-              <w:t>AI and demo notices, synthetic-record labels, general-information limits and source caveats.</w:t>
+              <w:t>AI identity, demo notices, answer-origin labels and an explicit language-scope notice.</w:t>
             </w:r>
           </w:p>
         </w:tc>
@@ -1789,16 +1764,8 @@
             </w:tcMar>
           </w:tcPr>
           <w:p>
-            <w:pPr>
-              <w:spacing w:after="40" w:line="250" w:lineRule="auto"/>
-              <w:jc w:val="left"/>
-            </w:pPr>
             <w:r>
-              <w:rPr>
-                <w:b w:val="0"/>
-                <w:sz w:val="21"/>
-              </w:rPr>
-              <w:t>Keep notices consistent as features change. Bank-specific content still needs approval.</w:t>
+              <w:t>Three AI language samples reviewed. Full multilingual coverage is not established; menus and safety guidance remain English.</w:t>
             </w:r>
           </w:p>
         </w:tc>
@@ -1865,7 +1832,7 @@
                 <w:b w:val="0"/>
                 <w:sz w:val="21"/>
               </w:rPr>
-              <w:t>Immediate fixed guidance, official-channel advice and a clear statement that the bot cannot block cards.</w:t>
+              <w:t>Immediate fixed guidance handles lost, stolen and misplaced cards and “cannot find” wording. It cannot block cards.</w:t>
             </w:r>
           </w:p>
         </w:tc>
@@ -1896,7 +1863,7 @@
                 <w:b w:val="0"/>
                 <w:sz w:val="21"/>
               </w:rPr>
-              <w:t>Add bank-specific verified reporting routes if a real bank is chosen. Review other languages.</w:t>
+              <w:t>Non-English emergency wording needs review. Any real bank-specific contact route needs approval.</w:t>
             </w:r>
           </w:p>
         </w:tc>
@@ -1927,7 +1894,7 @@
         <w:rPr>
           <w:b w:val="0"/>
         </w:rPr>
-        <w:t>The frontend now sends a limited recent history and warns when older messages are left out. Local browser tests completed 18 questions. Starting a new chat clears the conversation and cancels a pending answer. Saved conversations are still outside the first version.</w:t>
+        <w:t>The frontend sends a limited recent history and warns when older messages are left out. Eighteen-question, New chat, refresh and pending-request browser checks pass. A slow source request no longer reopens its panel after New chat. Saved conversations remain outside this version.</w:t>
       </w:r>
     </w:p>
     <w:p>
@@ -2787,7 +2754,7 @@
                 <w:b w:val="0"/>
                 <w:sz w:val="21"/>
               </w:rPr>
-              <w:t>Partly done: fixed test set, result reports and before-and-after comparison.</w:t>
+              <w:t>Prompt versions and logs, direct validator tests and regression cases are in place.</w:t>
             </w:r>
           </w:p>
         </w:tc>
@@ -2809,16 +2776,8 @@
             </w:tcMar>
           </w:tcPr>
           <w:p>
-            <w:pPr>
-              <w:spacing w:after="40" w:line="250" w:lineRule="auto"/>
-              <w:jc w:val="left"/>
-            </w:pPr>
             <w:r>
-              <w:rPr>
-                <w:b w:val="0"/>
-                <w:sz w:val="21"/>
-              </w:rPr>
-              <w:t>Expand the set, review failures and keep a change log. Live quality review remains deferred.</w:t>
+              <w:t>Focused real replies reviewed and reports corrected. Broad complex checks remain deferred; improvement work is ongoing.</w:t>
             </w:r>
           </w:p>
         </w:tc>
@@ -2885,7 +2844,7 @@
                 <w:b w:val="0"/>
                 <w:sz w:val="21"/>
               </w:rPr>
-              <w:t>Partly done: source details, review dates and basic ID/figure checks.</w:t>
+              <w:t>Sources, review dates, figures, explicit currency/percentage pairs and some attribution checks.</w:t>
             </w:r>
           </w:p>
         </w:tc>
@@ -2907,16 +2866,8 @@
             </w:tcMar>
           </w:tcPr>
           <w:p>
-            <w:pPr>
-              <w:spacing w:after="40" w:line="250" w:lineRule="auto"/>
-              <w:jc w:val="left"/>
-            </w:pPr>
             <w:r>
-              <w:rPr>
-                <w:b w:val="0"/>
-                <w:sz w:val="21"/>
-              </w:rPr>
-              <w:t>Check meaning, currency and attribution. A citation alone is not proof that a claim is true.</w:t>
+              <w:t>Focused source review passed. Checks still do not prove all meanings correct. Approved product content remains needed.</w:t>
             </w:r>
           </w:p>
         </w:tc>
@@ -2959,29 +2910,6 @@
           <w:b w:val="0"/>
         </w:rPr>
         <w:t>Use DemoBank consistently for the coursework demo. The new Singapore guides are general education, not UBS product terms or an official bank service. Align any remaining bank names in the backlog and other documents.</w:t>
-      </w:r>
-    </w:p>
-    <w:p>
-      <w:pPr>
-        <w:pStyle w:val="Heading2"/>
-        <w:pageBreakBefore w:val="0"/>
-      </w:pPr>
-      <w:r>
-        <w:rPr>
-          <w:color w:val="000000"/>
-        </w:rPr>
-        <w:t>What the latest tests verified</w:t>
-      </w:r>
-    </w:p>
-    <w:p>
-      <w:pPr>
-        <w:pageBreakBefore w:val="0"/>
-      </w:pPr>
-      <w:r>
-        <w:rPr>
-          <w:b w:val="0"/>
-        </w:rPr>
-        <w:t>The latest changes were tested in an isolated copy, then tested again in the main working copy. All 63 backend, 6 frontend and 10 browser checks passed, along with the build and 17 offline evaluation cases. Browser tests used fixed model responses. Neither deferred live check was repeated.</w:t>
       </w:r>
     </w:p>
     <w:p>
@@ -3906,7 +3834,7 @@
         <w:rPr>
           <w:b w:val="0"/>
         </w:rPr>
-        <w:t xml:space="preserve"> Keep recent context during the current session and offer New chat. Long-history handling and reset are now implemented and locally tested. Saved conversations remain a separate future feature.</w:t>
+        <w:t xml:space="preserve"> Keep recent context during the current session and offer New chat. Tests confirm that New chat and refresh clear the messages sent to the backend. Pending answers and source panels do not return after reset. Saved conversations remain a separate future feature.</w:t>
       </w:r>
     </w:p>
     <w:p>
@@ -3914,13 +3842,12 @@
         <w:rPr>
           <w:b/>
         </w:rPr>
-        <w:t>Still needed to close the story:</w:t>
+        <w:t>Still needed to close the original story: The team must remove or separate its saved-conversation requirement. Focused live follow-up and topic-correction checks passed. The optional sign-in and sign-out fixture was not rerun in this round.</w:t>
       </w:r>
       <w:r>
         <w:rPr>
           <w:b w:val="0"/>
         </w:rPr>
-        <w:t xml:space="preserve"> Agree the session-only scope and review varied corrections and topic changes. Live complex-question reliability stays deferred. The local long-chat and reset checks have passed.</w:t>
       </w:r>
     </w:p>
     <w:p>
@@ -3967,13 +3894,12 @@
         <w:rPr>
           <w:b/>
         </w:rPr>
-        <w:t>Still needed to close the story:</w:t>
+        <w:t>Focused typo, clarification, correction and frustration checks passed with real Luna answers. The broader complex-question reliability evaluation remains deferred, so the original story is not fully accepted.</w:t>
       </w:r>
       <w:r>
         <w:rPr>
           <w:b w:val="0"/>
         </w:rPr>
-        <w:t xml:space="preserve"> A larger human-reviewed set covering multiple questions, unclear wording, corrections and topic changes. Prepare the questions and checklist now; leave the live model recheck for later.</w:t>
       </w:r>
     </w:p>
     <w:p>
@@ -4394,7 +4320,7 @@
                 <w:b w:val="0"/>
                 <w:sz w:val="21"/>
               </w:rPr>
-              <w:t>Common secret patterns are filtered. Broader protection and live separation are not proven.</w:t>
+              <w:t>Shared browser/backend filters now cover additional secret formats. Live customer separation stays deferred.</w:t>
             </w:r>
           </w:p>
         </w:tc>
@@ -4578,15 +4504,8 @@
             </w:tcMar>
           </w:tcPr>
           <w:p>
-            <w:pPr>
-              <w:spacing w:after="0" w:line="245" w:lineRule="auto"/>
-            </w:pPr>
             <w:r>
-              <w:rPr>
-                <w:b w:val="0"/>
-                <w:sz w:val="21"/>
-              </w:rPr>
-              <w:t>Offline reports compare the same cases. Expand the set and record reviewed improvements.</w:t>
+              <w:t>Real Luna tests and source review passed. Evaluation records the model and separates offline checks from AI quality.</w:t>
             </w:r>
           </w:p>
         </w:tc>
@@ -4682,7 +4601,7 @@
                 <w:b w:val="0"/>
                 <w:sz w:val="21"/>
               </w:rPr>
-              <w:t>Sources and basic checks exist. Stronger claim-to-source review is still needed.</w:t>
+              <w:t>Source and unit checks exist. Wrong meaning, omitted units and translations still need review.</w:t>
             </w:r>
           </w:p>
         </w:tc>
@@ -4709,7 +4628,7 @@
         <w:rPr>
           <w:b w:val="0"/>
         </w:rPr>
-        <w:t>Customer message → filter common private details → find available sources → draft a structured answer → check source IDs and figures → display the answer and sources, or explain that the answer could not be verified.</w:t>
+        <w:t>Customer message → filter common private details → choose fixed safety guidance when needed → retrieve current sources → call the real model → check the answer → display it or withhold it. A rejected source check can request one real-model revision.</w:t>
       </w:r>
     </w:p>
     <w:p>
@@ -4717,7 +4636,7 @@
         <w:rPr>
           <w:b w:val="0"/>
         </w:rPr>
-        <w:t>These checks run before a generated answer is shown. Fixed safety guidance can skip the model. A valid source ID and a matching number do not prove that the meaning, currency or attribution is correct. A separate reviewer is still an option to test later.</w:t>
+        <w:t>These checks run before a generated answer is shown. The UI labels AI replies, fixed safety guidance and withheld answers separately. Valid citations and supported explicit amounts do not prove the meaning of every claim. Manual review remains necessary.</w:t>
       </w:r>
     </w:p>
     <w:p>
@@ -4744,7 +4663,7 @@
         <w:pStyle w:val="ListBullet"/>
       </w:pPr>
       <w:r>
-        <w:t>Done: Answer-field checks, source-ID checks and basic figure checks. Still needed: Better checks that the cited passage supports the actual claim.</w:t>
+        <w:t>Done for the focused scope: Source IDs, figures, explicit currency and percentage pairs, and limited attribution checks. Real replies were reviewed against supplied summaries. Wider checks of meaning remain useful.</w:t>
       </w:r>
     </w:p>
     <w:p>
@@ -4794,7 +4713,7 @@
         <w:rPr>
           <w:b w:val="0"/>
         </w:rPr>
-        <w:t>The fee example uses a measured fixed-response test. The other examples show intended behaviour; live answers can vary.</w:t>
+        <w:t>The examples below describe intended behaviour and measured validator changes. They are not all captured model replies. Actual Luna responses and review notes are saved in docs/core-results-review.md and its evidence folder.</w:t>
       </w:r>
     </w:p>
     <w:p>
@@ -5014,13 +4933,13 @@
         <w:rPr>
           <w:b/>
         </w:rPr>
-        <w:t>Fixed test response:</w:t>
+        <w:t>Validator input example:</w:t>
       </w:r>
       <w:r>
         <w:rPr>
           <w:b w:val="0"/>
         </w:rPr>
-        <w:t xml:space="preserve"> “Your annual fee is SGD 199.” It cites cards, a source with no such fee.</w:t>
+        <w:t xml:space="preserve"> “Your annual fee is SGD 199.” The cited source has no such fee. This is a direct validator sample.</w:t>
       </w:r>
     </w:p>
     <w:p>
@@ -5048,7 +4967,7 @@
         <w:rPr>
           <w:b w:val="0"/>
         </w:rPr>
-        <w:t xml:space="preserve"> The figure check rejects the response. The user sees: “I could not verify this answer against the available sources. Please rephrase your question or use your bank’s official support channel.”</w:t>
+        <w:t xml:space="preserve"> The unsupported figure is rejected. The real model may revise once. If checks still fail, the answer is withheld and official support is suggested.</w:t>
       </w:r>
     </w:p>
     <w:p>
@@ -5119,20 +5038,6 @@
       </w:r>
     </w:p>
     <w:p>
-      <w:r>
-        <w:rPr>
-          <w:b/>
-        </w:rPr>
-        <w:t>Why this helps:</w:t>
-      </w:r>
-      <w:r>
-        <w:rPr>
-          <w:b w:val="0"/>
-        </w:rPr>
-        <w:t xml:space="preserve"> It treats the request as urgent without claiming an action it cannot perform.</w:t>
-      </w:r>
-    </w:p>
-    <w:p>
       <w:pPr>
         <w:pStyle w:val="Heading1"/>
         <w:pageBreakBefore/>
@@ -5149,7 +5054,7 @@
         <w:rPr>
           <w:b w:val="0"/>
         </w:rPr>
-        <w:t>The local improvements are integrated. Work on the remaining core content and evaluation preparation next. Keep the two live checks below for later. Optional workflows do not need to delay the core demo.</w:t>
+        <w:t>The focused core checks are finished with Luna. Changes are local and unpushed. Product, language and backlog decisions remain; the two deferred checks stay for later.</w:t>
       </w:r>
     </w:p>
     <w:p>
@@ -5172,6 +5077,9 @@
       </w:r>
     </w:p>
     <w:p>
+      <w:pPr>
+        <w:spacing w:after="160"/>
+      </w:pPr>
       <w:r>
         <w:rPr>
           <w:b/>
@@ -5201,21 +5109,23 @@
         <w:rPr>
           <w:b w:val="0"/>
         </w:rPr>
-        <w:t>Build at least 30 distinct banking questions and a simple human review checklist. Add cases for wrong sources, misleading claims, currencies, written-out numbers and unusual wording. Test retrieval and safeguards with fixed responses while live model testing is deferred.</w:t>
+        <w:t>Twenty source regressions and fifteen shared privacy cases cover rejection and valid inputs. The offline report now also rejects external guidance presented as bank policy. Written-out numbers, unusual wording and misleading claims still need wider review.</w:t>
       </w:r>
     </w:p>
     <w:p>
+      <w:pPr>
+        <w:spacing w:after="160"/>
+      </w:pPr>
       <w:r>
         <w:rPr>
           <w:b/>
         </w:rPr>
-        <w:t>Checkpoint:</w:t>
+        <w:t>Reports identify the model and separate offline checks from AI quality. The same 19-case dataset improved from 18 passes and one failure to 19 passes. This measures validator behaviour, not AI accuracy.</w:t>
       </w:r>
       <w:r>
         <w:rPr>
           <w:b w:val="0"/>
         </w:rPr>
-        <w:t xml:space="preserve"> Reports show which cases passed, failed or need human review. Compare the same test set before and after a change. Prepare time, cost and error tracking; do not claim that fixed responses measure live answer quality.</w:t>
       </w:r>
     </w:p>
     <w:p>
@@ -5238,6 +5148,9 @@
       </w:r>
     </w:p>
     <w:p>
+      <w:pPr>
+        <w:spacing w:after="160"/>
+      </w:pPr>
       <w:r>
         <w:rPr>
           <w:b/>
@@ -5281,13 +5194,12 @@
         <w:rPr>
           <w:b/>
         </w:rPr>
-        <w:t>2. Live complex-question reliability:</w:t>
+        <w:t>2. Broad live complex-question reliability: leave the larger evaluation for later. The smaller minimum-payment, conversation and language checks passed with Luna and do not replace this deferred work.</w:t>
       </w:r>
       <w:r>
         <w:rPr>
           <w:b w:val="0"/>
         </w:rPr>
-        <w:t xml:space="preserve"> rerun and review the model answers when the rate-limit issue is resolved. Do not restart this check or switch live providers as part of the current plan update.</w:t>
       </w:r>
     </w:p>
     <w:p>
@@ -5322,7 +5234,7 @@
         <w:pStyle w:val="ListBullet"/>
       </w:pPr>
       <w:r>
-        <w:t>Evaluation: backend/evaluation/run.py creates offline JSON and HTML reports. before.json and after.json record the 10-to-17 improvement on the same 17 cases.</w:t>
+        <w:t>Evaluation: backend/evaluation/run.py records model details and separates offline validator checks from the focused real-AI suite.</w:t>
       </w:r>
     </w:p>
     <w:p>
@@ -5350,13 +5262,12 @@
         <w:rPr>
           <w:b/>
         </w:rPr>
-        <w:t>Passed in the main working copy:</w:t>
+        <w:t>Current evidence: 151 backend tests and 19 offline cases pass. Prior frontend tests and build pass. Nineteen distinct browser workflows have passing results across runs, including the Chinese rerun. Three additional focused backend AI replies were captured and reviewed.</w:t>
       </w:r>
       <w:r>
         <w:rPr>
           <w:b w:val="0"/>
         </w:rPr>
-        <w:t xml:space="preserve"> 63 backend tests, 6 frontend tests, 10 browser tests and the production build. The fixed-response evaluation improved from 10 of 17 cases to 17 of 17. Four gains came from new banking sources and three from rejecting invented figures. This is not a live accuracy score.</w:t>
       </w:r>
     </w:p>
     <w:tbl>
@@ -5490,15 +5401,8 @@
             </w:tcMar>
           </w:tcPr>
           <w:p>
-            <w:pPr>
-              <w:spacing w:after="0" w:line="245" w:lineRule="auto"/>
-            </w:pPr>
             <w:r>
-              <w:rPr>
-                <w:b w:val="0"/>
-                <w:sz w:val="21"/>
-              </w:rPr>
-              <w:t>17 fixed-response cases passed. Proposed live target: at least 90% pass a human checklist. Live testing stays deferred.</w:t>
+              <w:t>19 offline cases pass. Focused real Luna replies reviewed; no general live accuracy percentage is claimed.</w:t>
             </w:r>
           </w:p>
         </w:tc>
@@ -5628,7 +5532,7 @@
                 <w:b w:val="0"/>
                 <w:sz w:val="21"/>
               </w:rPr>
-              <w:t>Local privacy, lost-card, invalid-output and provider-failure checks passed. Expand difficult and multilingual cases.</w:t>
+              <w:t>Shared privacy cases and expanded lost-card wording pass locally. This is not comprehensive security protection.</w:t>
             </w:r>
           </w:p>
         </w:tc>
@@ -5686,10 +5590,7 @@
           </w:tcPr>
           <w:p>
             <w:r>
-              <w:rPr>
-                <w:sz w:val="21"/>
-              </w:rPr>
-              <w:t>Long chats and reset passed locally. Broader live reliability and two-customer separation remain deferred.</w:t>
+              <w:t>Long-chat and reset checks pass. Real follow-up and topic-correction samples pass. Saved chats remain outside this version.</w:t>
             </w:r>
           </w:p>
         </w:tc>
@@ -5754,7 +5655,7 @@
                 <w:b w:val="0"/>
                 <w:sz w:val="21"/>
               </w:rPr>
-              <w:t>Evaluation records response time. Real latency, token use and cost reporting still need work; fixed-response speed is not a model benchmark.</w:t>
+              <w:t>Optional Supabase traces record timing, tokens and estimated cost. Live storage and an analytics dashboard are not verified here.</w:t>
             </w:r>
           </w:p>
         </w:tc>
@@ -5770,7 +5671,7 @@
         <w:rPr>
           <w:b w:val="0"/>
         </w:rPr>
-        <w:t>The targets above remain goals for story acceptance. The offline runner is safe to use without live services. Its 17 fixtures and the 11 live-review cases are not a confirmed set of 30 distinct questions. The two live checks stay deferred; prepare cases and review criteria without running them.</w:t>
+        <w:t>Focused live replies were inspected beyond script and citation checks. Chinese, Malay and Tamil loan examples preserve the supplied source meaning. These are sample observations, not full translation certification. The first Chinese timeout remains recorded.</w:t>
       </w:r>
     </w:p>
     <w:p>
@@ -5832,13 +5733,12 @@
         <w:rPr>
           <w:b/>
         </w:rPr>
-        <w:t>Latest evidence:</w:t>
+        <w:t>Latest evidence: current code, saved browser replies and test reports reviewed on 14 October 2026. Changes build on b35e3a3 and remain uncommitted. The earlier Excel wording and formula findings should be rechecked against the shared sheet. No workbook was edited.</w:t>
       </w:r>
       <w:r>
         <w:rPr>
           <w:b w:val="0"/>
         </w:rPr>
-        <w:t xml:space="preserve"> the current local code, README.md, automated test results and backend/evaluation/before.json and after.json, checked on 12 October 2026. The implementation is based on commit a20a47f with the latest local changes. The Excel story wording and planning issues come from the earlier workbook review; the workbook was not changed.</w:t>
       </w:r>
     </w:p>
     <w:p>
@@ -5853,6 +5753,195 @@
           <w:b w:val="0"/>
         </w:rPr>
         <w:t xml:space="preserve"> Weeks 1 to 6 slides, notebooks, quizzes and supporting files. Useful themes include clear prompts, controlled tools, answer checking, cost measurement and tracing. Lab code and saved outputs were inspected, not rerun.</w:t>
+      </w:r>
+    </w:p>
+    <w:p>
+      <w:pPr>
+        <w:pStyle w:val="Heading1"/>
+        <w:pageBreakBefore/>
+      </w:pPr>
+      <w:r>
+        <w:rPr>
+          <w:color w:val="000000"/>
+        </w:rPr>
+        <w:t>Latest fixes and remaining checks</w:t>
+      </w:r>
+    </w:p>
+    <w:p>
+      <w:pPr>
+        <w:pStyle w:val="Heading2"/>
+      </w:pPr>
+      <w:r>
+        <w:rPr>
+          <w:color w:val="000000"/>
+        </w:rPr>
+        <w:t>Currency and percentage checks</w:t>
+      </w:r>
+    </w:p>
+    <w:p>
+      <w:r>
+        <w:rPr>
+          <w:b/>
+        </w:rPr>
+        <w:t>Before:</w:t>
+      </w:r>
+      <w:r>
+        <w:rPr>
+          <w:b w:val="0"/>
+        </w:rPr>
+        <w:t xml:space="preserve"> A source containing USD 100 could incorrectly support SGD 100. A cash amount could support the same number as a percentage.</w:t>
+      </w:r>
+    </w:p>
+    <w:p>
+      <w:r>
+        <w:rPr>
+          <w:b/>
+        </w:rPr>
+        <w:t>After:</w:t>
+      </w:r>
+      <w:r>
+        <w:rPr>
+          <w:b w:val="0"/>
+        </w:rPr>
+        <w:t xml:space="preserve"> Explicit units must match cited evidence. Currency on one JSON record cannot support another record’s number. Twenty source regressions pass.</w:t>
+      </w:r>
+    </w:p>
+    <w:p>
+      <w:pPr>
+        <w:pStyle w:val="Heading2"/>
+      </w:pPr>
+      <w:r>
+        <w:rPr>
+          <w:color w:val="000000"/>
+        </w:rPr>
+        <w:t>Privacy filtering</w:t>
+      </w:r>
+    </w:p>
+    <w:p>
+      <w:r>
+        <w:rPr>
+          <w:b/>
+        </w:rPr>
+        <w:t>Before:</w:t>
+      </w:r>
+      <w:r>
+        <w:rPr>
+          <w:b w:val="0"/>
+        </w:rPr>
+        <w:t xml:space="preserve"> Spaced PINs, hidden characters and some full-width card numbers escaped detection. Quoted secret phrases could be only partly removed.</w:t>
+      </w:r>
+    </w:p>
+    <w:p>
+      <w:r>
+        <w:rPr>
+          <w:b/>
+        </w:rPr>
+        <w:t>After:</w:t>
+      </w:r>
+      <w:r>
+        <w:rPr>
+          <w:b w:val="0"/>
+        </w:rPr>
+        <w:t xml:space="preserve"> The browser and backend use the same 15 synthetic cases. They normalise text for detection, remove complete quoted phrases, and leave ordinary questions unchanged.</w:t>
+      </w:r>
+    </w:p>
+    <w:p>
+      <w:pPr>
+        <w:pStyle w:val="Heading2"/>
+      </w:pPr>
+      <w:r>
+        <w:rPr>
+          <w:color w:val="000000"/>
+        </w:rPr>
+        <w:t>Starting a new chat</w:t>
+      </w:r>
+    </w:p>
+    <w:p>
+      <w:r>
+        <w:rPr>
+          <w:b/>
+        </w:rPr>
+        <w:t>Before:</w:t>
+      </w:r>
+      <w:r>
+        <w:rPr>
+          <w:b w:val="0"/>
+        </w:rPr>
+        <w:t xml:space="preserve"> A slow source request could reopen an old source panel after the conversation was cleared.</w:t>
+      </w:r>
+    </w:p>
+    <w:p>
+      <w:r>
+        <w:rPr>
+          <w:b/>
+        </w:rPr>
+        <w:t>After:</w:t>
+      </w:r>
+      <w:r>
+        <w:rPr>
+          <w:b w:val="0"/>
+        </w:rPr>
+        <w:t xml:space="preserve"> The panel is ignored if its request belongs to an earlier chat. Browser tests also verify refresh, pending-answer cancellation and fresh request history.</w:t>
+      </w:r>
+    </w:p>
+    <w:p>
+      <w:pPr>
+        <w:pStyle w:val="Heading2"/>
+      </w:pPr>
+      <w:r>
+        <w:rPr>
+          <w:color w:val="000000"/>
+        </w:rPr>
+        <w:t>Lost card wording</w:t>
+      </w:r>
+    </w:p>
+    <w:p>
+      <w:r>
+        <w:rPr>
+          <w:b/>
+        </w:rPr>
+        <w:t>Before:</w:t>
+      </w:r>
+      <w:r>
+        <w:rPr>
+          <w:b w:val="0"/>
+        </w:rPr>
+        <w:t xml:space="preserve"> Some everyday phrases reached the model instead of urgent fixed guidance. A missing card statement could be mistaken for a lost card.</w:t>
+      </w:r>
+    </w:p>
+    <w:p>
+      <w:r>
+        <w:rPr>
+          <w:b/>
+        </w:rPr>
+        <w:t>After:</w:t>
+      </w:r>
+      <w:r>
+        <w:rPr>
+          <w:b w:val="0"/>
+        </w:rPr>
+        <w:t xml:space="preserve"> Common lost-card phrases use the fixed safety route. Tested missing-payment and missing-statement requests are left for normal handling.</w:t>
+      </w:r>
+    </w:p>
+    <w:p>
+      <w:pPr>
+        <w:pStyle w:val="Heading2"/>
+      </w:pPr>
+      <w:r>
+        <w:rPr>
+          <w:color w:val="000000"/>
+        </w:rPr>
+        <w:t>Evaluation before and after</w:t>
+      </w:r>
+    </w:p>
+    <w:p>
+      <w:r>
+        <w:t>Before: The offline report omitted publisher details and accepted a sample calling MoneySense guidance “our card policy.” After: It includes publisher and scope, just like the application. The same dataset now passes all 19 checks. No released prompt was edited.</w:t>
+      </w:r>
+    </w:p>
+    <w:p>
+      <w:r>
+        <w:t>The focused implementation and verification round is complete. Full story acceptance, approved product terms, wider language coverage and an OpenRouter showcase recheck remain. The two deferred checks, UBS UI, saved chats and multi-capability architecture are outside this completion round.</w:t>
       </w:r>
     </w:p>
     <w:sectPr>
